--- a/Especializacion/Evaluaciones/2026-2/Fichas de evaluacion/05 - G-005 - Prediccion de fallas SCADA-OMS-GIS en CENS/1 - Ficha de preparacion.docx
+++ b/Especializacion/Evaluaciones/2026-2/Fichas de evaluacion/05 - G-005 - Prediccion de fallas SCADA-OMS-GIS en CENS/1 - Ficha de preparacion.docx
@@ -333,7 +333,25 @@
           <w:color w:val="2B2B2B"/>
           <w:sz w:val="22"/>
         </w:rPr>
-        <w:t xml:space="preserve"> que reproduce la estructura y el comportamiento estadístico esperado de SCADA, OMS y GIS (p. 12; el abstract en inglés lo llama literalmente «simulated dataset», p. 14; la conclusión lo repite: «un conjunto sintético estructurado para fines académicos», p. 112).</w:t>
+        <w:t xml:space="preserve"> que reproduce la estructura y el comportamiento estadístico esperado de SCADA, OMS y GIS. Cada lugar usa una palabra distinta: la p. 12 dice «construido» (la palabra «sintético» </w:t>
+      </w:r>
+      <w:r>
+        <w:rPr>
+          <w:rFonts w:ascii="Calibri" w:hAnsi="Calibri"/>
+          <w:b/>
+          <w:color w:val="2B2B2B"/>
+          <w:sz w:val="22"/>
+        </w:rPr>
+        <w:t>no</w:t>
+      </w:r>
+      <w:r>
+        <w:rPr>
+          <w:rFonts w:ascii="Calibri" w:hAnsi="Calibri"/>
+          <w:b w:val="0"/>
+          <w:color w:val="2B2B2B"/>
+          <w:sz w:val="22"/>
+        </w:rPr>
+        <w:t xml:space="preserve"> aparece en el resumen), el abstract en inglés lo llama literalmente «simulated dataset» (p. 14) y la conclusión es la única que lo dice en español: «un conjunto sintético estructurado para fines académicos» (p. 112) —de hecho, aplicada a su propio conjunto, la palabra «sintético» aparece una sola vez en las 115 páginas—.</w:t>
       </w:r>
     </w:p>
     <w:p>
@@ -344,7 +362,7 @@
           <w:color w:val="2B2B2B"/>
           <w:sz w:val="22"/>
         </w:rPr>
-        <w:t xml:space="preserve">Sobre ese conjunto: 87.500 eventos iniciales, 83.900 válidos tras depurar 3.600 (4,11 %), 20.900 activos trazables y 46 variables (pp. 76, 78). El aporte metodológico más sólido es haber definido la unidad de análisis </w:t>
+        <w:t xml:space="preserve">Sobre ese conjunto: 87.500 eventos iniciales, 83.900 válidos tras depurar 3.600 (4,11 %), 20.900 activos trazables y 46 variables. Reparto exacto de las citas: las 46 variables y los 20.900 activos solo en la Tabla 11 (p. 76); el 4,11 % solo en la Tabla 12 (p. 78); las tres cifras de eventos también en la p. 47. El aporte metodológico más sólido es haber definido la unidad de análisis </w:t>
       </w:r>
       <w:r>
         <w:rPr>
@@ -362,7 +380,7 @@
           <w:color w:val="2B2B2B"/>
           <w:sz w:val="22"/>
         </w:rPr>
-        <w:t xml:space="preserve"> para construir la clase negativa y no acabar clasificando eventos ya ocurridos (pp. 48, 95), y haber excluido explícitamente como predictoras las variables de resultado (duración, usuarios afectados, ENS, SAIDI, SAIFI) para evitar fuga de información (pp. 49, 96).</w:t>
+        <w:t xml:space="preserve"> para construir la clase negativa y no acabar clasificando eventos ya ocurridos (pp. 48, 95), y haber excluido explícitamente como predictoras las variables de resultado (duración, usuarios afectados, ENS, SAIDI, SAIFI) para evitar fuga de información (pp. 49, 96; la p. 96 añade tipo de falla, causa y tipo de evento).</w:t>
       </w:r>
     </w:p>
     <w:p>
@@ -373,7 +391,7 @@
           <w:color w:val="2B2B2B"/>
           <w:sz w:val="22"/>
         </w:rPr>
-        <w:t>Resultados: partición temporal con 6.409.824 filas de entrenamiento (2019-2024) y 1.003.200 de prueba (2025); ROC-AUC de 0,594 para Regresión Logística, 0,605 para Random Forest y 0,616 para XGBoost; PR-AUC máximo 0,053; mayor recall el de Random Forest, 0,297 (pp. 96-99, 111). SHAP sobre 5.000 registros identifica MES_SEMANA, EDAD_ACTIVO_SEMANA, TIPO_ACTIVO, MUNICIPIO y PRECIP_TOTAL_ULT_4S (p. 100). Una matriz multicriterio de 11 criterios selecciona XGBoost (0,6146 frente a 0,4189 y 0,3944) (pp. 104, 108).</w:t>
+        <w:t>Resultados: partición temporal con 6.409.824 filas de entrenamiento (del 31/12/2018 al 30/12/2024, corte el 1/1/2025) y 1.003.200 de prueba (2025); ROC-AUC de 0,594 para Regresión Logística, 0,605 para Random Forest y 0,616 para XGBoost (exactos: 0,593935 / 0,605019 / 0,616290); PR-AUC máximo 0,053; mayor recall el de Random Forest, 0,297 (pp. 96-99, 111). SHAP sobre 5.000 registros identifica MES_SEMANA, EDAD_ACTIVO_SEMANA, TIPO_ACTIVO, MUNICIPIO y PRECIP_TOTAL_ULT_4S (p. 100). Una matriz multicriterio selecciona XGBoost (0,614595 frente a 0,418922 y 0,394371): el dato de los «11 criterios ponderados» está solo en la p. 108, mientras la p. 104 nombra seis grupos de criterios (desempeño, calibración, robustez, interpretabilidad, facilidad de implementación, trazabilidad).</w:t>
       </w:r>
     </w:p>
     <w:p>
@@ -393,7 +411,7 @@
           <w:color w:val="2B2B2B"/>
           <w:sz w:val="22"/>
         </w:rPr>
-        <w:t xml:space="preserve"> un prototipo de tablero en Streamlit que integra el modelo XGBoost y SHAP, declarado prueba de concepto y no implementación productiva (pp. 71, 112). Caso de prueba: activo ACT-012907, conductor de MT en El Tarra, ~35 años, P(falla)=0,345 a cuatro semanas, riesgo alto, resultado retrospectivo </w:t>
+        <w:t xml:space="preserve"> un prototipo de tablero en Streamlit que integra el modelo XGBoost y SHAP, declarado prueba de concepto y no implementación productiva (pp. 71, 112). Caso de prueba: activo ACT-012907, conductor de MT en zona rural del municipio de El Tarra, ~35 años, P(falla)=0,345 a cuatro semanas, riesgo alto, resultado retrospectivo </w:t>
       </w:r>
       <w:r>
         <w:rPr>
@@ -655,7 +673,7 @@
                 <w:color w:val="2B2B2B"/>
                 <w:sz w:val="20"/>
               </w:rPr>
-              <w:t>ETL, reglas de exclusión, matriz de calidad, diccionario de datos y panel activo-semana: pp. 64-69, 76-78, 107</w:t>
+              <w:t>ETL, reglas de exclusión, matriz de calidad, diccionario de datos y panel activo-semana: pp. 64-70, 76-78, 107</w:t>
             </w:r>
           </w:p>
         </w:tc>
@@ -672,7 +690,7 @@
                 <w:color w:val="2B2B2B"/>
                 <w:sz w:val="20"/>
               </w:rPr>
-              <w:t>Que sea sobre datos sintéticos no se enuncia en este apartado ni en la Tabla 14 (pp. 107-108); allí se lee «objetivo ejecutado sobre el conjunto de datos», sin el matiz</w:t>
+              <w:t>Que sea sobre datos sintéticos no se enuncia en este apartado ni en la Tabla 14 (pp. 107-108); allí se lee «objetivo ejecutado sobre el conjunto de datos», sin el matiz. Y de las seis variables de SCADA de la Tabla 9 (p. 68), las seis quedan excluidas por fuga: al modelo final no entra ninguna</w:t>
             </w:r>
           </w:p>
         </w:tc>
@@ -768,7 +786,25 @@
                 <w:color w:val="2B2B2B"/>
                 <w:sz w:val="20"/>
               </w:rPr>
-              <w:t>El documento anuncia k-fold estratificado por circuito y partición por circuito (pp. 51, 53), pero en resultados solo se reporta la partición temporal (p. 96). No hay tabla de hiperparámetros ni de folds</w:t>
+              <w:t xml:space="preserve">El documento anuncia el «k-fold estratificada por circuito» </w:t>
+            </w:r>
+            <w:r>
+              <w:rPr>
+                <w:rFonts w:ascii="Calibri" w:hAnsi="Calibri"/>
+                <w:b/>
+                <w:color w:val="2B2B2B"/>
+                <w:sz w:val="20"/>
+              </w:rPr>
+              <w:t>solo en la p. 51</w:t>
+            </w:r>
+            <w:r>
+              <w:rPr>
+                <w:rFonts w:ascii="Calibri" w:hAnsi="Calibri"/>
+                <w:b w:val="0"/>
+                <w:color w:val="2B2B2B"/>
+                <w:sz w:val="20"/>
+              </w:rPr>
+              <w:t xml:space="preserve"> —única vez en las 115 páginas— y la partición por circuito en las pp. 51, 53 y 55; en resultados solo se reporta la partición temporal (p. 96). No hay tabla de hiperparámetros ni de folds</w:t>
             </w:r>
           </w:p>
         </w:tc>
@@ -838,7 +874,25 @@
                 <w:color w:val="2B2B2B"/>
                 <w:sz w:val="20"/>
               </w:rPr>
-              <w:t>La Tabla 13 solo publica ROC-AUC, PR-AUC y precision; recall, F1, Brier y tiempos se mencionan en texto (pp. 99, 107) pero no se tabulan. La nota de la Tabla 13 habla del Brier Score, que no aparece en la tabla (p. 97)</w:t>
+              <w:t xml:space="preserve">La Tabla 13 solo publica ROC-AUC, PR-AUC y precision. La p. 99 da recall (0,297) y F1 (0,097) solo de los mejores, y la lista completa —recall, F1, especificidad, accuracy, Brier, tiempos de entrenamiento e inferencia— está en la p. 107 y en la Tabla 14 (p. 108) </w:t>
+            </w:r>
+            <w:r>
+              <w:rPr>
+                <w:rFonts w:ascii="Calibri" w:hAnsi="Calibri"/>
+                <w:b/>
+                <w:color w:val="2B2B2B"/>
+                <w:sz w:val="20"/>
+              </w:rPr>
+              <w:t>sin un solo valor numérico</w:t>
+            </w:r>
+            <w:r>
+              <w:rPr>
+                <w:rFonts w:ascii="Calibri" w:hAnsi="Calibri"/>
+                <w:b w:val="0"/>
+                <w:color w:val="2B2B2B"/>
+                <w:sz w:val="20"/>
+              </w:rPr>
+              <w:t>. La nota de la Tabla 13 habla del Brier Score, que no aparece en la tabla (p. 97)</w:t>
             </w:r>
           </w:p>
         </w:tc>
@@ -897,7 +951,7 @@
                 <w:color w:val="2B2B2B"/>
                 <w:sz w:val="20"/>
               </w:rPr>
-              <w:t>Puntajes 0,6146 / 0,4189 / 0,3944 (pp. 104, 108)</w:t>
+              <w:t>Puntajes 0,614595 / 0,418922 / 0,394371 (pp. 104, 108)</w:t>
             </w:r>
           </w:p>
         </w:tc>
@@ -916,7 +970,7 @@
                 <w:color w:val="2B2B2B"/>
                 <w:sz w:val="20"/>
               </w:rPr>
-              <w:t>No se publican los 11 criterios, sus pesos ni las calificaciones parciales: solo el puntaje final (pp. 104, 108)</w:t>
+              <w:t>No se publican los criterios, sus pesos ni las calificaciones parciales: solo el puntaje final. El dato de los «11 criterios ponderados» está solo en la p. 108; la p. 104 nombra seis grupos de criterios</w:t>
             </w:r>
           </w:p>
         </w:tc>
@@ -986,7 +1040,7 @@
                 <w:color w:val="2B2B2B"/>
                 <w:sz w:val="20"/>
               </w:rPr>
-              <w:t>Ese experimento de ablación no aparece en el capítulo de modelamiento (pp. 95-104). La hipótesis queda abierta y las conclusiones no lo declaran</w:t>
+              <w:t>Ese experimento de ablación no aparece en el capítulo de modelamiento (pp. 95-104). Ojo con el alegato que tienen a mano: la p. 105 afirma que las variables climáticas «fueron incorporadas como predictores y su aporte fue analizado mediante las métricas de desempeño y SHAP» —importancia SHAP no es ablación—. La hipótesis queda abierta y las conclusiones no lo declaran</w:t>
             </w:r>
           </w:p>
         </w:tc>
@@ -1064,7 +1118,25 @@
                 <w:color w:val="2B2B2B"/>
                 <w:sz w:val="20"/>
               </w:rPr>
-              <w:t>Las conclusiones (pp. 110-112) no confrontan la meta con el resultado</w:t>
+              <w:t xml:space="preserve">Las conclusiones (pp. 110-112) no confrontan la meta con el resultado: leídas íntegras, no aparece «0,75», ni «70 %», ni la palabra «meta». Matiz para no acusar de incumplimiento total: la p. 29 añade dos metas más, y una </w:t>
+            </w:r>
+            <w:r>
+              <w:rPr>
+                <w:rFonts w:ascii="Calibri" w:hAnsi="Calibri"/>
+                <w:b/>
+                <w:color w:val="2B2B2B"/>
+                <w:sz w:val="20"/>
+              </w:rPr>
+              <w:t>sí</w:t>
+            </w:r>
+            <w:r>
+              <w:rPr>
+                <w:rFonts w:ascii="Calibri" w:hAnsi="Calibri"/>
+                <w:b w:val="0"/>
+                <w:color w:val="2B2B2B"/>
+                <w:sz w:val="20"/>
+              </w:rPr>
+              <w:t xml:space="preserve"> se cumplió («identificar al menos cinco variables con alta contribución explicativa mediante análisis SHAP», logrado en la p. 100)</w:t>
             </w:r>
           </w:p>
         </w:tc>
@@ -1105,7 +1177,7 @@
           <w:color w:val="2B2B2B"/>
           <w:sz w:val="22"/>
         </w:rPr>
-        <w:t xml:space="preserve"> El resumen (p. 12), el abstract (p. 14) y la conclusión general (p. 112) dicen que el conjunto es sintético y que los resultados no representan el desempeño sobre datos reales de CENS. No es un trabajo que esconda su límite principal en el documento.</w:t>
+        <w:t xml:space="preserve"> El resumen (p. 12), el abstract (p. 14) y la conclusión general (p. 112) dicen que el conjunto no es real y que los resultados no representan el desempeño sobre datos de CENS. Son tres lugares, pero con tres palabras distintas: «construido» (p. 12), «simulated dataset» (p. 14) y «sintético» (p. 112, la única vez en español en todo el documento). No es un trabajo que esconda su límite principal en el documento.</w:t>
       </w:r>
     </w:p>
     <w:p>
@@ -1151,7 +1223,43 @@
           <w:color w:val="2B2B2B"/>
           <w:sz w:val="22"/>
         </w:rPr>
-        <w:t xml:space="preserve"> Excluyen duración, usuarios afectados, ENS, SAIDI, SAIFI, tipo de falla, causa y tipo de evento como predictoras, con la razón técnica correcta (pp. 49, 96). El diccionario de datos clasifica cada variable por uso: predictora, segmentación, respuesta o evaluación (pp. 68-70).</w:t>
+        <w:t xml:space="preserve"> Excluyen duración, usuarios afectados, ENS, SAIDI, SAIFI, tipo de falla, causa y tipo de evento como predictoras, con la razón técnica correcta (pp. 49, 96), y el diccionario de datos documenta el uso de cada variable en una columna propia (Tabla 9, pp. 68-70). </w:t>
+      </w:r>
+      <w:r>
+        <w:rPr>
+          <w:rFonts w:ascii="Calibri" w:hAnsi="Calibri"/>
+          <w:b/>
+          <w:color w:val="2B2B2B"/>
+          <w:sz w:val="22"/>
+        </w:rPr>
+        <w:t>Precisión que hay que llevar bien aprendida antes de citarla:</w:t>
+      </w:r>
+      <w:r>
+        <w:rPr>
+          <w:rFonts w:ascii="Calibri" w:hAnsi="Calibri"/>
+          <w:b w:val="0"/>
+          <w:color w:val="2B2B2B"/>
+          <w:sz w:val="22"/>
+        </w:rPr>
+        <w:t xml:space="preserve"> el texto de la p. 68 anuncia una columna «Uso en el modelo» que distinguiría entre predictoras, de segmentación y de respuesta/evaluación, pero la columna real se titula «Uso en el modelo final» y sus valores son «Excluida por data leakage» (las seis variables SCADA y todas las de resultado), «Predictora: NOMBRE» (7 variables), «No incluida como predictora final» (Circuito), «Variable objetivo» (Y) y «Excluidos como predictores; utilizados como contexto/evaluación» (SAIDI/SAIFI). La etiqueta «Segmentación» </w:t>
+      </w:r>
+      <w:r>
+        <w:rPr>
+          <w:rFonts w:ascii="Calibri" w:hAnsi="Calibri"/>
+          <w:b/>
+          <w:color w:val="2B2B2B"/>
+          <w:sz w:val="22"/>
+        </w:rPr>
+        <w:t>no existe</w:t>
+      </w:r>
+      <w:r>
+        <w:rPr>
+          <w:rFonts w:ascii="Calibri" w:hAnsi="Calibri"/>
+          <w:b w:val="0"/>
+          <w:color w:val="2B2B2B"/>
+          <w:sz w:val="22"/>
+        </w:rPr>
+        <w:t xml:space="preserve"> en la tabla: MUNICIPIO y ZONA figuran como predictoras.</w:t>
       </w:r>
     </w:p>
     <w:p>
@@ -1257,7 +1365,7 @@
           <w:color w:val="007433"/>
           <w:sz w:val="32"/>
         </w:rPr>
-        <w:t>4. Debilidades y huecos (con página)</w:t>
+        <w:t>4. OBSERVACIONES DEL DOCUMENTO — debilidades y huecos (con página)</w:t>
       </w:r>
     </w:p>
     <w:p>
@@ -1271,7 +1379,7 @@
           <w:color w:val="2B2B2B"/>
           <w:sz w:val="22"/>
         </w:rPr>
-        <w:t>La presentación no dice que los datos son sintéticos.</w:t>
+        <w:t>Contradicciones internas sobre la naturaleza del dato.</w:t>
       </w:r>
       <w:r>
         <w:rPr>
@@ -1280,25 +1388,7 @@
           <w:color w:val="2B2B2B"/>
           <w:sz w:val="22"/>
         </w:rPr>
-        <w:t xml:space="preserve"> En las 15 diapositivas no aparece la palabra sintético ni la restricción de acceso. La diapositiva 7 presenta como </w:t>
-      </w:r>
-      <w:r>
-        <w:rPr>
-          <w:rFonts w:ascii="Calibri" w:hAnsi="Calibri"/>
-          <w:b/>
-          <w:color w:val="2B2B2B"/>
-          <w:sz w:val="22"/>
-        </w:rPr>
-        <w:t>POBLACIÓN</w:t>
-      </w:r>
-      <w:r>
-        <w:rPr>
-          <w:rFonts w:ascii="Calibri" w:hAnsi="Calibri"/>
-          <w:b w:val="0"/>
-          <w:color w:val="2B2B2B"/>
-          <w:sz w:val="22"/>
-        </w:rPr>
-        <w:t xml:space="preserve"> «87.500 eventos históricos de interrupción + 600.000 usuarios CENS» y la 10 titula «600.000 usuarios analizados» y «ETL exitoso» (diapositivas 7 y 10). El documento dice lo contrario (pp. 14, 112). Es la brecha más grande entre documento y sustentación, y es la que hay que resolver en sala.</w:t>
+        <w:t xml:space="preserve"> En Tipo de investigación: «Se analizan datos históricos reales del sistema» (p. 45). En Validez: «Se garantiza mediante: uso de datos oficiales corporativos» (p. 52). Ambas frases son incompatibles con pp. 14 y 112. Las notas de las figuras atribuyen la fuente a «Distribuidora de Energía, Norte de Santander (2019-2025)» (pp. 86, 87 y también 89, Figura 8: el patrón es más extenso de lo que parece), como si fuera el operador real. La sustentación no arrastra esta contradicción: la resuelve por supresión —la palabra no aparece en ninguna de las 15 diapositivas—, y eso es la §5, punto 1.</w:t>
       </w:r>
     </w:p>
     <w:p>
@@ -1312,7 +1402,7 @@
           <w:color w:val="2B2B2B"/>
           <w:sz w:val="22"/>
         </w:rPr>
-        <w:t>Contradicciones internas sobre la naturaleza del dato.</w:t>
+        <w:t>Restos de una versión anterior que se contradicen con los resultados finales.</w:t>
       </w:r>
       <w:r>
         <w:rPr>
@@ -1321,7 +1411,43 @@
           <w:color w:val="2B2B2B"/>
           <w:sz w:val="22"/>
         </w:rPr>
-        <w:t xml:space="preserve"> En Tipo de investigación: «Se analizan datos históricos reales del sistema» (p. 45). En Validez: «Se garantiza mediante: uso de datos oficiales corporativos» (p. 52). Ambas frases son incompatibles con pp. 14 y 112. Las notas de las figuras atribuyen la fuente a «Distribuidora de Energía, Norte de Santander (2019-2025)» (pp. 86, 87), como si fuera el operador real.</w:t>
+        <w:t xml:space="preserve"> La p. 29 afirma que la verificación cuantitativa de las metas «no forma parte del alcance ejecutado en esta entrega»; la p. 45 dice que el entrenamiento y la comparación real «queda fuera de los límites ejecutados»; la p. 55 dice que la Fase 5 «constituye la línea de trabajo recomendada para que CENS… ejecute»; la p. 77 dice que la aptitud del panel «se confirmará una vez se complete su construcción». Todo eso convive con pp. 96-108, donde el entrenamiento, la evaluación, SHAP y la matriz multicriterio </w:t>
+      </w:r>
+      <w:r>
+        <w:rPr>
+          <w:rFonts w:ascii="Calibri" w:hAnsi="Calibri"/>
+          <w:b/>
+          <w:color w:val="2B2B2B"/>
+          <w:sz w:val="22"/>
+        </w:rPr>
+        <w:t>sí</w:t>
+      </w:r>
+      <w:r>
+        <w:rPr>
+          <w:rFonts w:ascii="Calibri" w:hAnsi="Calibri"/>
+          <w:b w:val="0"/>
+          <w:color w:val="2B2B2B"/>
+          <w:sz w:val="22"/>
+        </w:rPr>
+        <w:t xml:space="preserve"> están ejecutados. Un jurado que lea solo la metodología concluye que no hubo modelos. </w:t>
+      </w:r>
+      <w:r>
+        <w:rPr>
+          <w:rFonts w:ascii="Calibri" w:hAnsi="Calibri"/>
+          <w:b/>
+          <w:color w:val="2B2B2B"/>
+          <w:sz w:val="22"/>
+        </w:rPr>
+        <w:t>Agravante: en la p. 55 la contradicción no exige cruzar dos capítulos, cabe en una hoja</w:t>
+      </w:r>
+      <w:r>
+        <w:rPr>
+          <w:rFonts w:ascii="Calibri" w:hAnsi="Calibri"/>
+          <w:b w:val="0"/>
+          <w:color w:val="2B2B2B"/>
+          <w:sz w:val="22"/>
+        </w:rPr>
+        <w:t xml:space="preserve"> —el encabezado dice «Fase 5: Interpretabilidad y Selección — Estado: Ejecutada; análisis SHAP y matriz multicriterio para selección del modelo» y cuatro líneas más abajo la última viñeta de esa misma fase la manda a CENS—.</w:t>
       </w:r>
     </w:p>
     <w:p>
@@ -1335,7 +1461,7 @@
           <w:color w:val="2B2B2B"/>
           <w:sz w:val="22"/>
         </w:rPr>
-        <w:t>Restos de una versión anterior que se contradicen con los resultados finales.</w:t>
+        <w:t>Desbalance de clases declarado que no cuadra con la aritmética del propio documento.</w:t>
       </w:r>
       <w:r>
         <w:rPr>
@@ -1344,7 +1470,7 @@
           <w:color w:val="2B2B2B"/>
           <w:sz w:val="22"/>
         </w:rPr>
-        <w:t xml:space="preserve"> La p. 29 afirma que la verificación cuantitativa de las metas «no forma parte del alcance ejecutado en esta entrega»; la p. 45 dice que el entrenamiento y la comparación real «queda fuera de los límites ejecutados»; la p. 55 dice que la Fase 5 «constituye la línea de trabajo recomendada para que CENS… ejecute»; la p. 77 dice que la aptitud del panel «se confirmará una vez se complete su construcción». Todo eso convive con pp. 96-108, donde el entrenamiento, la evaluación, SHAP y la matriz multicriterio </w:t>
+        <w:t xml:space="preserve"> Las pp. 49 </w:t>
       </w:r>
       <w:r>
         <w:rPr>
@@ -1353,7 +1479,7 @@
           <w:color w:val="2B2B2B"/>
           <w:sz w:val="22"/>
         </w:rPr>
-        <w:t>sí</w:t>
+        <w:t>y 51</w:t>
       </w:r>
       <w:r>
         <w:rPr>
@@ -1362,7 +1488,25 @@
           <w:color w:val="2B2B2B"/>
           <w:sz w:val="22"/>
         </w:rPr>
-        <w:t xml:space="preserve"> están ejecutados. Un jurado que lea solo la metodología concluye que no hubo modelos.</w:t>
+        <w:t xml:space="preserve"> fijan la clase positiva en «aproximadamente el 18 %» y la negativa en 82 %, así que no es un desliz aislado de una página. Pero el panel tiene 7.413.024 filas (6.409.824 + 1.003.200, p. 96) y como máximo 83.900 pueden ser positivas (p. 47): 83.900 / 7.413.024 = </w:t>
+      </w:r>
+      <w:r>
+        <w:rPr>
+          <w:rFonts w:ascii="Calibri" w:hAnsi="Calibri"/>
+          <w:b/>
+          <w:color w:val="2B2B2B"/>
+          <w:sz w:val="22"/>
+        </w:rPr>
+        <w:t>1,132 %</w:t>
+      </w:r>
+      <w:r>
+        <w:rPr>
+          <w:rFonts w:ascii="Calibri" w:hAnsi="Calibri"/>
+          <w:b w:val="0"/>
+          <w:color w:val="2B2B2B"/>
+          <w:sz w:val="22"/>
+        </w:rPr>
+        <w:t>, no 18 %. Un tercer número, el PR-AUC de 0,053 (p. 97), apunta a algo cercano al 5 %; y un cuarto sale de la Figura 10 (p. 97), que sí es legible: con accuracy ≈0,84, especificidad ≈0,86 y recall ≈0,25 para XGBoost, la prevalencia implícita de la prueba de 2025 es ≈3,5 %. Cuatro cifras incompatibles: al menos tres son falsas. En las diapositivas este problema es invisible: «18 %», «prevalencia» y «desbalance» dan cero coincidencias en las 15 (§5, punto 7).</w:t>
       </w:r>
     </w:p>
     <w:p>
@@ -1376,7 +1520,7 @@
           <w:color w:val="2B2B2B"/>
           <w:sz w:val="22"/>
         </w:rPr>
-        <w:t>Desbalance de clases declarado que no cuadra con la aritmética del propio documento.</w:t>
+        <w:t>Las particiones declaradas no son las ejecutadas.</w:t>
       </w:r>
       <w:r>
         <w:rPr>
@@ -1385,7 +1529,25 @@
           <w:color w:val="2B2B2B"/>
           <w:sz w:val="22"/>
         </w:rPr>
-        <w:t xml:space="preserve"> La p. 49 fija la clase positiva en «aproximadamente el 18 %» y la negativa en 82 %. Pero el panel tiene 7.413.024 filas (6.409.824 + 1.003.200, p. 96) y como máximo 83.900 pueden ser positivas (p. 47): eso da 1,13 %, no 18 %. Un tercer número, el PR-AUC de ~0,05 (p. 97), tampoco coincide con ninguna de las dos cifras. Alguno de los tres está mal y conviene saber cuál.</w:t>
+        <w:t xml:space="preserve"> La p. 51 y la Tabla 11 (p. 76) fijan 70 % / 30 %; la p. 96 reporta 2019-2024 contra 2025, que es 86,5 % / 13,5 % (6.409.824 y 1.003.200 sobre 7.413.024). También se anuncia partición por circuito (pp. 51, 53 y 55) y «validación cruzada k-fold estratificada por circuito» (</w:t>
+      </w:r>
+      <w:r>
+        <w:rPr>
+          <w:rFonts w:ascii="Calibri" w:hAnsi="Calibri"/>
+          <w:b/>
+          <w:color w:val="2B2B2B"/>
+          <w:sz w:val="22"/>
+        </w:rPr>
+        <w:t>solo p. 51</w:t>
+      </w:r>
+      <w:r>
+        <w:rPr>
+          <w:rFonts w:ascii="Calibri" w:hAnsi="Calibri"/>
+          <w:b w:val="0"/>
+          <w:color w:val="2B2B2B"/>
+          <w:sz w:val="22"/>
+        </w:rPr>
+        <w:t>), que no aparecen en resultados. El mazo proyecta las dos particiones incompatibles en dos diapositivas distintas y anuncia dos veces la validación cruzada: §5, puntos 9 y 6.</w:t>
       </w:r>
     </w:p>
     <w:p>
@@ -1399,7 +1561,7 @@
           <w:color w:val="2B2B2B"/>
           <w:sz w:val="22"/>
         </w:rPr>
-        <w:t>Las particiones declaradas no son las ejecutadas.</w:t>
+        <w:t>Umbrales de decisión radicalmente distintos entre modelos:</w:t>
       </w:r>
       <w:r>
         <w:rPr>
@@ -1408,7 +1570,25 @@
           <w:color w:val="2B2B2B"/>
           <w:sz w:val="22"/>
         </w:rPr>
-        <w:t xml:space="preserve"> La p. 51 y la Tabla 11 (p. 76) fijan 70 % / 30 %; la p. 96 y la diapositiva 11 reportan 2019-2024 contra 2025, que es 86,5 % / 13,5 %. La misma diapositiva 7 sigue anunciando «Train/Test 70 %-30 %» mientras la 11 muestra la partición temporal. También se anuncia partición por circuito y k-fold por circuito (pp. 51, 53) que no aparecen en resultados.</w:t>
+        <w:t xml:space="preserve"> 0,60 para Regresión Logística, 0,57 para Random Forest y </w:t>
+      </w:r>
+      <w:r>
+        <w:rPr>
+          <w:rFonts w:ascii="Calibri" w:hAnsi="Calibri"/>
+          <w:b/>
+          <w:color w:val="2B2B2B"/>
+          <w:sz w:val="22"/>
+        </w:rPr>
+        <w:t>0,05</w:t>
+      </w:r>
+      <w:r>
+        <w:rPr>
+          <w:rFonts w:ascii="Calibri" w:hAnsi="Calibri"/>
+          <w:b w:val="0"/>
+          <w:color w:val="2B2B2B"/>
+          <w:sz w:val="22"/>
+        </w:rPr>
+        <w:t xml:space="preserve"> para XGBoost (p. 97). Precision, recall y F1 son métricas dependientes del umbral: compararlas con umbrales que difieren en un orden de magnitud no es una comparación entre iguales, y la selección de XGBoost se apoya en parte en esas métricas. Ninguno de los tres umbrales llega a la pantalla (§5, punto 7).</w:t>
       </w:r>
     </w:p>
     <w:p>
@@ -1422,7 +1602,7 @@
           <w:color w:val="2B2B2B"/>
           <w:sz w:val="22"/>
         </w:rPr>
-        <w:t>Umbrales de decisión radicalmente distintos entre modelos:</w:t>
+        <w:t>Del prototipo no hay una sola imagen.</w:t>
       </w:r>
       <w:r>
         <w:rPr>
@@ -1431,7 +1611,7 @@
           <w:color w:val="2B2B2B"/>
           <w:sz w:val="22"/>
         </w:rPr>
-        <w:t xml:space="preserve"> 0,60 para Regresión Logística, 0,57 para Random Forest y </w:t>
+        <w:t xml:space="preserve"> La p. 71 afirma «prototipo funcional en Streamlit»; la lista de figuras tiene 16 figuras y ninguna es una captura del tablero (p. 11). Verificado además a nivel de imágenes incrustadas: el PDF tiene 21 imágenes en total —el logo de la p. 1, dos firmas repetidas en las pp. 16 y 17, y las 16 figuras, en las pp. 57, 79, 81, 82, 84, 86, 87, 89, 91, 97, 98, 99, 101, 102 y 103— y </w:t>
       </w:r>
       <w:r>
         <w:rPr>
@@ -1440,7 +1620,7 @@
           <w:color w:val="2B2B2B"/>
           <w:sz w:val="22"/>
         </w:rPr>
-        <w:t>0,05</w:t>
+        <w:t>las pp. 71 y 72 no contienen ninguna imagen</w:t>
       </w:r>
       <w:r>
         <w:rPr>
@@ -1449,7 +1629,25 @@
           <w:color w:val="2B2B2B"/>
           <w:sz w:val="22"/>
         </w:rPr>
-        <w:t xml:space="preserve"> para XGBoost (p. 97). Precision, recall y F1 son métricas dependientes del umbral: compararlas con umbrales que difieren en un orden de magnitud no es una comparación entre iguales, y la selección de XGBoost se apoya en parte en esas métricas.</w:t>
+        <w:t xml:space="preserve">. Además, en el mismo capítulo la p. 72 dice que «la especificación técnica del producto… </w:t>
+      </w:r>
+      <w:r>
+        <w:rPr>
+          <w:rFonts w:ascii="Calibri" w:hAnsi="Calibri"/>
+          <w:b/>
+          <w:color w:val="2B2B2B"/>
+          <w:sz w:val="22"/>
+        </w:rPr>
+        <w:t>sí</w:t>
+      </w:r>
+      <w:r>
+        <w:rPr>
+          <w:rFonts w:ascii="Calibri" w:hAnsi="Calibri"/>
+          <w:b w:val="0"/>
+          <w:color w:val="2B2B2B"/>
+          <w:sz w:val="22"/>
+        </w:rPr>
+        <w:t xml:space="preserve"> forma parte del alcance ejecutado» y la nota de la Tabla 10 precisa que lo que queda fuera es «su ejecución sobre una implementación real y sobre datos operativos de CENS» (p. 74) —cita completa, porque recortada en «no forma parte del alcance ejecutado» parece negar el prototipo y no lo niega—, mientras Streamlit aparece en la lista de tecnologías «recomendadas para una eventual implementación», «documentada como recomendación técnica y no como stack ya implementado» (p. 73). El documento declara el prototipo dos veces (pp. 71 y 112); lo que no aporta es una sola evidencia visual de él. La diapositiva 13 hace tres cosas más con ese mismo material —lo declara producto, cambia el tiempo verbal de la Tabla 10 y rotula las tecnologías como «utilizadas»— y tampoco trae captura: §5, puntos 11 y 12.</w:t>
       </w:r>
     </w:p>
     <w:p>
@@ -1463,7 +1661,7 @@
           <w:color w:val="2B2B2B"/>
           <w:sz w:val="22"/>
         </w:rPr>
-        <w:t>Del prototipo no hay una sola imagen.</w:t>
+        <w:t>Dos probabilidades distintas para el mismo activo.</w:t>
       </w:r>
       <w:r>
         <w:rPr>
@@ -1472,25 +1670,7 @@
           <w:color w:val="2B2B2B"/>
           <w:sz w:val="22"/>
         </w:rPr>
-        <w:t xml:space="preserve"> La p. 71 y la diapositiva 13 afirman «prototipo funcional en Streamlit»; la lista de figuras tiene 16 figuras y ninguna es una captura del tablero (p. 11). Además, en el mismo capítulo la p. 72 dice que «la especificación técnica del producto… </w:t>
-      </w:r>
-      <w:r>
-        <w:rPr>
-          <w:rFonts w:ascii="Calibri" w:hAnsi="Calibri"/>
-          <w:b/>
-          <w:color w:val="2B2B2B"/>
-          <w:sz w:val="22"/>
-        </w:rPr>
-        <w:t>sí</w:t>
-      </w:r>
-      <w:r>
-        <w:rPr>
-          <w:rFonts w:ascii="Calibri" w:hAnsi="Calibri"/>
-          <w:b w:val="0"/>
-          <w:color w:val="2B2B2B"/>
-          <w:sz w:val="22"/>
-        </w:rPr>
-        <w:t xml:space="preserve"> forma parte del alcance ejecutado» y la nota de la Tabla 10 precisa que lo que queda fuera es «su ejecución sobre una implementación real y sobre datos operativos de CENS» (p. 74) —cita completa, porque recortada en «no forma parte del alcance ejecutado» parece negar el prototipo y no lo niega—, mientras Streamlit aparece en la lista de tecnologías «recomendadas para una eventual implementación», «documentada como recomendación técnica y no como stack ya implementado» (p. 73). El documento declara el prototipo tres veces (pp. 71, 112 y diap. 13); lo que no aporta es una sola evidencia visual de él.</w:t>
+        <w:t xml:space="preserve"> El caso oficial da P(falla)=0,345 (p. 72) y la Figura 14 da 0,236 para ACT-012907 (p. 102). El documento lo advierte en una nota metodológica (p. 104), lo cual está bien. Lo que el mazo hace con esas dos cifras —ponerlas en diapositivas consecutivas y dejar la nota fuera— es la §5, punto 10.</w:t>
       </w:r>
     </w:p>
     <w:p>
@@ -1504,7 +1684,7 @@
           <w:color w:val="2B2B2B"/>
           <w:sz w:val="22"/>
         </w:rPr>
-        <w:t>Dos probabilidades distintas para el mismo activo.</w:t>
+        <w:t>Hipótesis 1 e hipótesis 2 sin cierre formal.</w:t>
       </w:r>
       <w:r>
         <w:rPr>
@@ -1513,7 +1693,25 @@
           <w:color w:val="2B2B2B"/>
           <w:sz w:val="22"/>
         </w:rPr>
-        <w:t xml:space="preserve"> El caso oficial da P(falla)=0,345 (p. 72) y la Figura 14 da 0,236 para ACT-012907 (p. 102). El documento lo advierte en una nota metodológica (p. 104), lo cual está bien, pero en la diapositiva 12 aparece 0,236 y en la 13 aparece 34,5 % sin la aclaración.</w:t>
+        <w:t xml:space="preserve"> La 1 exige una ablación que no se hizo (pp. 87-88, 94). La 2 (Random Forest con mayor recall que la regresión logística) se enuncia en la p. 111 solo con el recall de Random Forest, 0,297; el de la regresión logística </w:t>
+      </w:r>
+      <w:r>
+        <w:rPr>
+          <w:rFonts w:ascii="Calibri" w:hAnsi="Calibri"/>
+          <w:b/>
+          <w:color w:val="2B2B2B"/>
+          <w:sz w:val="22"/>
+        </w:rPr>
+        <w:t>no está en ninguna tabla ni en el texto</w:t>
+      </w:r>
+      <w:r>
+        <w:rPr>
+          <w:rFonts w:ascii="Calibri" w:hAnsi="Calibri"/>
+          <w:b w:val="0"/>
+          <w:color w:val="2B2B2B"/>
+          <w:sz w:val="22"/>
+        </w:rPr>
+        <w:t>, pero sí es legible en la Figura 10 (p. 97), donde su barra de RECALL está en ≈0,21 frente a ≈0,25 de XGBoost. O sea: la hipótesis 2 queda sostenida gráficamente, y lo que falta es tabular el dato, no el dato. Si se pregunta, se pregunta así: «el recall de la regresión logística está en la Figura 10 pero no en la Tabla 13, ¿por qué?».</w:t>
       </w:r>
     </w:p>
     <w:p>
@@ -1527,7 +1725,7 @@
           <w:color w:val="2B2B2B"/>
           <w:sz w:val="22"/>
         </w:rPr>
-        <w:t>CRISP-DM aparece en la sustentación y no en el documento.</w:t>
+        <w:t>Referencias:</w:t>
       </w:r>
       <w:r>
         <w:rPr>
@@ -1536,7 +1734,43 @@
           <w:color w:val="2B2B2B"/>
           <w:sz w:val="22"/>
         </w:rPr>
-        <w:t xml:space="preserve"> La diapositiva 7 declara la metodología «basada en CRISP-DM» con sus seis fases; el capítulo de Metodología del documento (pp. 44-55) organiza el trabajo en cinco fases propias y no menciona CRISP-DM en ningún punto del texto.</w:t>
+        <w:t xml:space="preserve"> ~28 entradas con buen núcleo arbitrado (IEEE, Springer, Elsevier), pero incluye Wikipedia como fuente sobre CENS y USA Today (p. 115) y PowerOutage.us (</w:t>
+      </w:r>
+      <w:r>
+        <w:rPr>
+          <w:rFonts w:ascii="Calibri" w:hAnsi="Calibri"/>
+          <w:b/>
+          <w:color w:val="2B2B2B"/>
+          <w:sz w:val="22"/>
+        </w:rPr>
+        <w:t>p. 114</w:t>
+      </w:r>
+      <w:r>
+        <w:rPr>
+          <w:rFonts w:ascii="Calibri" w:hAnsi="Calibri"/>
+          <w:b w:val="0"/>
+          <w:color w:val="2B2B2B"/>
+          <w:sz w:val="22"/>
+        </w:rPr>
+        <w:t xml:space="preserve">, no la 115), y una entrada sin título de artículo, «Sánchez, H. N., &amp; Pérez Santos, A. S. (2005). Revista Tecnura» (p. 114). Dos entradas usan el nombre de la revista como autor: «Measurement. (2021)» (p. 114) y «Energy Informatics. (2025)» (p. 113). Y hay una cita sin entrada: Guidotti y otros se cita en las pp. 22, 27 y 33 y no aparece en la bibliografía. El documento </w:t>
+      </w:r>
+      <w:r>
+        <w:rPr>
+          <w:rFonts w:ascii="Calibri" w:hAnsi="Calibri"/>
+          <w:b/>
+          <w:color w:val="2B2B2B"/>
+          <w:sz w:val="22"/>
+        </w:rPr>
+        <w:t>no reporta índice de similitud ni informe antiplagio</w:t>
+      </w:r>
+      <w:r>
+        <w:rPr>
+          <w:rFonts w:ascii="Calibri" w:hAnsi="Calibri"/>
+          <w:b w:val="0"/>
+          <w:color w:val="2B2B2B"/>
+          <w:sz w:val="22"/>
+        </w:rPr>
+        <w:t xml:space="preserve"> (buscadas en las 115 páginas las cadenas «similitud», «Turnitin», «plagio» y «antiplagi»: cero coincidencias), ni declara uso de IA generativa («IA generativa» y «ChatGPT»: cero), ni trae ningún «Anexo». Curiosidad que juega a su favor y hay que decirla en sala: la bibliografía de la sustentación está mejor armada que la del documento y hasta repara una de sus faltas (§5, punto 14).</w:t>
       </w:r>
     </w:p>
     <w:p>
@@ -1550,7 +1784,7 @@
           <w:color w:val="2B2B2B"/>
           <w:sz w:val="22"/>
         </w:rPr>
-        <w:t>Hipótesis 1 e hipótesis 2 sin cierre formal.</w:t>
+        <w:t>Estructura desordenada en el tramo final.</w:t>
       </w:r>
       <w:r>
         <w:rPr>
@@ -1559,7 +1793,7 @@
           <w:color w:val="2B2B2B"/>
           <w:sz w:val="22"/>
         </w:rPr>
-        <w:t xml:space="preserve"> La 1 exige una ablación que no se hizo (pp. 87-88, 94). La 2 (Random Forest con mayor recall que la regresión logística) se sostiene solo con el recall de Random Forest, 0,297 (p. 111), sin publicar el de la regresión logística.</w:t>
+        <w:t xml:space="preserve"> «Síntesis de hallazgos del análisis exploratorio» va en la p. 105, después del capítulo de modelamiento (pp. 95-104). El capítulo de modelamiento abre con el subtítulo «Influencia de la edad de los activos» (p. 95), copiado del apartado exploratorio de la p. 89, cuando su contenido es la construcción del panel. La p. 107 empieza con «En su lugar, presenta el alcance…», frase que quedó huérfana de su antecedente.</w:t>
       </w:r>
     </w:p>
     <w:p>
@@ -1573,7 +1807,7 @@
           <w:color w:val="2B2B2B"/>
           <w:sz w:val="22"/>
         </w:rPr>
-        <w:t>Referencias:</w:t>
+        <w:t>Ninguna variable de SCADA entra al modelo final, y el título vende la integración SCADA-OMS-GIS.</w:t>
       </w:r>
       <w:r>
         <w:rPr>
@@ -1582,7 +1816,7 @@
           <w:color w:val="2B2B2B"/>
           <w:sz w:val="22"/>
         </w:rPr>
-        <w:t xml:space="preserve"> ~28 entradas con buen núcleo arbitrado (IEEE, Springer, Elsevier), pero incluye Wikipedia como fuente sobre CENS, USA Today y PowerOutage.us (p. 115), y una entrada sin título de artículo, «Sánchez, H. N., &amp; Pérez Santos, A. S. (2005). Revista Tecnura» (p. 114). El documento </w:t>
+        <w:t xml:space="preserve"> Es el hueco que sostiene la pregunta 1 y el único que toca el título. En la Tabla 9 (p. 68) las seis variables de SCADA —corriente, voltaje, potencia, factor de potencia, frecuencia y alarmas— están marcadas «Excluida por data leakage», y ninguna de las quince variables del resumen SHAP (Figura 13, p. 101) proviene de SCADA: son GIS, calendario, clima e historial OMS. La decisión de excluirlas es </w:t>
       </w:r>
       <w:r>
         <w:rPr>
@@ -1591,7 +1825,7 @@
           <w:color w:val="2B2B2B"/>
           <w:sz w:val="22"/>
         </w:rPr>
-        <w:t>no reporta índice de similitud ni informe antiplagio</w:t>
+        <w:t>correcta</w:t>
       </w:r>
       <w:r>
         <w:rPr>
@@ -1600,7 +1834,197 @@
           <w:color w:val="2B2B2B"/>
           <w:sz w:val="22"/>
         </w:rPr>
-        <w:t xml:space="preserve"> (buscado en Preliminares pp. 16-17 y en todo el texto: no hay mención de Turnitin ni de porcentaje de similitud), ni declara uso de IA generativa.</w:t>
+        <w:t xml:space="preserve"> —son mediciones del evento o posteriores a él—, pero el documento anuncia dos veces lo contrario: la p. 49 promete como «Predictora» las variables «eléctricas de SCADA» y la Tabla 2 (p. 54) lista «Nivel de carga promedio — SCADA» como variable independiente. Del objetivo 1 (p. 25) SCADA queda en el ETL y en la arquitectura; del resultado predictivo, en nada. En pantalla la promesa se agrava dos veces: la diapositiva 8 entra </w:t>
+      </w:r>
+      <w:r>
+        <w:rPr>
+          <w:rFonts w:ascii="Calibri" w:hAnsi="Calibri"/>
+          <w:b/>
+          <w:color w:val="2B2B2B"/>
+          <w:sz w:val="22"/>
+        </w:rPr>
+        <w:t>cuatro</w:t>
+      </w:r>
+      <w:r>
+        <w:rPr>
+          <w:rFonts w:ascii="Calibri" w:hAnsi="Calibri"/>
+          <w:b w:val="0"/>
+          <w:color w:val="2B2B2B"/>
+          <w:sz w:val="22"/>
+        </w:rPr>
+        <w:t xml:space="preserve"> fuentes, no tres, y la 12 pone la cuarta —el clima— entre los cinco predictores principales (§5, punto 3).</w:t>
+      </w:r>
+    </w:p>
+    <w:p>
+      <w:r>
+        <w:rPr>
+          <w:rFonts w:ascii="Calibri" w:hAnsi="Calibri"/>
+          <w:b/>
+          <w:color w:val="2B2B2B"/>
+          <w:sz w:val="22"/>
+        </w:rPr>
+        <w:t>Forma (no se pregunta en sala):</w:t>
+      </w:r>
+      <w:r>
+        <w:rPr>
+          <w:rFonts w:ascii="Calibri" w:hAnsi="Calibri"/>
+          <w:b w:val="0"/>
+          <w:color w:val="2B2B2B"/>
+          <w:sz w:val="22"/>
+        </w:rPr>
+        <w:t xml:space="preserve"> la Declaración de originalidad dice «Especialización en </w:t>
+      </w:r>
+      <w:r>
+        <w:rPr>
+          <w:rFonts w:ascii="Calibri" w:hAnsi="Calibri"/>
+          <w:b/>
+          <w:color w:val="2B2B2B"/>
+          <w:sz w:val="22"/>
+        </w:rPr>
+        <w:t>Analítica de Datos</w:t>
+      </w:r>
+      <w:r>
+        <w:rPr>
+          <w:rFonts w:ascii="Calibri" w:hAnsi="Calibri"/>
+          <w:b w:val="0"/>
+          <w:color w:val="2B2B2B"/>
+          <w:sz w:val="22"/>
+        </w:rPr>
+        <w:t>» en lugar de Transformación Digital (p. 16), mientras la portada (p. 1) sí dice Transformación Digital —y la diapositiva 1, también—. Partición de palabras dentro de líneas por el interlineado del PDF («Cur vas» en el pie de la Figura 11, p. 98, y en la Lista de figuras, p. 11; «activo -semana» con espacio en las pp. 12, 48, 51, 58 y 77). Los descuidos de forma del mazo van al final de la §5.</w:t>
+      </w:r>
+    </w:p>
+    <w:p>
+      <w:pPr>
+        <w:spacing w:before="200" w:after="60"/>
+      </w:pPr>
+      <w:r>
+        <w:rPr>
+          <w:rFonts w:ascii="Calibri" w:hAnsi="Calibri"/>
+          <w:b/>
+          <w:color w:val="007433"/>
+          <w:sz w:val="32"/>
+        </w:rPr>
+        <w:t>5. OBSERVACIONES DE LAS DIAPOSITIVAS — qué proyectan y en qué se separan del documento</w:t>
+      </w:r>
+    </w:p>
+    <w:p>
+      <w:r>
+        <w:rPr>
+          <w:rFonts w:ascii="Calibri" w:hAnsi="Calibri"/>
+          <w:b/>
+          <w:color w:val="2B2B2B"/>
+          <w:sz w:val="22"/>
+        </w:rPr>
+        <w:t>Mazo:</w:t>
+      </w:r>
+      <w:r>
+        <w:rPr>
+          <w:rFonts w:ascii="Calibri" w:hAnsi="Calibri"/>
+          <w:b w:val="0"/>
+          <w:color w:val="2B2B2B"/>
+          <w:sz w:val="22"/>
+        </w:rPr>
+        <w:t xml:space="preserve"> </w:t>
+      </w:r>
+      <w:r>
+        <w:rPr>
+          <w:rFonts w:ascii="Consolas" w:hAnsi="Consolas"/>
+          <w:color w:val="111111"/>
+          <w:sz w:val="21"/>
+        </w:rPr>
+        <w:t>Sustentación proyecto de grado.pdf</w:t>
+      </w:r>
+      <w:r>
+        <w:rPr>
+          <w:rFonts w:ascii="Calibri" w:hAnsi="Calibri"/>
+          <w:b w:val="0"/>
+          <w:color w:val="2B2B2B"/>
+          <w:sz w:val="22"/>
+        </w:rPr>
+        <w:t xml:space="preserve"> — </w:t>
+      </w:r>
+      <w:r>
+        <w:rPr>
+          <w:rFonts w:ascii="Calibri" w:hAnsi="Calibri"/>
+          <w:b/>
+          <w:color w:val="2B2B2B"/>
+          <w:sz w:val="22"/>
+        </w:rPr>
+        <w:t>15 diapositivas</w:t>
+      </w:r>
+      <w:r>
+        <w:rPr>
+          <w:rFonts w:ascii="Calibri" w:hAnsi="Calibri"/>
+          <w:b w:val="0"/>
+          <w:color w:val="2B2B2B"/>
+          <w:sz w:val="22"/>
+        </w:rPr>
+        <w:t xml:space="preserve"> (1 portada · 2 el equipo y la dirección · 3 introducción · 4 problema · 5 pregunta central · 6 objetivos · 7 metodología, CRISP-DM, población y muestra · 8 arquitectura de datos · 9 validación del ETL · 10 resultados preliminares y hallazgos · 11 modelamiento y comparación · 12 interpretabilidad SHAP · 13 el producto · 14 conclusiones · 15 referencias).</w:t>
+      </w:r>
+    </w:p>
+    <w:p>
+      <w:r>
+        <w:rPr>
+          <w:rFonts w:ascii="Calibri" w:hAnsi="Calibri"/>
+          <w:b w:val="0"/>
+          <w:color w:val="2B2B2B"/>
+          <w:sz w:val="22"/>
+        </w:rPr>
+        <w:t xml:space="preserve">El mazo está mejor hecho de lo que suele estarlo: redondea bien (0,615 es 0,614595; 0,419 es 0,418922; 0,394 es 0,394371, p. 108), reproduce la nota de no causalidad de SHAP, reporta el falso positivo del caso de prueba y su bibliografía repara una falta del documento. Y sin embargo </w:t>
+      </w:r>
+      <w:r>
+        <w:rPr>
+          <w:rFonts w:ascii="Calibri" w:hAnsi="Calibri"/>
+          <w:b/>
+          <w:color w:val="2B2B2B"/>
+          <w:sz w:val="22"/>
+        </w:rPr>
+        <w:t>le quita al trabajo la única frase de la que depende toda la evaluación</w:t>
+      </w:r>
+      <w:r>
+        <w:rPr>
+          <w:rFonts w:ascii="Calibri" w:hAnsi="Calibri"/>
+          <w:b w:val="0"/>
+          <w:color w:val="2B2B2B"/>
+          <w:sz w:val="22"/>
+        </w:rPr>
+        <w:t xml:space="preserve">. Comprobado cadena por cadena en las 15 diapositivas: «sintético» y «simulado» dan </w:t>
+      </w:r>
+      <w:r>
+        <w:rPr>
+          <w:rFonts w:ascii="Calibri" w:hAnsi="Calibri"/>
+          <w:b/>
+          <w:color w:val="2B2B2B"/>
+          <w:sz w:val="22"/>
+        </w:rPr>
+        <w:t>cero coincidencias</w:t>
+      </w:r>
+      <w:r>
+        <w:rPr>
+          <w:rFonts w:ascii="Calibri" w:hAnsi="Calibri"/>
+          <w:b w:val="0"/>
+          <w:color w:val="2B2B2B"/>
+          <w:sz w:val="22"/>
+        </w:rPr>
+        <w:t xml:space="preserve">; también dan cero «PR-AUC», «0,053», «umbral», «0,05», «prevalencia», «desbalance», «18 %», «hipótesis», «limitaciones», «alcance», «k-fold», «similitud» y «futuro». El mazo no contradice tanto al documento como lo </w:t>
+      </w:r>
+      <w:r>
+        <w:rPr>
+          <w:rFonts w:ascii="Calibri" w:hAnsi="Calibri"/>
+          <w:b/>
+          <w:color w:val="2B2B2B"/>
+          <w:sz w:val="22"/>
+        </w:rPr>
+        <w:t>edita</w:t>
+      </w:r>
+      <w:r>
+        <w:rPr>
+          <w:rFonts w:ascii="Calibri" w:hAnsi="Calibri"/>
+          <w:b w:val="0"/>
+          <w:color w:val="2B2B2B"/>
+          <w:sz w:val="22"/>
+        </w:rPr>
+        <w:t>: conserva cada número que favorece al trabajo y suelta cada matiz que lo acota. Al mismo tiempo pone en pantalla seis cifras que no existen en ninguna de las 115 páginas. Eso es lo que hay que resolver en sala, y conviene resolverlo sin ánimo acusatorio: lo que el mazo omite, el documento sí lo declara.</w:t>
       </w:r>
     </w:p>
     <w:p>
@@ -1614,7 +2038,7 @@
           <w:color w:val="2B2B2B"/>
           <w:sz w:val="22"/>
         </w:rPr>
-        <w:t>Estructura desordenada en el tramo final.</w:t>
+        <w:t>El carácter sintético del conjunto no está en ninguna diapositiva.</w:t>
       </w:r>
       <w:r>
         <w:rPr>
@@ -1623,10 +2047,121 @@
           <w:color w:val="2B2B2B"/>
           <w:sz w:val="22"/>
         </w:rPr>
-        <w:t xml:space="preserve"> «Síntesis de hallazgos del análisis exploratorio» va en la p. 105, después del capítulo de modelamiento (pp. 95-104). El capítulo de modelamiento abre con el subtítulo «Influencia de la edad de los activos» (p. 95), copiado del apartado exploratorio de la p. 89, cuando su contenido es la construcción del panel. La p. 107 empieza con «En su lugar, presenta el alcance…», frase que quedó huérfana de su antecedente.</w:t>
+        <w:t xml:space="preserve"> La 7 presenta como </w:t>
+      </w:r>
+      <w:r>
+        <w:rPr>
+          <w:rFonts w:ascii="Calibri" w:hAnsi="Calibri"/>
+          <w:b/>
+          <w:color w:val="2B2B2B"/>
+          <w:sz w:val="22"/>
+        </w:rPr>
+        <w:t>POBLACIÓN</w:t>
+      </w:r>
+      <w:r>
+        <w:rPr>
+          <w:rFonts w:ascii="Calibri" w:hAnsi="Calibri"/>
+          <w:b w:val="0"/>
+          <w:color w:val="2B2B2B"/>
+          <w:sz w:val="22"/>
+        </w:rPr>
+        <w:t xml:space="preserve"> «87.500 eventos históricos de interrupción + 600.000 usuarios CENS» y la 10 titula «600.000 usuarios analizados», «40 subestaciones», «24.860 transformadores de distribución» y «11.778 km red de media tensión». </w:t>
+      </w:r>
+      <w:r>
+        <w:rPr>
+          <w:rFonts w:ascii="Calibri" w:hAnsi="Calibri"/>
+          <w:b/>
+          <w:color w:val="2B2B2B"/>
+          <w:sz w:val="22"/>
+        </w:rPr>
+        <w:t>Precisión que hay que llevar bien aprendida para no acusar de invención:</w:t>
+      </w:r>
+      <w:r>
+        <w:rPr>
+          <w:rFonts w:ascii="Calibri" w:hAnsi="Calibri"/>
+          <w:b w:val="0"/>
+          <w:color w:val="2B2B2B"/>
+          <w:sz w:val="22"/>
+        </w:rPr>
+        <w:t xml:space="preserve"> esas cuatro cifras </w:t>
+      </w:r>
+      <w:r>
+        <w:rPr>
+          <w:rFonts w:ascii="Calibri" w:hAnsi="Calibri"/>
+          <w:b/>
+          <w:color w:val="2B2B2B"/>
+          <w:sz w:val="22"/>
+        </w:rPr>
+        <w:t>sí están en el documento</w:t>
+      </w:r>
+      <w:r>
+        <w:rPr>
+          <w:rFonts w:ascii="Calibri" w:hAnsi="Calibri"/>
+          <w:b w:val="0"/>
+          <w:color w:val="2B2B2B"/>
+          <w:sz w:val="22"/>
+        </w:rPr>
+        <w:t xml:space="preserve">, en la p. 47, que define la población como el conjunto completo de activos e interrupciones del operador y las atribuye a «informes técnicos del operador». El reparo es otro y es doble. Primero, la palabra que las califica en las pp. 12, 14 y 112 —«construido», «simulated dataset», «sintético»— no llega a la pantalla ni una vez. Segundo, la diapositiva 10 convierte «usuarios que atiende el mercado» en «usuarios </w:t>
+      </w:r>
+      <w:r>
+        <w:rPr>
+          <w:rFonts w:ascii="Calibri" w:hAnsi="Calibri"/>
+          <w:b/>
+          <w:color w:val="2B2B2B"/>
+          <w:sz w:val="22"/>
+        </w:rPr>
+        <w:t>analizados</w:t>
+      </w:r>
+      <w:r>
+        <w:rPr>
+          <w:rFonts w:ascii="Calibri" w:hAnsi="Calibri"/>
+          <w:b w:val="0"/>
+          <w:color w:val="2B2B2B"/>
+          <w:sz w:val="22"/>
+        </w:rPr>
+        <w:t xml:space="preserve">»: nada analizó 600.000 usuarios, el panel tiene 20.900 activos y 83.900 eventos (Tabla 11, p. 76), y «usuarios» solo entra al trabajo como la variable de resultado </w:t>
+      </w:r>
+      <w:r>
+        <w:rPr>
+          <w:rFonts w:ascii="Calibri" w:hAnsi="Calibri"/>
+          <w:i/>
+          <w:color w:val="2B2B2B"/>
+          <w:sz w:val="22"/>
+        </w:rPr>
+        <w:t>usuarios afectados</w:t>
+      </w:r>
+      <w:r>
+        <w:rPr>
+          <w:rFonts w:ascii="Calibri" w:hAnsi="Calibri"/>
+          <w:b w:val="0"/>
+          <w:color w:val="2B2B2B"/>
+          <w:sz w:val="22"/>
+        </w:rPr>
+        <w:t xml:space="preserve">, excluida por fuga (p. 49). Detalle fino y muy útil: la propia p. 78 dice «Del total de 87.500 registros inicialmente </w:t>
+      </w:r>
+      <w:r>
+        <w:rPr>
+          <w:rFonts w:ascii="Calibri" w:hAnsi="Calibri"/>
+          <w:b/>
+          <w:color w:val="2B2B2B"/>
+          <w:sz w:val="22"/>
+        </w:rPr>
+        <w:t>generados</w:t>
+      </w:r>
+      <w:r>
+        <w:rPr>
+          <w:rFonts w:ascii="Calibri" w:hAnsi="Calibri"/>
+          <w:b w:val="0"/>
+          <w:color w:val="2B2B2B"/>
+          <w:sz w:val="22"/>
+        </w:rPr>
+        <w:t>» —el verbo que delata el origen— y la diapositiva los llama «históricos».</w:t>
       </w:r>
     </w:p>
     <w:p>
+      <w:pPr>
+        <w:pStyle w:val="ListNumber"/>
+      </w:pPr>
       <w:r>
         <w:rPr>
           <w:rFonts w:ascii="Calibri" w:hAnsi="Calibri"/>
@@ -1634,7 +2169,7 @@
           <w:color w:val="2B2B2B"/>
           <w:sz w:val="22"/>
         </w:rPr>
-        <w:t>Forma (no se pregunta en sala):</w:t>
+        <w:t>El ETL en pantalla: dos etiquetas que el documento no usa y seis cifras que no existen.</w:t>
       </w:r>
       <w:r>
         <w:rPr>
@@ -1643,7 +2178,7 @@
           <w:color w:val="2B2B2B"/>
           <w:sz w:val="22"/>
         </w:rPr>
-        <w:t xml:space="preserve"> la Declaración de originalidad dice «Especialización en </w:t>
+        <w:t xml:space="preserve"> La diapositiva 9 cierra con «✓ Dataset ML-ready» y la 10 con «ETL exitoso»; buscadas «ML-ready», «ETL exitoso» y «listos para modelado» en las 115 páginas: </w:t>
       </w:r>
       <w:r>
         <w:rPr>
@@ -1652,7 +2187,7 @@
           <w:color w:val="2B2B2B"/>
           <w:sz w:val="22"/>
         </w:rPr>
-        <w:t>Analítica de Datos</w:t>
+        <w:t>cero coincidencias las tres</w:t>
       </w:r>
       <w:r>
         <w:rPr>
@@ -1661,7 +2196,793 @@
           <w:color w:val="2B2B2B"/>
           <w:sz w:val="22"/>
         </w:rPr>
-        <w:t>» en lugar de Transformación Digital (p. 16). Partición de palabras dentro de líneas por el interlineado del PDF («Cur vas», p. 98; «activo -semana» con espacio, varias páginas). En la diapositiva 6 hay doble punto final y en la 15 la referencia CREG 015 de 2018 está duplicada.</w:t>
+        <w:t xml:space="preserve">. Lo que sí está es la Tabla 12 (p. 78), que reporta Completitud (variables críticas) 100 %, consistencia temporal 100 %, consistencia ENS 100 % y consistencia SAIDI 100 %: la medición es real, el veredicto es del mazo. Y más grave: la tabla de la diapositiva 9 —«Eliminación de duplicados 400 · Corrección de fechas 400 · Duración inválida 1.000 · Usuarios inconsistentes 500 · ENS inconsistente 400 · Tipo de evento inválido 300»— </w:t>
+      </w:r>
+      <w:r>
+        <w:rPr>
+          <w:rFonts w:ascii="Calibri" w:hAnsi="Calibri"/>
+          <w:b/>
+          <w:color w:val="2B2B2B"/>
+          <w:sz w:val="22"/>
+        </w:rPr>
+        <w:t>no tiene página</w:t>
+      </w:r>
+      <w:r>
+        <w:rPr>
+          <w:rFonts w:ascii="Calibri" w:hAnsi="Calibri"/>
+          <w:b w:val="0"/>
+          <w:color w:val="2B2B2B"/>
+          <w:sz w:val="22"/>
+        </w:rPr>
+        <w:t xml:space="preserve">. Buscadas en las 115 páginas las cadenas «1.000», «400» y «Duración inválida»: cero coincidencias cada una. Lo más parecido es la Tabla 8 (p. 67), una matriz de calidad con </w:t>
+      </w:r>
+      <w:r>
+        <w:rPr>
+          <w:rFonts w:ascii="Calibri" w:hAnsi="Calibri"/>
+          <w:b/>
+          <w:color w:val="2B2B2B"/>
+          <w:sz w:val="22"/>
+        </w:rPr>
+        <w:t>diez</w:t>
+      </w:r>
+      <w:r>
+        <w:rPr>
+          <w:rFonts w:ascii="Calibri" w:hAnsi="Calibri"/>
+          <w:b w:val="0"/>
+          <w:color w:val="2B2B2B"/>
+          <w:sz w:val="22"/>
+        </w:rPr>
+        <w:t xml:space="preserve"> reglas y su acción correctiva pero </w:t>
+      </w:r>
+      <w:r>
+        <w:rPr>
+          <w:rFonts w:ascii="Calibri" w:hAnsi="Calibri"/>
+          <w:b/>
+          <w:color w:val="2B2B2B"/>
+          <w:sz w:val="22"/>
+        </w:rPr>
+        <w:t>sin un solo conteo</w:t>
+      </w:r>
+      <w:r>
+        <w:rPr>
+          <w:rFonts w:ascii="Calibri" w:hAnsi="Calibri"/>
+          <w:b w:val="0"/>
+          <w:color w:val="2B2B2B"/>
+          <w:sz w:val="22"/>
+        </w:rPr>
+        <w:t xml:space="preserve">, y sus categorías no son las seis del mazo (no existen ahí «usuarios inconsistentes», «ENS inconsistente» ni «tipo de evento inválido»). Encima el mazo titula la columna «Registros </w:t>
+      </w:r>
+      <w:r>
+        <w:rPr>
+          <w:rFonts w:ascii="Calibri" w:hAnsi="Calibri"/>
+          <w:b/>
+          <w:color w:val="2B2B2B"/>
+          <w:sz w:val="22"/>
+        </w:rPr>
+        <w:t>corregidos</w:t>
+      </w:r>
+      <w:r>
+        <w:rPr>
+          <w:rFonts w:ascii="Calibri" w:hAnsi="Calibri"/>
+          <w:b w:val="0"/>
+          <w:color w:val="2B2B2B"/>
+          <w:sz w:val="22"/>
+        </w:rPr>
+        <w:t>» cuando la Tabla 8 resuelve los duplicados con «Eliminación», y su propio pie dice 87.500 → 83.900, que son 3.600 y no los 3.000 que suma la tabla. Seis números sin fuente, una etiqueta cambiada y una resta que no cierra, todo en una diapositiva.</w:t>
+      </w:r>
+    </w:p>
+    <w:p>
+      <w:pPr>
+        <w:pStyle w:val="ListNumber"/>
+      </w:pPr>
+      <w:r>
+        <w:rPr>
+          <w:rFonts w:ascii="Calibri" w:hAnsi="Calibri"/>
+          <w:b/>
+          <w:color w:val="2B2B2B"/>
+          <w:sz w:val="22"/>
+        </w:rPr>
+        <w:t>Las tres fuentes del título son cuatro en la diapositiva 8, y la cuarta es la que manda.</w:t>
+      </w:r>
+      <w:r>
+        <w:rPr>
+          <w:rFonts w:ascii="Calibri" w:hAnsi="Calibri"/>
+          <w:b w:val="0"/>
+          <w:color w:val="2B2B2B"/>
+          <w:sz w:val="22"/>
+        </w:rPr>
+        <w:t xml:space="preserve"> Su capa de FUENTES proyecta «SCADA (API / OPC, cada 1 min) · OMS (Consulta SQL, por evento) · GIS (API Geoespacial) · </w:t>
+      </w:r>
+      <w:r>
+        <w:rPr>
+          <w:rFonts w:ascii="Calibri" w:hAnsi="Calibri"/>
+          <w:b/>
+          <w:color w:val="2B2B2B"/>
+          <w:sz w:val="22"/>
+        </w:rPr>
+        <w:t>CLIMA (API metereologíca diaria)</w:t>
+      </w:r>
+      <w:r>
+        <w:rPr>
+          <w:rFonts w:ascii="Calibri" w:hAnsi="Calibri"/>
+          <w:b w:val="0"/>
+          <w:color w:val="2B2B2B"/>
+          <w:sz w:val="22"/>
+        </w:rPr>
+        <w:t xml:space="preserve">». Es fiel al documento: la p. 57 describe la capa de fuentes con «los sistemas SCADA, OMS y GIS, así como una fuente climática externa… API meteorológica de actualización diaria», así que la cuarta fuente no la inventa el mazo, la trae la arquitectura y el título no la nombra. Lo que la sustentación añade es el remate visual: dos diapositivas después, la 12 pone PRECIP_TOTAL_ULT_4S entre los cinco predictores principales, mientras </w:t>
+      </w:r>
+      <w:r>
+        <w:rPr>
+          <w:rFonts w:ascii="Calibri" w:hAnsi="Calibri"/>
+          <w:b/>
+          <w:color w:val="2B2B2B"/>
+          <w:sz w:val="22"/>
+        </w:rPr>
+        <w:t>ninguna</w:t>
+      </w:r>
+      <w:r>
+        <w:rPr>
+          <w:rFonts w:ascii="Calibri" w:hAnsi="Calibri"/>
+          <w:b w:val="0"/>
+          <w:color w:val="2B2B2B"/>
+          <w:sz w:val="22"/>
+        </w:rPr>
+        <w:t xml:space="preserve"> variable de SCADA aparece en ese ranking. Aquí está la contracara en pantalla de la pregunta prioritaria 1: la diapositiva 8 muestra las fuentes </w:t>
+      </w:r>
+      <w:r>
+        <w:rPr>
+          <w:rFonts w:ascii="Calibri" w:hAnsi="Calibri"/>
+          <w:b/>
+          <w:color w:val="2B2B2B"/>
+          <w:sz w:val="22"/>
+        </w:rPr>
+        <w:t>entrando</w:t>
+      </w:r>
+      <w:r>
+        <w:rPr>
+          <w:rFonts w:ascii="Calibri" w:hAnsi="Calibri"/>
+          <w:b w:val="0"/>
+          <w:color w:val="2B2B2B"/>
+          <w:sz w:val="22"/>
+        </w:rPr>
+        <w:t xml:space="preserve"> y ninguna diapositiva dice cuál sale.</w:t>
+      </w:r>
+    </w:p>
+    <w:p>
+      <w:pPr>
+        <w:pStyle w:val="ListNumber"/>
+      </w:pPr>
+      <w:r>
+        <w:rPr>
+          <w:rFonts w:ascii="Calibri" w:hAnsi="Calibri"/>
+          <w:b/>
+          <w:color w:val="2B2B2B"/>
+          <w:sz w:val="22"/>
+        </w:rPr>
+        <w:t>La diapositiva 8 entrena GLM y Random Forest; el modelo elegido es un tercero.</w:t>
+      </w:r>
+      <w:r>
+        <w:rPr>
+          <w:rFonts w:ascii="Calibri" w:hAnsi="Calibri"/>
+          <w:b w:val="0"/>
+          <w:color w:val="2B2B2B"/>
+          <w:sz w:val="22"/>
+        </w:rPr>
+        <w:t xml:space="preserve"> Su capa de ANALITICA dice «Entrenamiento (GLM, Random forest)» —sin XGBoost—, y no es un descuido del mazo: el resumen del documento (p. 12) también enumera «modelos como regresión logística y Random Forest» al describir la comparación, aunque XGBoost aparece en 20 páginas y es el seleccionado (pp. 96-108). O sea que el mazo reproduce con fidelidad un resto de versión anterior, y el resto queda proyectado en la diapositiva de arquitectura, tres láminas antes de la que selecciona XGBoost. Es de las pocas incoherencias del mazo que no es del mazo.</w:t>
+      </w:r>
+    </w:p>
+    <w:p>
+      <w:pPr>
+        <w:pStyle w:val="ListNumber"/>
+      </w:pPr>
+      <w:r>
+        <w:rPr>
+          <w:rFonts w:ascii="Calibri" w:hAnsi="Calibri"/>
+          <w:b/>
+          <w:color w:val="2B2B2B"/>
+          <w:sz w:val="22"/>
+        </w:rPr>
+        <w:t>CRISP-DM está en la sustentación y no en el documento.</w:t>
+      </w:r>
+      <w:r>
+        <w:rPr>
+          <w:rFonts w:ascii="Calibri" w:hAnsi="Calibri"/>
+          <w:b w:val="0"/>
+          <w:color w:val="2B2B2B"/>
+          <w:sz w:val="22"/>
+        </w:rPr>
+        <w:t xml:space="preserve"> La diapositiva 7 declara la metodología «Basada en CRISP-DM adaptada al contexto de analítica de datos para sistemas eléctricos de distribución» y despliega las seis fases numeradas (Comprensión del Negocio, Comprensión de los Datos, Preparación de Datos, Modelamiento, Evaluación, Despliegue), más un párrafo sobre su carácter iterativo. El capítulo de Metodología (pp. 44-55) organiza el trabajo en cinco fases propias y </w:t>
+      </w:r>
+      <w:r>
+        <w:rPr>
+          <w:rFonts w:ascii="Calibri" w:hAnsi="Calibri"/>
+          <w:b/>
+          <w:color w:val="2B2B2B"/>
+          <w:sz w:val="22"/>
+        </w:rPr>
+        <w:t>buscada la cadena «CRISP» en las 115 páginas, cero coincidencias</w:t>
+      </w:r>
+      <w:r>
+        <w:rPr>
+          <w:rFonts w:ascii="Calibri" w:hAnsi="Calibri"/>
+          <w:b w:val="0"/>
+          <w:color w:val="2B2B2B"/>
+          <w:sz w:val="22"/>
+        </w:rPr>
+        <w:t xml:space="preserve">; la diapositiva 15 sí cita a Shearer (2000), la fuente canónica, que tampoco está en la bibliografía del documento. Consecuencia concreta en sala: el relato que va a oír el jurado está estructurado por un marco que el documento no tiene, y la sexta fase de ese marco es </w:t>
+      </w:r>
+      <w:r>
+        <w:rPr>
+          <w:rFonts w:ascii="Calibri" w:hAnsi="Calibri"/>
+          <w:b/>
+          <w:color w:val="2B2B2B"/>
+          <w:sz w:val="22"/>
+        </w:rPr>
+        <w:t>Despliegue</w:t>
+      </w:r>
+      <w:r>
+        <w:rPr>
+          <w:rFonts w:ascii="Calibri" w:hAnsi="Calibri"/>
+          <w:b w:val="0"/>
+          <w:color w:val="2B2B2B"/>
+          <w:sz w:val="22"/>
+        </w:rPr>
+        <w:t>, exactamente lo que el trabajo declara fuera de alcance (pp. 28, 74, 112).</w:t>
+      </w:r>
+    </w:p>
+    <w:p>
+      <w:pPr>
+        <w:pStyle w:val="ListNumber"/>
+      </w:pPr>
+      <w:r>
+        <w:rPr>
+          <w:rFonts w:ascii="Calibri" w:hAnsi="Calibri"/>
+          <w:b/>
+          <w:color w:val="2B2B2B"/>
+          <w:sz w:val="22"/>
+        </w:rPr>
+        <w:t>La validación cruzada se anuncia dos veces en el mazo y no se reporta ninguna.</w:t>
+      </w:r>
+      <w:r>
+        <w:rPr>
+          <w:rFonts w:ascii="Calibri" w:hAnsi="Calibri"/>
+          <w:b w:val="0"/>
+          <w:color w:val="2B2B2B"/>
+          <w:sz w:val="22"/>
+        </w:rPr>
+        <w:t xml:space="preserve"> «Validación cruzada» aparece en la diapositiva 6 (objetivo específico 2) y otra vez en la 8 (capa de analítica); «k-fold», cero. La 11 reporta únicamente la partición temporal 2019-2024 / 2025. Es el mismo hueco del documento —el «k-fold estratificada por circuito» está solo en la p. 51— con la diferencia de que en pantalla se promete dos veces y el jurado ve las dos. Igual con «ajuste de hiperparámetros», que está en el objetivo de la diapositiva 6 y no tiene ni una tabla detrás.</w:t>
+      </w:r>
+    </w:p>
+    <w:p>
+      <w:pPr>
+        <w:pStyle w:val="ListNumber"/>
+      </w:pPr>
+      <w:r>
+        <w:rPr>
+          <w:rFonts w:ascii="Calibri" w:hAnsi="Calibri"/>
+          <w:b/>
+          <w:color w:val="2B2B2B"/>
+          <w:sz w:val="22"/>
+        </w:rPr>
+        <w:t>Lo que el mazo decide no proyectar de la Tabla 13 — y las metas que tampoco.</w:t>
+      </w:r>
+      <w:r>
+        <w:rPr>
+          <w:rFonts w:ascii="Calibri" w:hAnsi="Calibri"/>
+          <w:b w:val="0"/>
+          <w:color w:val="2B2B2B"/>
+          <w:sz w:val="22"/>
+        </w:rPr>
+        <w:t xml:space="preserve"> El gráfico de la diapositiva 11 lleva ROC-AUC, Recall, F1-score y Accuracy para los tres modelos, y no lleva PR-AUC. En las 15 diapositivas «PR-AUC» y «0,053»: cero. Con una prevalencia de entre el 1 % y el 5 %, PR-AUC es la métrica que importa y 0,053 es el número que más acota el resultado (p. 97). Tampoco llegan los umbrales de decisión (0,60 / 0,57 / </w:t>
+      </w:r>
+      <w:r>
+        <w:rPr>
+          <w:rFonts w:ascii="Calibri" w:hAnsi="Calibri"/>
+          <w:b/>
+          <w:color w:val="2B2B2B"/>
+          <w:sz w:val="22"/>
+        </w:rPr>
+        <w:t>0,05</w:t>
+      </w:r>
+      <w:r>
+        <w:rPr>
+          <w:rFonts w:ascii="Calibri" w:hAnsi="Calibri"/>
+          <w:b w:val="0"/>
+          <w:color w:val="2B2B2B"/>
+          <w:sz w:val="22"/>
+        </w:rPr>
+        <w:t xml:space="preserve">), que son los que hacen que precision, recall y F1 no sean comparables entre modelos: «umbral» y «0,05», cero. Ni el desbalance: «18 %», «prevalencia» y «desbalance», cero — de modo que nada en pantalla permite a un jurado sospechar el problema de la clase positiva. </w:t>
+      </w:r>
+      <w:r>
+        <w:rPr>
+          <w:rFonts w:ascii="Calibri" w:hAnsi="Calibri"/>
+          <w:b/>
+          <w:color w:val="2B2B2B"/>
+          <w:sz w:val="22"/>
+        </w:rPr>
+        <w:t>Y las metas propias corren la misma suerte:</w:t>
+      </w:r>
+      <w:r>
+        <w:rPr>
+          <w:rFonts w:ascii="Calibri" w:hAnsi="Calibri"/>
+          <w:b w:val="0"/>
+          <w:color w:val="2B2B2B"/>
+          <w:sz w:val="22"/>
+        </w:rPr>
+        <w:t xml:space="preserve"> «0,75» da cero y el único «70%» del mazo es el Train/Test de la diapositiva 7, así que el AUC &gt; 0,75 y el recall ≥ 70 % de la p. 28 no se proyectan en ninguna parte; la diapositiva 14 concluye «Mejor desempeño discriminativo (AUC 0,616)» sin una palabra sobre el umbral que ellos mismos se fijaron. La pregunta prioritaria 2 no tiene, por tanto, respuesta preparada en pantalla: lo que digan de esa distancia será improvisado, y eso es justamente lo que hay que calificar.</w:t>
+      </w:r>
+    </w:p>
+    <w:p>
+      <w:pPr>
+        <w:pStyle w:val="ListNumber"/>
+      </w:pPr>
+      <w:r>
+        <w:rPr>
+          <w:rFonts w:ascii="Calibri" w:hAnsi="Calibri"/>
+          <w:b/>
+          <w:color w:val="2B2B2B"/>
+          <w:sz w:val="22"/>
+        </w:rPr>
+        <w:t>Ni una diapositiva de alcance, de limitaciones o de cierre de hipótesis.</w:t>
+      </w:r>
+      <w:r>
+        <w:rPr>
+          <w:rFonts w:ascii="Calibri" w:hAnsi="Calibri"/>
+          <w:b w:val="0"/>
+          <w:color w:val="2B2B2B"/>
+          <w:sz w:val="22"/>
+        </w:rPr>
+        <w:t xml:space="preserve"> «Limitac», «alcance», «hipótesis» y «futuro»: cero coincidencias en las 15. Quince diapositivas sin lámina de limitaciones, sin contraste de las tres hipótesis de la p. 23 y sin trabajo futuro, cuando el documento sí tiene alcance (p. 28) y sí enumera lo que queda fuera (pp. 74, 112). Lo más cerca que llega el mazo a un matiz es el subtítulo de la 14, «Síntesis de los resultados obtenidos a partir de la evidencia disponible del proyecto»: «evidencia disponible» es demasiado suave para cargar con lo que tiene que cargar. Que el trabajo sea honesto por escrito y no lo sea en pantalla no es un detalle de diseño: el jurado que no leyó las 115 páginas se lleva otra investigación.</w:t>
+      </w:r>
+    </w:p>
+    <w:p>
+      <w:pPr>
+        <w:pStyle w:val="ListNumber"/>
+      </w:pPr>
+      <w:r>
+        <w:rPr>
+          <w:rFonts w:ascii="Calibri" w:hAnsi="Calibri"/>
+          <w:b/>
+          <w:color w:val="2B2B2B"/>
+          <w:sz w:val="22"/>
+        </w:rPr>
+        <w:t>Las dos particiones, en dos diapositivas.</w:t>
+      </w:r>
+      <w:r>
+        <w:rPr>
+          <w:rFonts w:ascii="Calibri" w:hAnsi="Calibri"/>
+          <w:b w:val="0"/>
+          <w:color w:val="2B2B2B"/>
+          <w:sz w:val="22"/>
+        </w:rPr>
+        <w:t xml:space="preserve"> La MUESTRA de la diapositiva 7 sigue anunciando «Train/Test 70%-30%» y cuatro láminas después la 11 abre con «Partición temporal: entrenamiento 2019–2024 (6.409.824 registros) · prueba 2025 (1.003.200 registros)», que es 86,5 % / 13,5 %. Sin una palabra de reconciliación entre ambas. La contradicción es del documento (p. 51 y Tabla 11, p. 76, contra p. 96) y el mazo la importa; lo que cambia es que en pantalla las dos cifras están a minutos una de otra y la segunda desmiente a la primera delante del jurado. Detalle menor: el mazo fecha el entrenamiento en 2019-2024 donde la p. 96 dice del 31/12/2018 al 30/12/2024.</w:t>
+      </w:r>
+    </w:p>
+    <w:p>
+      <w:pPr>
+        <w:pStyle w:val="ListNumber"/>
+      </w:pPr>
+      <w:r>
+        <w:rPr>
+          <w:rFonts w:ascii="Calibri" w:hAnsi="Calibri"/>
+          <w:b/>
+          <w:color w:val="2B2B2B"/>
+          <w:sz w:val="22"/>
+        </w:rPr>
+        <w:t>El mismo activo con dos probabilidades, en diapositivas consecutivas y sin la nota.</w:t>
+      </w:r>
+      <w:r>
+        <w:rPr>
+          <w:rFonts w:ascii="Calibri" w:hAnsi="Calibri"/>
+          <w:b w:val="0"/>
+          <w:color w:val="2B2B2B"/>
+          <w:sz w:val="22"/>
+        </w:rPr>
+        <w:t xml:space="preserve"> La 12 proyecta «Riesgo alto · ACT-012907 · 2025-09-15 · P(falla) = 0,236» y la 13 proyecta «ACT-012907 … </w:t>
+      </w:r>
+      <w:r>
+        <w:rPr>
+          <w:rFonts w:ascii="Calibri" w:hAnsi="Calibri"/>
+          <w:b/>
+          <w:color w:val="2B2B2B"/>
+          <w:sz w:val="22"/>
+        </w:rPr>
+        <w:t>34,5 %</w:t>
+      </w:r>
+      <w:r>
+        <w:rPr>
+          <w:rFonts w:ascii="Calibri" w:hAnsi="Calibri"/>
+          <w:b w:val="0"/>
+          <w:color w:val="2B2B2B"/>
+          <w:sz w:val="22"/>
+        </w:rPr>
+        <w:t xml:space="preserve"> probabilidad de falla (4 sem.)». El documento tiene las dos cifras (0,236 en la Figura 14, p. 102; 0,345 en la p. 72) </w:t>
+      </w:r>
+      <w:r>
+        <w:rPr>
+          <w:rFonts w:ascii="Calibri" w:hAnsi="Calibri"/>
+          <w:b/>
+          <w:color w:val="2B2B2B"/>
+          <w:sz w:val="22"/>
+        </w:rPr>
+        <w:t>y</w:t>
+      </w:r>
+      <w:r>
+        <w:rPr>
+          <w:rFonts w:ascii="Calibri" w:hAnsi="Calibri"/>
+          <w:b w:val="0"/>
+          <w:color w:val="2B2B2B"/>
+          <w:sz w:val="22"/>
+        </w:rPr>
+        <w:t xml:space="preserve"> una nota metodológica que las reconcilia (p. 104): la nota es lo único que no llega al mazo. Crédito por el resto de la 12, que está verificado uno a uno: los otros dos casos locales coinciden exactamente con la p. 103 (ACT-016738 · 2025-12-01 · 0,032 y ACT-006565 · 2025-01-20 · 0,008), el ranking global reproduce el de la p. 100 en el mismo orden, y el cierre —«la explicación representa contribuciones del modelo y no relaciones causales»— es la p. 102 puesta en pantalla.</w:t>
+      </w:r>
+    </w:p>
+    <w:p>
+      <w:pPr>
+        <w:pStyle w:val="ListNumber"/>
+      </w:pPr>
+      <w:r>
+        <w:rPr>
+          <w:rFonts w:ascii="Calibri" w:hAnsi="Calibri"/>
+          <w:b/>
+          <w:color w:val="2B2B2B"/>
+          <w:sz w:val="22"/>
+        </w:rPr>
+        <w:t>La diapositiva 13 proyecta como producto la especificación de un producto futuro.</w:t>
+      </w:r>
+      <w:r>
+        <w:rPr>
+          <w:rFonts w:ascii="Calibri" w:hAnsi="Calibri"/>
+          <w:b w:val="0"/>
+          <w:color w:val="2B2B2B"/>
+          <w:sz w:val="22"/>
+        </w:rPr>
+        <w:t xml:space="preserve"> Bajo el título «Producto desarrollado» y el rótulo «Prototipo funcional en Streamlit» lista el «Caso de uso extremo a extremo del tablero» en seis pasos, que son, uno por uno, los de la Tabla 10 (p. 73): selección de activo → consulta de variables → cálculo de la probabilidad → factores SHAP → nivel de riesgo → recomendación de prioridad. Pero el documento presenta esa secuencia como «el caso de uso de referencia bajo el cual </w:t>
+      </w:r>
+      <w:r>
+        <w:rPr>
+          <w:rFonts w:ascii="Calibri" w:hAnsi="Calibri"/>
+          <w:b/>
+          <w:color w:val="2B2B2B"/>
+          <w:sz w:val="22"/>
+        </w:rPr>
+        <w:t>debería</w:t>
+      </w:r>
+      <w:r>
+        <w:rPr>
+          <w:rFonts w:ascii="Calibri" w:hAnsi="Calibri"/>
+          <w:b w:val="0"/>
+          <w:color w:val="2B2B2B"/>
+          <w:sz w:val="22"/>
+        </w:rPr>
+        <w:t xml:space="preserve"> operar el tablero» y como «la especificación funcional del producto y el criterio de aceptación bajo el cual </w:t>
+      </w:r>
+      <w:r>
+        <w:rPr>
+          <w:rFonts w:ascii="Calibri" w:hAnsi="Calibri"/>
+          <w:b/>
+          <w:color w:val="2B2B2B"/>
+          <w:sz w:val="22"/>
+        </w:rPr>
+        <w:t>debería validarse cualquier implementación futura</w:t>
+      </w:r>
+      <w:r>
+        <w:rPr>
+          <w:rFonts w:ascii="Calibri" w:hAnsi="Calibri"/>
+          <w:b w:val="0"/>
+          <w:color w:val="2B2B2B"/>
+          <w:sz w:val="22"/>
+        </w:rPr>
+        <w:t xml:space="preserve">». Mismos seis pasos, cambiado el tiempo verbal. En la misma diapositiva, «Tecnologías </w:t>
+      </w:r>
+      <w:r>
+        <w:rPr>
+          <w:rFonts w:ascii="Calibri" w:hAnsi="Calibri"/>
+          <w:b/>
+          <w:color w:val="2B2B2B"/>
+          <w:sz w:val="22"/>
+        </w:rPr>
+        <w:t>utilizadas</w:t>
+      </w:r>
+      <w:r>
+        <w:rPr>
+          <w:rFonts w:ascii="Calibri" w:hAnsi="Calibri"/>
+          <w:b w:val="0"/>
+          <w:color w:val="2B2B2B"/>
+          <w:sz w:val="22"/>
+        </w:rPr>
+        <w:t xml:space="preserve">: Python XGBoost SHAP Streamlit SQL» donde la p. 73 escribe «tecnologías </w:t>
+      </w:r>
+      <w:r>
+        <w:rPr>
+          <w:rFonts w:ascii="Calibri" w:hAnsi="Calibri"/>
+          <w:b/>
+          <w:color w:val="2B2B2B"/>
+          <w:sz w:val="22"/>
+        </w:rPr>
+        <w:t>recomendadas</w:t>
+      </w:r>
+      <w:r>
+        <w:rPr>
+          <w:rFonts w:ascii="Calibri" w:hAnsi="Calibri"/>
+          <w:b w:val="0"/>
+          <w:color w:val="2B2B2B"/>
+          <w:sz w:val="22"/>
+        </w:rPr>
+        <w:t xml:space="preserve"> para una eventual implementación (por ejemplo: Python, scikit-learn, Power BI, Streamlit </w:t>
+      </w:r>
+      <w:r>
+        <w:rPr>
+          <w:rFonts w:ascii="Calibri" w:hAnsi="Calibri"/>
+          <w:b/>
+          <w:color w:val="2B2B2B"/>
+          <w:sz w:val="22"/>
+        </w:rPr>
+        <w:t>o</w:t>
+      </w:r>
+      <w:r>
+        <w:rPr>
+          <w:rFonts w:ascii="Calibri" w:hAnsi="Calibri"/>
+          <w:b w:val="0"/>
+          <w:color w:val="2B2B2B"/>
+          <w:sz w:val="22"/>
+        </w:rPr>
+        <w:t xml:space="preserve"> Dash, Flask, SQL)… documentada como recomendación técnica y no como stack ya implementado»: un menú de alternativas convertido en inventario de lo que se usó. </w:t>
+      </w:r>
+      <w:r>
+        <w:rPr>
+          <w:rFonts w:ascii="Calibri" w:hAnsi="Calibri"/>
+          <w:b/>
+          <w:color w:val="2B2B2B"/>
+          <w:sz w:val="22"/>
+        </w:rPr>
+        <w:t>Y lo que hay que reconocerles de esa misma lámina:</w:t>
+      </w:r>
+      <w:r>
+        <w:rPr>
+          <w:rFonts w:ascii="Calibri" w:hAnsi="Calibri"/>
+          <w:b w:val="0"/>
+          <w:color w:val="2B2B2B"/>
+          <w:sz w:val="22"/>
+        </w:rPr>
+        <w:t xml:space="preserve"> cierra con «Prueba de concepto funcional; no corresponde a una implementación productiva en la infraestructura de CENS» y reporta el «Resultado retrospectivo: </w:t>
+      </w:r>
+      <w:r>
+        <w:rPr>
+          <w:rFonts w:ascii="Calibri" w:hAnsi="Calibri"/>
+          <w:b/>
+          <w:color w:val="2B2B2B"/>
+          <w:sz w:val="22"/>
+        </w:rPr>
+        <w:t>falso positivo</w:t>
+      </w:r>
+      <w:r>
+        <w:rPr>
+          <w:rFonts w:ascii="Calibri" w:hAnsi="Calibri"/>
+          <w:b w:val="0"/>
+          <w:color w:val="2B2B2B"/>
+          <w:sz w:val="22"/>
+        </w:rPr>
+        <w:t>. Confirma que la predicción debe usarse como herramienta de priorización, no como certeza de ocurrencia». Es la honestidad de la p. 72 llevada a la pantalla. El reparo es el tiempo verbal de los seis pasos y la palabra «utilizadas», no el encuadre del prototipo.</w:t>
+      </w:r>
+    </w:p>
+    <w:p>
+      <w:pPr>
+        <w:pStyle w:val="ListNumber"/>
+      </w:pPr>
+      <w:r>
+        <w:rPr>
+          <w:rFonts w:ascii="Calibri" w:hAnsi="Calibri"/>
+          <w:b/>
+          <w:color w:val="2B2B2B"/>
+          <w:sz w:val="22"/>
+        </w:rPr>
+        <w:t>No hay una sola captura del tablero — tampoco en el mazo. Ni una sola figura del documento.</w:t>
+      </w:r>
+      <w:r>
+        <w:rPr>
+          <w:rFonts w:ascii="Calibri" w:hAnsi="Calibri"/>
+          <w:b w:val="0"/>
+          <w:color w:val="2B2B2B"/>
+          <w:sz w:val="22"/>
+        </w:rPr>
+        <w:t xml:space="preserve"> Verificado a nivel de imágenes incrustadas: las diapositivas 9 a 15 llevan </w:t>
+      </w:r>
+      <w:r>
+        <w:rPr>
+          <w:rFonts w:ascii="Calibri" w:hAnsi="Calibri"/>
+          <w:b/>
+          <w:color w:val="2B2B2B"/>
+          <w:sz w:val="22"/>
+        </w:rPr>
+        <w:t>exactamente una</w:t>
+      </w:r>
+      <w:r>
+        <w:rPr>
+          <w:rFonts w:ascii="Calibri" w:hAnsi="Calibri"/>
+          <w:b w:val="0"/>
+          <w:color w:val="2B2B2B"/>
+          <w:sz w:val="22"/>
+        </w:rPr>
+        <w:t xml:space="preserve"> imagen cada una y es el mismo archivo en las siete (</w:t>
+      </w:r>
+      <w:r>
+        <w:rPr>
+          <w:rFonts w:ascii="Consolas" w:hAnsi="Consolas"/>
+          <w:color w:val="111111"/>
+          <w:sz w:val="21"/>
+        </w:rPr>
+        <w:t>Image16.jpg</w:t>
+      </w:r>
+      <w:r>
+        <w:rPr>
+          <w:rFonts w:ascii="Calibri" w:hAnsi="Calibri"/>
+          <w:b w:val="0"/>
+          <w:color w:val="2B2B2B"/>
+          <w:sz w:val="22"/>
+        </w:rPr>
+        <w:t xml:space="preserve">, 53.737 bytes: un fondo compartido). Así que la 13 no tiene pantallazo del tablero, igual que las pp. 71-72 no tienen ninguna de las 21 imágenes del PDF. Y va más lejos: </w:t>
+      </w:r>
+      <w:r>
+        <w:rPr>
+          <w:rFonts w:ascii="Calibri" w:hAnsi="Calibri"/>
+          <w:b/>
+          <w:color w:val="2B2B2B"/>
+          <w:sz w:val="22"/>
+        </w:rPr>
+        <w:t>ninguna de las 16 figuras del documento se proyecta</w:t>
+      </w:r>
+      <w:r>
+        <w:rPr>
+          <w:rFonts w:ascii="Calibri" w:hAnsi="Calibri"/>
+          <w:b w:val="0"/>
+          <w:color w:val="2B2B2B"/>
+          <w:sz w:val="22"/>
+        </w:rPr>
+        <w:t>. La comparación de la 11 es un gráfico nativo, el ranking SHAP de la 12 es una lista retecleada, y el resumen SHAP (Figura 13, p. 101), las curvas PR (p. 98) y la curva de calibración (p. 99) no aparecen en ningún lado. El jurado va a oír hablar de interpretabilidad SHAP sin ver un solo gráfico de SHAP.</w:t>
+      </w:r>
+    </w:p>
+    <w:p>
+      <w:pPr>
+        <w:pStyle w:val="ListNumber"/>
+      </w:pPr>
+      <w:r>
+        <w:rPr>
+          <w:rFonts w:ascii="Calibri" w:hAnsi="Calibri"/>
+          <w:b/>
+          <w:color w:val="2B2B2B"/>
+          <w:sz w:val="22"/>
+        </w:rPr>
+        <w:t>La diapositiva 3 promete predecir el SAIDI y el SAIFI.</w:t>
+      </w:r>
+      <w:r>
+        <w:rPr>
+          <w:rFonts w:ascii="Calibri" w:hAnsi="Calibri"/>
+          <w:b w:val="0"/>
+          <w:color w:val="2B2B2B"/>
+          <w:sz w:val="22"/>
+        </w:rPr>
+        <w:t xml:space="preserve"> Textual: «Este proyecto desarrolla y compara modelos estadísticos y de Machine Learning para predecir fallas </w:t>
+      </w:r>
+      <w:r>
+        <w:rPr>
+          <w:rFonts w:ascii="Calibri" w:hAnsi="Calibri"/>
+          <w:b/>
+          <w:color w:val="2B2B2B"/>
+          <w:sz w:val="22"/>
+        </w:rPr>
+        <w:t>y el comportamiento de los indicadores SAIDI y SAIFI</w:t>
+      </w:r>
+      <w:r>
+        <w:rPr>
+          <w:rFonts w:ascii="Calibri" w:hAnsi="Calibri"/>
+          <w:b w:val="0"/>
+          <w:color w:val="2B2B2B"/>
+          <w:sz w:val="22"/>
+        </w:rPr>
+        <w:t>». Ningún resultado pronostica ninguno de los dos indicadores: en la Tabla 9 (pp. 68-70) SAIDI y SAIFI están marcados «Excluidos como predictores; utilizados como contexto/evaluación», y la salida del modelo es P(falla) por activo-semana. Tampoco lo inventa el mazo —la p. 19 escribe «evaluar modelos… orientados a la predicción de los indicadores SAIDI y SAIFI»—, pero la pregunta (p. 23) y el objetivo general (p. 25) dicen «predicción de fallas», y el mazo pone la promesa ancha en su segunda lámina de contenido, que es donde el jurado se forma la expectativa. Si la repiten en voz alta, la contra es de una línea: qué tabla pronostica un valor de SAIDI.</w:t>
+      </w:r>
+    </w:p>
+    <w:p>
+      <w:pPr>
+        <w:pStyle w:val="ListNumber"/>
+      </w:pPr>
+      <w:r>
+        <w:rPr>
+          <w:rFonts w:ascii="Calibri" w:hAnsi="Calibri"/>
+          <w:b/>
+          <w:color w:val="2B2B2B"/>
+          <w:sz w:val="22"/>
+        </w:rPr>
+        <w:t>La bibliografía del mazo es mejor que la del documento, y le repara una falta.</w:t>
+      </w:r>
+      <w:r>
+        <w:rPr>
+          <w:rFonts w:ascii="Calibri" w:hAnsi="Calibri"/>
+          <w:b w:val="0"/>
+          <w:color w:val="2B2B2B"/>
+          <w:sz w:val="22"/>
+        </w:rPr>
+        <w:t xml:space="preserve"> La diapositiva 15 lista 16 entradas, todas arbitradas o institucionales, y </w:t>
+      </w:r>
+      <w:r>
+        <w:rPr>
+          <w:rFonts w:ascii="Calibri" w:hAnsi="Calibri"/>
+          <w:b/>
+          <w:color w:val="2B2B2B"/>
+          <w:sz w:val="22"/>
+        </w:rPr>
+        <w:t>ninguna</w:t>
+      </w:r>
+      <w:r>
+        <w:rPr>
+          <w:rFonts w:ascii="Calibri" w:hAnsi="Calibri"/>
+          <w:b w:val="0"/>
+          <w:color w:val="2B2B2B"/>
+          <w:sz w:val="22"/>
+        </w:rPr>
+        <w:t xml:space="preserve"> de las tres fuentes no académicas del documento (Wikipedia, USA Today, PowerOutage.us). Más aún: </w:t>
+      </w:r>
+      <w:r>
+        <w:rPr>
+          <w:rFonts w:ascii="Calibri" w:hAnsi="Calibri"/>
+          <w:b/>
+          <w:color w:val="2B2B2B"/>
+          <w:sz w:val="22"/>
+        </w:rPr>
+        <w:t>Guidotti y otros (2018) se cita en las pp. 22, 27 y 33 del documento y no tiene entrada en su bibliografía (pp. 113-115) — y la diapositiva 15 sí la trae, completa y con DOI.</w:t>
+      </w:r>
+      <w:r>
+        <w:rPr>
+          <w:rFonts w:ascii="Calibri" w:hAnsi="Calibri"/>
+          <w:b w:val="0"/>
+          <w:color w:val="2B2B2B"/>
+          <w:sz w:val="22"/>
+        </w:rPr>
+        <w:t xml:space="preserve"> Tres de sus entradas no están en el documento: Breiman (2001), Molnar (2022) y Shearer (2000), cero coincidencias los tres apellidos en las 115 páginas. Es un hallazgo que juega a su favor y conviene decirlo así en sala, porque la reserva de la bibliografía se puede leer como reproche y aquí el reproche es del documento, no del mazo. Descuido: CREG 015 de 2018 está duplicada en la lista.</w:t>
+      </w:r>
+    </w:p>
+    <w:p>
+      <w:pPr>
+        <w:pStyle w:val="ListNumber"/>
+      </w:pPr>
+      <w:r>
+        <w:rPr>
+          <w:rFonts w:ascii="Calibri" w:hAnsi="Calibri"/>
+          <w:b/>
+          <w:color w:val="2B2B2B"/>
+          <w:sz w:val="22"/>
+        </w:rPr>
+        <w:t>Lo que está bien y conviene decirlo en sala.</w:t>
+      </w:r>
+      <w:r>
+        <w:rPr>
+          <w:rFonts w:ascii="Calibri" w:hAnsi="Calibri"/>
+          <w:b w:val="0"/>
+          <w:color w:val="2B2B2B"/>
+          <w:sz w:val="22"/>
+        </w:rPr>
+        <w:t xml:space="preserve"> La diapositiva 1 titula «Sustentación final / Transformación Digital», así que el mazo nombra el programa correcto donde la declaración de originalidad del documento dice «Analítica de Datos» (p. 16). La 2 declara los dos perfiles distintos —ingeniero de sistemas e ingeniero electromecánico, con experiencia en calidad del servicio y de la información— y nombra la dirección (PhD. María Fernanda Rivera Sanclemente), consistente con la portada (p. 1), que es el único sitio del documento donde aparece. La 4 diagnostica por qué fallan los modelos predictivos (fragmentación de fuentes, desalineación temporal, ruido, falta de interpretabilidad regulatoria) y remata con la mejor frase de los dos entregables: «En un entorno regulado, no basta con predecir: se necesita justificar cada predicción». Las 5 y 6 reproducen la pregunta (p. 23) y los cuatro objetivos (p. 25) sin desviarse. La 11 dice expresamente que la selección fue multicriterio «no exclusivamente por AUC». Y la conclusión 2 de la 14 elige como aporte propio el correcto: el panel activo-semana.</w:t>
+      </w:r>
+    </w:p>
+    <w:p>
+      <w:r>
+        <w:rPr>
+          <w:rFonts w:ascii="Calibri" w:hAnsi="Calibri"/>
+          <w:b/>
+          <w:color w:val="2B2B2B"/>
+          <w:sz w:val="22"/>
+        </w:rPr>
+        <w:t>Forma del mazo (no se pregunta en sala):</w:t>
+      </w:r>
+      <w:r>
+        <w:rPr>
+          <w:rFonts w:ascii="Calibri" w:hAnsi="Calibri"/>
+          <w:b w:val="0"/>
+          <w:color w:val="2B2B2B"/>
+          <w:sz w:val="22"/>
+        </w:rPr>
+        <w:t xml:space="preserve"> doble punto final en el objetivo específico 2 (diapositiva 6); «componente interpretative» en inglés (diapositiva 7); «API metereologíca» (diapositiva 8), que el documento escribe bien (p. 57); CREG 015 de 2018 duplicada (diapositiva 15). Las diapositivas 9 y 14, y también la 11, no traen texto extraíble más allá de sus rótulos: lo que se lea de ellas hay que leerlo en pantalla.</w:t>
       </w:r>
     </w:p>
     <w:p>
@@ -1675,7 +2996,191 @@
           <w:color w:val="007433"/>
           <w:sz w:val="32"/>
         </w:rPr>
-        <w:t>5. PREGUNTAS ANTES de escuchar la sustentación</w:t>
+        <w:t>Qué mirar en pantalla mientras exponen</w:t>
+      </w:r>
+    </w:p>
+    <w:p>
+      <w:pPr>
+        <w:pStyle w:val="ListBullet"/>
+      </w:pPr>
+      <w:r>
+        <w:rPr>
+          <w:rFonts w:ascii="Calibri" w:hAnsi="Calibri"/>
+          <w:b/>
+          <w:color w:val="2B2B2B"/>
+          <w:sz w:val="22"/>
+        </w:rPr>
+        <w:t>La palabra.</w:t>
+      </w:r>
+      <w:r>
+        <w:rPr>
+          <w:rFonts w:ascii="Calibri" w:hAnsi="Calibri"/>
+          <w:b w:val="0"/>
+          <w:color w:val="2B2B2B"/>
+          <w:sz w:val="22"/>
+        </w:rPr>
+        <w:t xml:space="preserve"> Si en las diapositivas 7, 9 o 10 dicen «históricos», «reales» o «de CENS» sin decir «construido», «simulado» o «sintético», anotarlo con la diapositiva y el minuto: es el disparador de la pregunta prioritaria 1 y del primer condicional de la §7.</w:t>
+      </w:r>
+    </w:p>
+    <w:p>
+      <w:pPr>
+        <w:pStyle w:val="ListBullet"/>
+      </w:pPr>
+      <w:r>
+        <w:rPr>
+          <w:rFonts w:ascii="Calibri" w:hAnsi="Calibri"/>
+          <w:b/>
+          <w:color w:val="2B2B2B"/>
+          <w:sz w:val="22"/>
+        </w:rPr>
+        <w:t>La diapositiva 9.</w:t>
+      </w:r>
+      <w:r>
+        <w:rPr>
+          <w:rFonts w:ascii="Calibri" w:hAnsi="Calibri"/>
+          <w:b w:val="0"/>
+          <w:color w:val="2B2B2B"/>
+          <w:sz w:val="22"/>
+        </w:rPr>
+        <w:t xml:space="preserve"> Si alguien pregunta o si ellos lo explican, escuchar de dónde salen las seis cifras de la depuración. Cualquier página que nombren se verifica después: en el documento no están.</w:t>
+      </w:r>
+    </w:p>
+    <w:p>
+      <w:pPr>
+        <w:pStyle w:val="ListBullet"/>
+      </w:pPr>
+      <w:r>
+        <w:rPr>
+          <w:rFonts w:ascii="Calibri" w:hAnsi="Calibri"/>
+          <w:b/>
+          <w:color w:val="2B2B2B"/>
+          <w:sz w:val="22"/>
+        </w:rPr>
+        <w:t>La diapositiva 8.</w:t>
+      </w:r>
+      <w:r>
+        <w:rPr>
+          <w:rFonts w:ascii="Calibri" w:hAnsi="Calibri"/>
+          <w:b w:val="0"/>
+          <w:color w:val="2B2B2B"/>
+          <w:sz w:val="22"/>
+        </w:rPr>
+        <w:t xml:space="preserve"> Contar las fuentes que proyectan. Si dicen «cuatro fuentes», la pregunta 1 se vuelve más fácil de plantear y más difícil de esquivar. Y si el rótulo sigue diciendo «GLM, Random forest», la contra del punto 4 está a la vista.</w:t>
+      </w:r>
+    </w:p>
+    <w:p>
+      <w:pPr>
+        <w:pStyle w:val="ListBullet"/>
+      </w:pPr>
+      <w:r>
+        <w:rPr>
+          <w:rFonts w:ascii="Calibri" w:hAnsi="Calibri"/>
+          <w:b/>
+          <w:color w:val="2B2B2B"/>
+          <w:sz w:val="22"/>
+        </w:rPr>
+        <w:t>La diapositiva 11.</w:t>
+      </w:r>
+      <w:r>
+        <w:rPr>
+          <w:rFonts w:ascii="Calibri" w:hAnsi="Calibri"/>
+          <w:b w:val="0"/>
+          <w:color w:val="2B2B2B"/>
+          <w:sz w:val="22"/>
+        </w:rPr>
+        <w:t xml:space="preserve"> Mirar si el gráfico trae PR-AUC y si mencionan los umbrales. Si dicen «accuracy del 84 %» sin nombrar la prevalencia, ahí entra la pregunta prioritaria 2.</w:t>
+      </w:r>
+    </w:p>
+    <w:p>
+      <w:pPr>
+        <w:pStyle w:val="ListBullet"/>
+      </w:pPr>
+      <w:r>
+        <w:rPr>
+          <w:rFonts w:ascii="Calibri" w:hAnsi="Calibri"/>
+          <w:b/>
+          <w:color w:val="2B2B2B"/>
+          <w:sz w:val="22"/>
+        </w:rPr>
+        <w:t>El paso de la 12 a la 13.</w:t>
+      </w:r>
+      <w:r>
+        <w:rPr>
+          <w:rFonts w:ascii="Calibri" w:hAnsi="Calibri"/>
+          <w:b w:val="0"/>
+          <w:color w:val="2B2B2B"/>
+          <w:sz w:val="22"/>
+        </w:rPr>
+        <w:t xml:space="preserve"> Son consecutivas y llevan 0,236 y 34,5 % del mismo activo. Si nadie lo aclara al pasar de una a otra, la pregunta es de una línea y se hace señalando la pantalla.</w:t>
+      </w:r>
+    </w:p>
+    <w:p>
+      <w:pPr>
+        <w:pStyle w:val="ListBullet"/>
+      </w:pPr>
+      <w:r>
+        <w:rPr>
+          <w:rFonts w:ascii="Calibri" w:hAnsi="Calibri"/>
+          <w:b/>
+          <w:color w:val="2B2B2B"/>
+          <w:sz w:val="22"/>
+        </w:rPr>
+        <w:t>La 13, con reloj.</w:t>
+      </w:r>
+      <w:r>
+        <w:rPr>
+          <w:rFonts w:ascii="Calibri" w:hAnsi="Calibri"/>
+          <w:b w:val="0"/>
+          <w:color w:val="2B2B2B"/>
+          <w:sz w:val="22"/>
+        </w:rPr>
+        <w:t xml:space="preserve"> Si describen el tablero en presente, anotar si en algún momento dicen «prueba de concepto» (está escrito en su propia lámina) y si ofrecen mostrarlo. El pie de esa diapositiva juega a su favor: conviene reconocérselo antes de pedir la evidencia.</w:t>
+      </w:r>
+    </w:p>
+    <w:p>
+      <w:pPr>
+        <w:pStyle w:val="ListBullet"/>
+      </w:pPr>
+      <w:r>
+        <w:rPr>
+          <w:rFonts w:ascii="Calibri" w:hAnsi="Calibri"/>
+          <w:b/>
+          <w:color w:val="2B2B2B"/>
+          <w:sz w:val="22"/>
+        </w:rPr>
+        <w:t>CRISP-DM.</w:t>
+      </w:r>
+      <w:r>
+        <w:rPr>
+          <w:rFonts w:ascii="Calibri" w:hAnsi="Calibri"/>
+          <w:b w:val="0"/>
+          <w:color w:val="2B2B2B"/>
+          <w:sz w:val="22"/>
+        </w:rPr>
+        <w:t xml:space="preserve"> Si estructuran toda la exposición en las seis fases y llegan a «Despliegue», anotar qué dicen de esa sexta fase: es la que el documento declara fuera de alcance.</w:t>
+      </w:r>
+    </w:p>
+    <w:p>
+      <w:pPr>
+        <w:pStyle w:val="ListBullet"/>
+      </w:pPr>
+      <w:r>
+        <w:rPr>
+          <w:rFonts w:ascii="Calibri" w:hAnsi="Calibri"/>
+          <w:b/>
+          <w:color w:val="2B2B2B"/>
+          <w:sz w:val="22"/>
+        </w:rPr>
+        <w:t>Quién habla de qué.</w:t>
+      </w:r>
+      <w:r>
+        <w:rPr>
+          <w:rFonts w:ascii="Calibri" w:hAnsi="Calibri"/>
+          <w:b w:val="0"/>
+          <w:color w:val="2B2B2B"/>
+          <w:sz w:val="22"/>
+        </w:rPr>
+        <w:t xml:space="preserve"> La diapositiva 2 declara perfiles distintos; anotar si el electromecánico toma las láminas de dominio (4, 10) y el de sistemas las de modelamiento (11, 12), o si habla uno solo.</w:t>
       </w:r>
     </w:p>
     <w:p>
@@ -1689,18 +3194,32 @@
           <w:color w:val="007433"/>
           <w:sz w:val="32"/>
         </w:rPr>
-        <w:t>🎯 Las 3 que sí voy a preguntar</w:t>
+        <w:t>6. PREGUNTAS ANTES de escuchar la sustentación</w:t>
       </w:r>
     </w:p>
     <w:p>
+      <w:pPr>
+        <w:spacing w:before="200" w:after="60"/>
+      </w:pPr>
       <w:r>
         <w:rPr>
           <w:rFonts w:ascii="Calibri" w:hAnsi="Calibri"/>
           <w:b/>
-          <w:color w:val="2B2B2B"/>
-          <w:sz w:val="22"/>
-        </w:rPr>
-        <w:t>Pregunta 1 — La naturaleza del dato y su ausencia en las diapositivas</w:t>
+          <w:color w:val="007433"/>
+          <w:sz w:val="32"/>
+        </w:rPr>
+        <w:t>🎯 Las 3 que sí voy a preguntar</w:t>
+      </w:r>
+    </w:p>
+    <w:p>
+      <w:r>
+        <w:rPr>
+          <w:rFonts w:ascii="Calibri" w:hAnsi="Calibri"/>
+          <w:b/>
+          <w:color w:val="2B2B2B"/>
+          <w:sz w:val="22"/>
+        </w:rPr>
+        <w:t>Pregunta 1 — Qué variable de SCADA entra al modelo</w:t>
       </w:r>
     </w:p>
     <w:p>
@@ -1716,7 +3235,7 @@
           <w:color w:val="2B2B2B"/>
           <w:sz w:val="21"/>
         </w:rPr>
-        <w:t>«El documento dice con claridad que no hubo acceso a los sistemas productivos de CENS y que todo el análisis se hizo sobre un conjunto sintético —lo dicen en la página 14 y lo repiten en la 112—, pero en las diapositivas 7 y 10 la población aparece como 87.500 eventos históricos y 600.000 usuarios de CENS sin ese matiz: cuéntenme cómo generaron ese conjunto y qué de lo que concluyen sigue en pie sabiendo que los patrones que el modelo aprendió los pusieron ustedes al generar los datos.»</w:t>
+        <w:t>«El título y el objetivo general de la página 25 venden la integración SCADA-OMS-GIS. Pero la Tabla 9, página 68, marca las seis variables de SCADA como excluidas por data leakage, y en la Figura 13, página 101, ninguna de las quince variables del resumen SHAP viene de SCADA. Nómbrenme una variable de SCADA que entre al modelo final. Si no entra ninguna, díganlo con esas palabras.»</w:t>
       </w:r>
     </w:p>
     <w:p>
@@ -1730,7 +3249,7 @@
           <w:color w:val="2B2B2B"/>
           <w:sz w:val="22"/>
         </w:rPr>
-        <w:t>Por qué se pregunta:</w:t>
+        <w:t>Sale de:</w:t>
       </w:r>
       <w:r>
         <w:rPr>
@@ -1739,7 +3258,61 @@
           <w:color w:val="2B2B2B"/>
           <w:sz w:val="22"/>
         </w:rPr>
-        <w:t xml:space="preserve"> p. 12 y p. 14 («simulated dataset») frente a la diapositiva 7 («POBLACIÓN: 87.500 eventos históricos de interrupción + 600.000 usuarios CENS») y la diapositiva 10 («600.000 usuarios analizados»). Refuerzan la duda las frases «se analizan datos históricos reales del sistema» (p. 45), «uso de datos oficiales corporativos» (p. 52) y las notas de fuente de las figuras (pp. 86-87).</w:t>
+        <w:t xml:space="preserve"> del </w:t>
+      </w:r>
+      <w:r>
+        <w:rPr>
+          <w:rFonts w:ascii="Calibri" w:hAnsi="Calibri"/>
+          <w:b/>
+          <w:color w:val="2B2B2B"/>
+          <w:sz w:val="22"/>
+        </w:rPr>
+        <w:t>documento</w:t>
+      </w:r>
+      <w:r>
+        <w:rPr>
+          <w:rFonts w:ascii="Calibri" w:hAnsi="Calibri"/>
+          <w:b w:val="0"/>
+          <w:color w:val="2B2B2B"/>
+          <w:sz w:val="22"/>
+        </w:rPr>
+        <w:t xml:space="preserve">, que es donde está la prueba: la Tabla 9 (p. 68) rotula «Excluida por data leakage» las seis variables de SCADA, y la Figura 13 (p. 101) no muestra ni una entre los quince predictores. Las </w:t>
+      </w:r>
+      <w:r>
+        <w:rPr>
+          <w:rFonts w:ascii="Calibri" w:hAnsi="Calibri"/>
+          <w:b/>
+          <w:color w:val="2B2B2B"/>
+          <w:sz w:val="22"/>
+        </w:rPr>
+        <w:t>diapositivas</w:t>
+      </w:r>
+      <w:r>
+        <w:rPr>
+          <w:rFonts w:ascii="Calibri" w:hAnsi="Calibri"/>
+          <w:b w:val="0"/>
+          <w:color w:val="2B2B2B"/>
+          <w:sz w:val="22"/>
+        </w:rPr>
+        <w:t xml:space="preserve"> son las que vuelven la pregunta inevitable: la 8 proyecta las fuentes </w:t>
+      </w:r>
+      <w:r>
+        <w:rPr>
+          <w:rFonts w:ascii="Calibri" w:hAnsi="Calibri"/>
+          <w:b/>
+          <w:color w:val="2B2B2B"/>
+          <w:sz w:val="22"/>
+        </w:rPr>
+        <w:t>entrando</w:t>
+      </w:r>
+      <w:r>
+        <w:rPr>
+          <w:rFonts w:ascii="Calibri" w:hAnsi="Calibri"/>
+          <w:b w:val="0"/>
+          <w:color w:val="2B2B2B"/>
+          <w:sz w:val="22"/>
+        </w:rPr>
+        <w:t xml:space="preserve"> —y son cuatro, no tres, porque añade CLIMA (§5, punto 3)—, y dos láminas después la 12 pone PRECIP_TOTAL_ULT_4S entre los cinco predictores principales mientras SCADA no aparece en ninguno. O sea que en pantalla la fuente que no entra al modelo se ve entrando cada minuto, y la que sí manda es la que el título no nombra. Ninguna diapositiva dice cuál sale.</w:t>
       </w:r>
     </w:p>
     <w:p>
@@ -1753,7 +3326,7 @@
           <w:color w:val="2B2B2B"/>
           <w:sz w:val="22"/>
         </w:rPr>
-        <w:t>Qué la resuelve:</w:t>
+        <w:t>Por qué se pregunta:</w:t>
       </w:r>
       <w:r>
         <w:rPr>
@@ -1762,7 +3335,25 @@
           <w:color w:val="2B2B2B"/>
           <w:sz w:val="22"/>
         </w:rPr>
-        <w:t xml:space="preserve"> que describan el procedimiento generador (distribuciones, estacionalidad y relaciones inyectadas, semilla, herramienta), que digan explícitamente en voz alta que el conjunto es sintético, y que distingan qué sí queda validado —el flujo metodológico, la arquitectura, el pipeline reproducible— de lo que no —el desempeño esperable en CENS—.</w:t>
+        <w:t xml:space="preserve"> es la única de las tres que toca el título del trabajo y no un detalle de método, y no la responde ninguna exposición estándar: la diapositiva de arquitectura muestra las tres fuentes </w:t>
+      </w:r>
+      <w:r>
+        <w:rPr>
+          <w:rFonts w:ascii="Calibri" w:hAnsi="Calibri"/>
+          <w:b/>
+          <w:color w:val="2B2B2B"/>
+          <w:sz w:val="22"/>
+        </w:rPr>
+        <w:t>entrando</w:t>
+      </w:r>
+      <w:r>
+        <w:rPr>
+          <w:rFonts w:ascii="Calibri" w:hAnsi="Calibri"/>
+          <w:b w:val="0"/>
+          <w:color w:val="2B2B2B"/>
+          <w:sz w:val="22"/>
+        </w:rPr>
+        <w:t>, no cuáles salen. En la Tabla 9 (p. 68) las seis variables de SCADA —corriente, voltaje, potencia, factor de potencia, frecuencia y alarmas— llevan todas la etiqueta «Excluida por data leakage», y los quince predictores del resumen SHAP (Figura 13, p. 101) son GIS, calendario, clima e historial OMS: MES_SEMANA, EDAD_ACTIVO_SEMANA, TIPO_ACTIVO, MUNICIPIO, PRECIP_TOTAL_ULT_4S, MATERIAL_POSTE, NIVEL_TENSION_ACTIVO, VIENTO_MAX_ULT_4S, ZONA, N_FALLAS_HISTORICO, SEMANAS_DESDE_ULTIMA_FALLA, LONGITUD_LINEA, TEMP_MEDIA_ULT_4S, CAPACIDAD_CIRCUITO y DIAS_TORMENTA_ULT_4S. Encima el documento anuncia dos veces lo contrario que la Tabla 9: la p. 49 promete como «Predictora» las variables «eléctricas de SCADA», y la Tabla 2 (p. 54) lista «Nivel de carga promedio — SCADA» como variable independiente. La pregunta va contra la p. 25, la p. 23 y el título, que venden la integración como resultado.</w:t>
       </w:r>
     </w:p>
     <w:p>
@@ -1776,7 +3367,7 @@
           <w:color w:val="2B2B2B"/>
           <w:sz w:val="22"/>
         </w:rPr>
-        <w:t>Qué la agrava:</w:t>
+        <w:t>Qué la resuelve:</w:t>
       </w:r>
       <w:r>
         <w:rPr>
@@ -1785,10 +3376,67 @@
           <w:color w:val="2B2B2B"/>
           <w:sz w:val="22"/>
         </w:rPr>
-        <w:t xml:space="preserve"> afirmar en sala que son datos reales de CENS o de «una distribuidora de Norte de Santander»; o no poder explicar cómo se generó el conjunto, porque entonces el AUC de 0,616 no se sabe qué está midiendo.</w:t>
+        <w:t xml:space="preserve"> que digan sin rodeos que </w:t>
+      </w:r>
+      <w:r>
+        <w:rPr>
+          <w:rFonts w:ascii="Calibri" w:hAnsi="Calibri"/>
+          <w:b/>
+          <w:color w:val="2B2B2B"/>
+          <w:sz w:val="22"/>
+        </w:rPr>
+        <w:t>ninguna</w:t>
+      </w:r>
+      <w:r>
+        <w:rPr>
+          <w:rFonts w:ascii="Calibri" w:hAnsi="Calibri"/>
+          <w:b w:val="0"/>
+          <w:color w:val="2B2B2B"/>
+          <w:sz w:val="22"/>
+        </w:rPr>
+        <w:t xml:space="preserve"> variable SCADA entra al modelo final; que expliquen que la exclusión fue una decisión propia y </w:t>
+      </w:r>
+      <w:r>
+        <w:rPr>
+          <w:rFonts w:ascii="Calibri" w:hAnsi="Calibri"/>
+          <w:b/>
+          <w:color w:val="2B2B2B"/>
+          <w:sz w:val="22"/>
+        </w:rPr>
+        <w:t>correcta</w:t>
+      </w:r>
+      <w:r>
+        <w:rPr>
+          <w:rFonts w:ascii="Calibri" w:hAnsi="Calibri"/>
+          <w:b w:val="0"/>
+          <w:color w:val="2B2B2B"/>
+          <w:sz w:val="22"/>
+        </w:rPr>
+        <w:t xml:space="preserve"> (son mediciones del evento o posteriores a él, de ahí el rótulo de la Tabla 9); que sitúen el aporte real de SCADA en el ETL, en la arquitectura de cuatro capas (pp. 56-58) y en el diseño de la ventana previa al evento; y que reconozcan que la p. 49 y la Tabla 2 quedaron desactualizadas frente a la Tabla 9 y que el alcance del título debe matizarse. Suma si proponen la vía correcta como trabajo futuro: agregados de SCADA </w:t>
+      </w:r>
+      <w:r>
+        <w:rPr>
+          <w:rFonts w:ascii="Calibri" w:hAnsi="Calibri"/>
+          <w:b/>
+          <w:color w:val="2B2B2B"/>
+          <w:sz w:val="22"/>
+        </w:rPr>
+        <w:t>anteriores</w:t>
+      </w:r>
+      <w:r>
+        <w:rPr>
+          <w:rFonts w:ascii="Calibri" w:hAnsi="Calibri"/>
+          <w:b w:val="0"/>
+          <w:color w:val="2B2B2B"/>
+          <w:sz w:val="22"/>
+        </w:rPr>
+        <w:t xml:space="preserve"> a la ventana (alarmas por semana, desviaciones de voltaje de semanas previas).</w:t>
       </w:r>
     </w:p>
     <w:p>
+      <w:pPr>
+        <w:pStyle w:val="ListBullet"/>
+      </w:pPr>
       <w:r>
         <w:rPr>
           <w:rFonts w:ascii="Calibri" w:hAnsi="Calibri"/>
@@ -1796,7 +3444,27 @@
           <w:color w:val="2B2B2B"/>
           <w:sz w:val="22"/>
         </w:rPr>
-        <w:t>Pregunta 2 — Sus propios criterios de éxito</w:t>
+        <w:t>Qué la agrava:</w:t>
+      </w:r>
+      <w:r>
+        <w:rPr>
+          <w:rFonts w:ascii="Calibri" w:hAnsi="Calibri"/>
+          <w:b w:val="0"/>
+          <w:color w:val="2B2B2B"/>
+          <w:sz w:val="22"/>
+        </w:rPr>
+        <w:t xml:space="preserve"> sostener que SCADA sí está en el modelo sin poder nombrar una variable; atribuir a SCADA predictores que son de OMS o GIS (N_FALLAS_HISTORICO, SEMANAS_DESDE_ULTIMA_FALLA, NIVEL_TENSION_ACTIVO); explicar la ausencia por el carácter construido del conjunto cuando la exclusión es una decisión suya documentada como fuga; o decir que fue «un tema de tiempo» y aun así mantener la integración SCADA en el título, en la pregunta y en las conclusiones. Si nombran una de las cinco variables que la Figura 13 no muestra (el modelo usó 20, p. 100), la contra es inmediata: en qué página está documentada.</w:t>
+      </w:r>
+    </w:p>
+    <w:p>
+      <w:r>
+        <w:rPr>
+          <w:rFonts w:ascii="Calibri" w:hAnsi="Calibri"/>
+          <w:b/>
+          <w:color w:val="2B2B2B"/>
+          <w:sz w:val="22"/>
+        </w:rPr>
+        <w:t>Pregunta 2 — La prevalencia real del panel</w:t>
       </w:r>
     </w:p>
     <w:p>
@@ -1812,7 +3480,7 @@
           <w:color w:val="2B2B2B"/>
           <w:sz w:val="21"/>
         </w:rPr>
-        <w:t>«Ustedes fijaron como resultados esperados un AUC superior a 0,75 y un recall mínimo del 70 % —página 28—, y lo que obtuvieron fue un AUC de 0,616 con XGBoost y un recall máximo de 0,297 con Random Forest: ¿por qué esa comparación no aparece en las conclusiones y qué lectura técnica hacen de esa distancia?»</w:t>
+        <w:t>«Las páginas 49 y 51 fijan la clase positiva del panel en aproximadamente el 18 %. Pero las dos particiones de la página 96 suman 7.413.024 filas y los positivos son a lo sumo los 83.900 eventos de la página 47: eso da 1,13 %. Denme una sola cifra: ¿qué porcentaje de filas positivas tenía el panel con que entrenaron? Si el 18 % fue un supuesto de diseño y no una medición, díganlo así.»</w:t>
       </w:r>
     </w:p>
     <w:p>
@@ -1826,7 +3494,7 @@
           <w:color w:val="2B2B2B"/>
           <w:sz w:val="22"/>
         </w:rPr>
-        <w:t>Por qué se pregunta:</w:t>
+        <w:t>Sale de:</w:t>
       </w:r>
       <w:r>
         <w:rPr>
@@ -1835,7 +3503,43 @@
           <w:color w:val="2B2B2B"/>
           <w:sz w:val="22"/>
         </w:rPr>
-        <w:t xml:space="preserve"> metas cuantificables en p. 28 («AUC superior a 0.75», «recall mínimo del 70 %»); resultados en p. 97 (Tabla 13: XGBoost 0,616290) y p. 111 (recall 0,297). Las conclusiones (pp. 110-112) hablan de «desempeño moderado» y de «mejora frente al modelo estadístico de referencia», pero nunca contra la meta propia.</w:t>
+        <w:t xml:space="preserve"> solo del </w:t>
+      </w:r>
+      <w:r>
+        <w:rPr>
+          <w:rFonts w:ascii="Calibri" w:hAnsi="Calibri"/>
+          <w:b/>
+          <w:color w:val="2B2B2B"/>
+          <w:sz w:val="22"/>
+        </w:rPr>
+        <w:t>documento</w:t>
+      </w:r>
+      <w:r>
+        <w:rPr>
+          <w:rFonts w:ascii="Calibri" w:hAnsi="Calibri"/>
+          <w:b w:val="0"/>
+          <w:color w:val="2B2B2B"/>
+          <w:sz w:val="22"/>
+        </w:rPr>
+        <w:t xml:space="preserve"> —las pp. 49 y 51 contra los conteos de las pp. 47 y 96—, y de las </w:t>
+      </w:r>
+      <w:r>
+        <w:rPr>
+          <w:rFonts w:ascii="Calibri" w:hAnsi="Calibri"/>
+          <w:b/>
+          <w:color w:val="2B2B2B"/>
+          <w:sz w:val="22"/>
+        </w:rPr>
+        <w:t>diapositivas</w:t>
+      </w:r>
+      <w:r>
+        <w:rPr>
+          <w:rFonts w:ascii="Calibri" w:hAnsi="Calibri"/>
+          <w:b w:val="0"/>
+          <w:color w:val="2B2B2B"/>
+          <w:sz w:val="22"/>
+        </w:rPr>
+        <w:t xml:space="preserve"> sale su ausencia, que es la mitad del filo: en las 15 no aparecen «18 %», «prevalencia», «desbalance», «umbral», «0,05», «PR-AUC» ni «0,053» (§5, punto 7). El gráfico de la diapositiva 11 lleva ROC-AUC, recall, F1 y accuracy, y deja fuera precisamente la métrica que la prevalencia gobierna. Consecuencia práctica: nada de lo que proyecten les va a servir de apoyo para contestar esto, así que la respuesta será la que sepan de memoria — que es justo lo que quiero medir.</w:t>
       </w:r>
     </w:p>
     <w:p>
@@ -1849,7 +3553,7 @@
           <w:color w:val="2B2B2B"/>
           <w:sz w:val="22"/>
         </w:rPr>
-        <w:t>Qué la resuelve:</w:t>
+        <w:t>Por qué se pregunta:</w:t>
       </w:r>
       <w:r>
         <w:rPr>
@@ -1858,7 +3562,16 @@
           <w:color w:val="2B2B2B"/>
           <w:sz w:val="22"/>
         </w:rPr>
-        <w:t xml:space="preserve"> reconocer que las metas no se alcanzaron y explicar por qué es esperable —prevalencia muy baja, horizonte semanal, variables predictoras limitadas a estructura y clima, ausencia de señal SCADA fina—; y sostener que con AUC de 0,616 la utilidad es ordenar activos por riesgo relativo, como ya escriben en la p. 99.</w:t>
+        <w:t xml:space="preserve"> la prevalencia gobierna la ponderación de clases, el umbral (0,05 para XGBoost, p. 97) y la lectura de PR-AUC, precision y recall. Hay cuatro cifras incompatibles: 18 % (pp. 49 y 51, así que no es un desliz de una página), 1,13 % (83.900 / 7.413.024, con p. 96 y p. 47), el ~5 % al que apunta un PR-AUC de 0,053 (Tabla 13, p. 97) y el ≈3,5 % que sale de la propia Figura 10 (p. 97: accuracy ≈0,84, especificidad ≈0,86 y recall ≈0,25 para XGBoost). Al menos tres son falsas y todas las métricas dependientes de umbral quedan sin piso. Es la que mejor discrimina dominio técnico real y la única que pide un artefacto: un número, no un relato. </w:t>
+      </w:r>
+      <w:r>
+        <w:rPr>
+          <w:rFonts w:ascii="Calibri" w:hAnsi="Calibri"/>
+          <w:b/>
+          <w:color w:val="2B2B2B"/>
+          <w:sz w:val="22"/>
+        </w:rPr>
+        <w:t>El PR-AUC y la Figura 10 no se leen en la pregunta: se guardan para la contra, porque son inferencias mías y no citas.</w:t>
       </w:r>
     </w:p>
     <w:p>
@@ -1872,7 +3585,7 @@
           <w:color w:val="2B2B2B"/>
           <w:sz w:val="22"/>
         </w:rPr>
-        <w:t>Qué la agrava:</w:t>
+        <w:t>Qué la resuelve:</w:t>
       </w:r>
       <w:r>
         <w:rPr>
@@ -1881,10 +3594,31 @@
           <w:color w:val="2B2B2B"/>
           <w:sz w:val="22"/>
         </w:rPr>
-        <w:t xml:space="preserve"> presentar 0,616 como buen desempeño, o atribuirlo únicamente a que los datos son sintéticos sin argumento; peor aún, decir que la meta «se cumplió parcialmente».</w:t>
+        <w:t xml:space="preserve"> que den la prevalencia medida del panel activo-semana y hagan la aritmética delante del jurado: base ≈1,1 % (83.900 sobre 7.413.024), o ≈4,5 % si la etiqueta marca la ventana futura de cuatro semanas (83.900 × 4), que es lo que reconcilia el ~5 % del PR-AUC y el ≈3,5 % de la Figura 10. Y que reconozcan que el 18 % de las pp. 49 y 51 era un supuesto de diseño a nivel de </w:t>
+      </w:r>
+      <w:r>
+        <w:rPr>
+          <w:rFonts w:ascii="Calibri" w:hAnsi="Calibri"/>
+          <w:b/>
+          <w:color w:val="2B2B2B"/>
+          <w:sz w:val="22"/>
+        </w:rPr>
+        <w:t>evento</w:t>
+      </w:r>
+      <w:r>
+        <w:rPr>
+          <w:rFonts w:ascii="Calibri" w:hAnsi="Calibri"/>
+          <w:b w:val="0"/>
+          <w:color w:val="2B2B2B"/>
+          <w:sz w:val="22"/>
+        </w:rPr>
+        <w:t>, no una medición del panel, comprometiéndose a corregirlo. Cierra bien la respuesta explicar por qué el umbral de XGBoost bajó a 0,05 mientras los otros dos quedaron en 0,60 y 0,57.</w:t>
       </w:r>
     </w:p>
     <w:p>
+      <w:pPr>
+        <w:pStyle w:val="ListBullet"/>
+      </w:pPr>
       <w:r>
         <w:rPr>
           <w:rFonts w:ascii="Calibri" w:hAnsi="Calibri"/>
@@ -1892,7 +3626,63 @@
           <w:color w:val="2B2B2B"/>
           <w:sz w:val="22"/>
         </w:rPr>
-        <w:t>Pregunta 3 — La existencia del producto</w:t>
+        <w:t>Qué la agrava:</w:t>
+      </w:r>
+      <w:r>
+        <w:rPr>
+          <w:rFonts w:ascii="Calibri" w:hAnsi="Calibri"/>
+          <w:b w:val="0"/>
+          <w:color w:val="2B2B2B"/>
+          <w:sz w:val="22"/>
+        </w:rPr>
+        <w:t xml:space="preserve"> defender el 18 % como medido sobre el panel; no distinguir la unidad </w:t>
+      </w:r>
+      <w:r>
+        <w:rPr>
+          <w:rFonts w:ascii="Calibri" w:hAnsi="Calibri"/>
+          <w:b/>
+          <w:color w:val="2B2B2B"/>
+          <w:sz w:val="22"/>
+        </w:rPr>
+        <w:t>evento</w:t>
+      </w:r>
+      <w:r>
+        <w:rPr>
+          <w:rFonts w:ascii="Calibri" w:hAnsi="Calibri"/>
+          <w:b w:val="0"/>
+          <w:color w:val="2B2B2B"/>
+          <w:sz w:val="22"/>
+        </w:rPr>
+        <w:t xml:space="preserve"> de la unidad </w:t>
+      </w:r>
+      <w:r>
+        <w:rPr>
+          <w:rFonts w:ascii="Calibri" w:hAnsi="Calibri"/>
+          <w:b/>
+          <w:color w:val="2B2B2B"/>
+          <w:sz w:val="22"/>
+        </w:rPr>
+        <w:t>activo-semana</w:t>
+      </w:r>
+      <w:r>
+        <w:rPr>
+          <w:rFonts w:ascii="Calibri" w:hAnsi="Calibri"/>
+          <w:b w:val="0"/>
+          <w:color w:val="2B2B2B"/>
+          <w:sz w:val="22"/>
+        </w:rPr>
+        <w:t>; decir que un PR-AUC de 0,05 es bueno o que es comparable con el ROC-AUC de 0,616; achacar la cifra al generador del conjunto sin hacer la división; o admitir que nunca contaron los positivos del panel con que entrenaron.</w:t>
+      </w:r>
+    </w:p>
+    <w:p>
+      <w:r>
+        <w:rPr>
+          <w:rFonts w:ascii="Calibri" w:hAnsi="Calibri"/>
+          <w:b/>
+          <w:color w:val="2B2B2B"/>
+          <w:sz w:val="22"/>
+        </w:rPr>
+        <w:t>Pregunta 3 — El juicio de expertos de CENS</w:t>
       </w:r>
     </w:p>
     <w:p>
@@ -1908,7 +3698,7 @@
           <w:color w:val="2B2B2B"/>
           <w:sz w:val="21"/>
         </w:rPr>
-        <w:t>«En la página 71 y en la diapositiva 13 hablan de un prototipo funcional en Streamlit que integra el modelo y SHAP, pero entre las dieciséis figuras del documento no hay ni una captura del tablero: ¿está corriendo hoy, y pueden describirme qué se ve en pantalla cuando se consulta el activo ACT-012907?»</w:t>
+        <w:t>«La página 66 afirma que los instrumentos fueron sometidos a un proceso de validación técnica interna mediante revisión por juicio de expertos de las áreas de Operación del Sistema, Gestión de Activos y Analítica de Datos de CENS. La página 12 dice que no fue posible acceder a los sistemas productivos de CENS. Díganme cuántos expertos fueron y en qué fecha. Si fue una conversación informal y sin acta, díganlo con esas palabras.»</w:t>
       </w:r>
     </w:p>
     <w:p>
@@ -1922,7 +3712,7 @@
           <w:color w:val="2B2B2B"/>
           <w:sz w:val="22"/>
         </w:rPr>
-        <w:t>Por qué se pregunta:</w:t>
+        <w:t>Sale de:</w:t>
       </w:r>
       <w:r>
         <w:rPr>
@@ -1931,7 +3721,43 @@
           <w:color w:val="2B2B2B"/>
           <w:sz w:val="22"/>
         </w:rPr>
-        <w:t xml:space="preserve"> p. 71 («se desarrolló un prototipo funcional de tablero predictivo utilizando Streamlit», «prueba de concepto funcional»); lista de figuras con 16 figuras y ninguna del tablero: son la arquitectura, ocho gráficas exploratorias, tres de métricas y cuatro de SHAP (p. 11). El matiz que hay que tener claro antes de hablar: la p. 73 lista Streamlit entre las tecnologías «recomendadas para una eventual implementación» —eso se refiere a la puesta en producción, no al prototipo— y la nota de la Tabla 10 (p. 74) excluye del alcance «su ejecución sobre una implementación real y sobre datos operativos de CENS», no la existencia del tablero. Y la p. 112 afirma que «el desarrollo del prototipo en Streamlit permitió comprobar la integración conceptual y funcional». Es decir: el documento no se contradice sobre el producto, simplemente no lo muestra. La pregunta es por la evidencia, no por una contradicción.</w:t>
+        <w:t xml:space="preserve"> enteramente del </w:t>
+      </w:r>
+      <w:r>
+        <w:rPr>
+          <w:rFonts w:ascii="Calibri" w:hAnsi="Calibri"/>
+          <w:b/>
+          <w:color w:val="2B2B2B"/>
+          <w:sz w:val="22"/>
+        </w:rPr>
+        <w:t>documento</w:t>
+      </w:r>
+      <w:r>
+        <w:rPr>
+          <w:rFonts w:ascii="Calibri" w:hAnsi="Calibri"/>
+          <w:b w:val="0"/>
+          <w:color w:val="2B2B2B"/>
+          <w:sz w:val="22"/>
+        </w:rPr>
+        <w:t xml:space="preserve">: la p. 66 contra la p. 12 y contra la p. 75. En las </w:t>
+      </w:r>
+      <w:r>
+        <w:rPr>
+          <w:rFonts w:ascii="Calibri" w:hAnsi="Calibri"/>
+          <w:b/>
+          <w:color w:val="2B2B2B"/>
+          <w:sz w:val="22"/>
+        </w:rPr>
+        <w:t>diapositivas</w:t>
+      </w:r>
+      <w:r>
+        <w:rPr>
+          <w:rFonts w:ascii="Calibri" w:hAnsi="Calibri"/>
+          <w:b w:val="0"/>
+          <w:color w:val="2B2B2B"/>
+          <w:sz w:val="22"/>
+        </w:rPr>
+        <w:t xml:space="preserve"> «experto» da cero coincidencias, y eso importa por dos razones opuestas. A favor: el mazo no repite la afirmación, así que no hay que ir a buscarla en pantalla ni convertirla en un pillado. En contra: si en sala dicen «lo validamos con gente de CENS» —y es lo más probable, porque es la frase que se dice—, esa afirmación no estará respaldada por nada de lo proyectado, solo por un párrafo del documento que la p. 75 desmiente. La pregunta es la misma en los dos escenarios; lo que cambia es el tono con que se abre.</w:t>
       </w:r>
     </w:p>
     <w:p>
@@ -1945,7 +3771,7 @@
           <w:color w:val="2B2B2B"/>
           <w:sz w:val="22"/>
         </w:rPr>
-        <w:t>Qué la resuelve:</w:t>
+        <w:t>Por qué se pregunta:</w:t>
       </w:r>
       <w:r>
         <w:rPr>
@@ -1954,7 +3780,43 @@
           <w:color w:val="2B2B2B"/>
           <w:sz w:val="22"/>
         </w:rPr>
-        <w:t xml:space="preserve"> una demostración en vivo, un video, una captura, o una descripción precisa y consistente de los seis pasos del caso de uso con los valores del caso de prueba (P=0,345, riesgo alto, factores SHAP).</w:t>
+        <w:t xml:space="preserve"> es una afirmación de validación institucional en pasado, sin un solo dato de respaldo —ni número, ni cargo, ni fecha, ni instrumento, ni acta— dentro de un trabajo que declara no haber tenido acceso a CENS (p. 12) y que en la p. 75 pone esa </w:t>
+      </w:r>
+      <w:r>
+        <w:rPr>
+          <w:rFonts w:ascii="Calibri" w:hAnsi="Calibri"/>
+          <w:b/>
+          <w:color w:val="2B2B2B"/>
+          <w:sz w:val="22"/>
+        </w:rPr>
+        <w:t>misma</w:t>
+      </w:r>
+      <w:r>
+        <w:rPr>
+          <w:rFonts w:ascii="Calibri" w:hAnsi="Calibri"/>
+          <w:b w:val="0"/>
+          <w:color w:val="2B2B2B"/>
+          <w:sz w:val="22"/>
+        </w:rPr>
+        <w:t xml:space="preserve"> validación, con usuarios técnicos de esas </w:t>
+      </w:r>
+      <w:r>
+        <w:rPr>
+          <w:rFonts w:ascii="Calibri" w:hAnsi="Calibri"/>
+          <w:b/>
+          <w:color w:val="2B2B2B"/>
+          <w:sz w:val="22"/>
+        </w:rPr>
+        <w:t>mismas</w:t>
+      </w:r>
+      <w:r>
+        <w:rPr>
+          <w:rFonts w:ascii="Calibri" w:hAnsi="Calibri"/>
+          <w:b w:val="0"/>
+          <w:color w:val="2B2B2B"/>
+          <w:sz w:val="22"/>
+        </w:rPr>
+        <w:t xml:space="preserve"> áreas, como tarea futura. La p. 65 añade una «consulta complementaria al repositorio geográfico corporativo» y la p. 66 una «prueba piloto de integración» sobre registros históricos. Toca veracidad y rigor ético, no coherencia editorial, y no la responde el guion de la sustentación, que no entra al capítulo de instrumentos. Es además la pregunta correcta si en sala dicen «lo validamos con gente de CENS»: tienen respaldo textual en la p. 66, así que hay que ir por quiénes, cuántos y con qué instrumento, no por si el documento lo dice.</w:t>
       </w:r>
     </w:p>
     <w:p>
@@ -1968,6 +3830,38 @@
           <w:color w:val="2B2B2B"/>
           <w:sz w:val="22"/>
         </w:rPr>
+        <w:t>Qué la resuelve:</w:t>
+      </w:r>
+      <w:r>
+        <w:rPr>
+          <w:rFonts w:ascii="Calibri" w:hAnsi="Calibri"/>
+          <w:b w:val="0"/>
+          <w:color w:val="2B2B2B"/>
+          <w:sz w:val="22"/>
+        </w:rPr>
+        <w:t xml:space="preserve"> que aporten el artefacto —número de expertos, área y cargo, fecha, y el formato, acta o correo de solicitud—; o que declaren con claridad que no hubo validación formal, que fue una consulta informal o una revisión entre pares académicos, y que el párrafo de la p. 66 es un remanente de versión anterior que corregirán para alinearlo con la p. 12 y la p. 75. </w:t>
+      </w:r>
+      <w:r>
+        <w:rPr>
+          <w:rFonts w:ascii="Calibri" w:hAnsi="Calibri"/>
+          <w:b/>
+          <w:color w:val="2B2B2B"/>
+          <w:sz w:val="22"/>
+        </w:rPr>
+        <w:t>La salida honesta es plenamente aceptable y no penaliza el resto del trabajo.</w:t>
+      </w:r>
+    </w:p>
+    <w:p>
+      <w:pPr>
+        <w:pStyle w:val="ListBullet"/>
+      </w:pPr>
+      <w:r>
+        <w:rPr>
+          <w:rFonts w:ascii="Calibri" w:hAnsi="Calibri"/>
+          <w:b/>
+          <w:color w:val="2B2B2B"/>
+          <w:sz w:val="22"/>
+        </w:rPr>
         <w:t>Qué la agrava:</w:t>
       </w:r>
       <w:r>
@@ -1977,7 +3871,7 @@
           <w:color w:val="2B2B2B"/>
           <w:sz w:val="22"/>
         </w:rPr>
-        <w:t xml:space="preserve"> que cada integrante describa un producto distinto, o que se refugien en «está especificado» cuando la afirmación del documento y de la diapositiva es «funcional».</w:t>
+        <w:t xml:space="preserve"> sostener que hubo validación con CENS y a la vez mantener que no hubo acceso; ofrecer nombres sin instrumento ni fecha; escudarse en confidencialidad sin poder dar siquiera cargos, mes o tipo de documento; extender la afirmación a los datos («son corporativos», pp. 45 y 52) contradiciendo las pp. 12, 14 y 112; o afirmar que la prueba piloto de integración y la consulta al repositorio geográfico corporativo (p. 65) se hicieron sobre sistemas reales de CENS.</w:t>
       </w:r>
     </w:p>
     <w:p>
@@ -1991,7 +3885,88 @@
           <w:color w:val="007433"/>
           <w:sz w:val="32"/>
         </w:rPr>
+        <w:t>Lo que se leyó en la sala el 18/08 — para cotejar con la hoja escrita a mano</w:t>
+      </w:r>
+    </w:p>
+    <w:p>
+      <w:pPr>
+        <w:pStyle w:val="ListNumber"/>
+      </w:pPr>
+      <w:r>
+        <w:rPr>
+          <w:rFonts w:ascii="Calibri" w:hAnsi="Calibri"/>
+          <w:b w:val="0"/>
+          <w:color w:val="2B2B2B"/>
+          <w:sz w:val="22"/>
+        </w:rPr>
+        <w:t>«El documento dice con claridad que no hubo acceso a los sistemas productivos de CENS y que todo el análisis se hizo sobre un conjunto sintético —lo dicen en la página 14 y lo repiten en la 112—, pero en las diapositivas 7 y 10 la población aparece como 87.500 eventos históricos y 600.000 usuarios de CENS sin ese matiz: cuéntenme cómo generaron ese conjunto y qué de lo que concluyen sigue en pie sabiendo que los patrones que el modelo aprendió los pusieron ustedes al generar los datos.»</w:t>
+      </w:r>
+    </w:p>
+    <w:p>
+      <w:pPr>
+        <w:pStyle w:val="ListNumber"/>
+      </w:pPr>
+      <w:r>
+        <w:rPr>
+          <w:rFonts w:ascii="Calibri" w:hAnsi="Calibri"/>
+          <w:b w:val="0"/>
+          <w:color w:val="2B2B2B"/>
+          <w:sz w:val="22"/>
+        </w:rPr>
+        <w:t>«Ustedes fijaron como resultados esperados un AUC superior a 0,75 y un recall mínimo del 70 % —página 28—, y lo que obtuvieron fue un AUC de 0,616 con XGBoost y un recall máximo de 0,297 con Random Forest: ¿por qué esa comparación no aparece en las conclusiones y qué lectura técnica hacen de esa distancia?»</w:t>
+      </w:r>
+    </w:p>
+    <w:p>
+      <w:pPr>
+        <w:pStyle w:val="ListNumber"/>
+      </w:pPr>
+      <w:r>
+        <w:rPr>
+          <w:rFonts w:ascii="Calibri" w:hAnsi="Calibri"/>
+          <w:b w:val="0"/>
+          <w:color w:val="2B2B2B"/>
+          <w:sz w:val="22"/>
+        </w:rPr>
+        <w:t>«En la página 71 y en la diapositiva 13 hablan de un prototipo funcional en Streamlit que integra el modelo y SHAP, pero entre las dieciséis figuras del documento no hay ni una captura del tablero: ¿está corriendo hoy, y pueden describirme qué se ve en pantalla cuando se consulta el activo ACT-012907?»</w:t>
+      </w:r>
+    </w:p>
+    <w:p>
+      <w:pPr>
+        <w:spacing w:before="200" w:after="60"/>
+      </w:pPr>
+      <w:r>
+        <w:rPr>
+          <w:rFonts w:ascii="Calibri" w:hAnsi="Calibri"/>
+          <w:b/>
+          <w:color w:val="007433"/>
+          <w:sz w:val="32"/>
+        </w:rPr>
         <w:t>Banco de reserva (por si sobra tiempo o si contestan rápido)</w:t>
+      </w:r>
+    </w:p>
+    <w:p>
+      <w:r>
+        <w:rPr>
+          <w:rFonts w:ascii="Calibri" w:hAnsi="Calibri"/>
+          <w:b w:val="0"/>
+          <w:color w:val="2B2B2B"/>
+          <w:sz w:val="22"/>
+        </w:rPr>
+        <w:t>Los títulos no se cambian: la §7 llama a estas reservas por su nombre («la reserva del tablero», «la reserva de las 20 variables»). Lo que cambia es el orden: primero las que se sostienen con una página del documento, después las que se sostienen con una diapositiva. Si la exposición se cae por el lado del mazo, se dispara del segundo grupo; si se cae por el lado del método, del primero.</w:t>
+      </w:r>
+    </w:p>
+    <w:p>
+      <w:pPr>
+        <w:spacing w:before="140" w:after="60"/>
+      </w:pPr>
+      <w:r>
+        <w:rPr>
+          <w:rFonts w:ascii="Calibri" w:hAnsi="Calibri"/>
+          <w:b/>
+          <w:color w:val="0C2340"/>
+          <w:sz w:val="27"/>
+        </w:rPr>
+        <w:t>Del documento</w:t>
       </w:r>
     </w:p>
     <w:p>
@@ -2005,7 +3980,7 @@
           <w:color w:val="2B2B2B"/>
           <w:sz w:val="22"/>
         </w:rPr>
-        <w:t>Desbalance.</w:t>
+        <w:t>Las 20 variables.</w:t>
       </w:r>
       <w:r>
         <w:rPr>
@@ -2014,7 +3989,7 @@
           <w:color w:val="2B2B2B"/>
           <w:sz w:val="22"/>
         </w:rPr>
-        <w:t xml:space="preserve"> «La página 49 dice que la clase positiva es el 18 % del panel; con 7.413.024 filas y a lo sumo 83.900 positivos me sale 1,13 %. ¿Cuál de los dos números es el del panel que entrenaron?»</w:t>
+        <w:t xml:space="preserve"> «La página 100 dice que el XGBoost final usó 20 variables predictoras; el diccionario de datos, Tabla 9, documenta 7, y la Figura 13 muestra 15. Enumérenme las 20, o díganme en qué página están documentadas.» (pp. 68-70, 76, 100 y 101)</w:t>
       </w:r>
     </w:p>
     <w:p>
@@ -2028,7 +4003,7 @@
           <w:color w:val="2B2B2B"/>
           <w:sz w:val="22"/>
         </w:rPr>
-        <w:t>Umbrales.</w:t>
+        <w:t>El calendario como señal dominante.</w:t>
       </w:r>
       <w:r>
         <w:rPr>
@@ -2037,7 +4012,7 @@
           <w:color w:val="2B2B2B"/>
           <w:sz w:val="22"/>
         </w:rPr>
-        <w:t xml:space="preserve"> «¿Por qué el umbral de XGBoost es 0,05 y el de la regresión logística 0,60 (p. 97), y en qué sentido son comparables la precision y el F1 calculados así?»</w:t>
+        <w:t xml:space="preserve"> «En la Figura 13 el predictor que encabeza el ranking SHAP es MES_SEMANA, el mes del año, por encima de la edad del activo, y esa variable no aparece en el diccionario de datos. Si la señal dominante es el calendario, ¿qué distingue el tablero entre dos activos distintos de la misma semana?» (pp. 100-101 contra pp. 68-70)</w:t>
       </w:r>
     </w:p>
     <w:p>
@@ -2051,7 +4026,7 @@
           <w:color w:val="2B2B2B"/>
           <w:sz w:val="22"/>
         </w:rPr>
-        <w:t>Particiones.</w:t>
+        <w:t>Resumen contra abstract.</w:t>
       </w:r>
       <w:r>
         <w:rPr>
@@ -2060,7 +4035,7 @@
           <w:color w:val="2B2B2B"/>
           <w:sz w:val="22"/>
         </w:rPr>
-        <w:t xml:space="preserve"> «La página 51 y la Tabla 11 dicen 70/30; la página 96 y la diapositiva 11 muestran 2019-2024 contra 2025. ¿Cuál se usó, y qué pasó con la partición por circuito y el k-fold estratificado por circuito que anuncian en la página 53?»</w:t>
+        <w:t xml:space="preserve"> «Su resumen, página 12, dice que esta entrega documenta el entrenamiento, la comparación, la evaluación y la selección multicriterio realizados; su abstract en inglés, página 14, dice que el modelamiento quedó como especificación metodológica y que CENS lo ejecutará sobre datos reales. ¿Cuál de los dos describe el estado real de la entrega?» (pp. 12 y 14)</w:t>
       </w:r>
     </w:p>
     <w:p>
@@ -2074,7 +4049,7 @@
           <w:color w:val="2B2B2B"/>
           <w:sz w:val="22"/>
         </w:rPr>
-        <w:t>Hipótesis 1.</w:t>
+        <w:t>La Fase 5 contra sí misma.</w:t>
       </w:r>
       <w:r>
         <w:rPr>
@@ -2083,7 +4058,7 @@
           <w:color w:val="2B2B2B"/>
           <w:sz w:val="22"/>
         </w:rPr>
-        <w:t xml:space="preserve"> «Ustedes mismos escriben en la página 88 que la hipótesis del aporte del clima exige comparar modelos con y sin esas variables. ¿Se corrió esa comparación? Si no, ¿la hipótesis queda abierta?»</w:t>
+        <w:t xml:space="preserve"> «En la página 55 el encabezado de la Fase 5 dice Estado: Ejecutada; análisis SHAP y matriz multicriterio, y cuatro líneas más abajo la última viñeta de esa misma fase dice que constituye la línea de trabajo recomendada para que CENS la ejecute. ¿Cuál de las dos frases está vigente?» (p. 55)</w:t>
       </w:r>
     </w:p>
     <w:p>
@@ -2097,7 +4072,7 @@
           <w:color w:val="2B2B2B"/>
           <w:sz w:val="22"/>
         </w:rPr>
-        <w:t>Multicriterio.</w:t>
+        <w:t>Datos reales, oficiales o sintéticos.</w:t>
       </w:r>
       <w:r>
         <w:rPr>
@@ -2106,7 +4081,7 @@
           <w:color w:val="2B2B2B"/>
           <w:sz w:val="22"/>
         </w:rPr>
-        <w:t xml:space="preserve"> «Los 11 criterios de la matriz y sus pesos no están publicados (pp. 104, 108). ¿Cuánto pesó la interpretabilidad frente al desempeño, y XGBoost seguiría ganando si se invirtieran esos dos pesos?»</w:t>
+        <w:t xml:space="preserve"> «La página 45 dice que se analizan datos históricos reales del sistema y la página 52 garantiza la validez mediante el uso de datos oficiales corporativos, mientras la página 112 llama al conjunto sintético estructurado para fines académicos. ¿Cuál de las tres frases queda vigente y cuáles van a corregir?» (pp. 45, 52 y 112)</w:t>
       </w:r>
     </w:p>
     <w:p>
@@ -2120,7 +4095,7 @@
           <w:color w:val="2B2B2B"/>
           <w:sz w:val="22"/>
         </w:rPr>
-        <w:t>CRISP-DM.</w:t>
+        <w:t>Las metas propias.</w:t>
       </w:r>
       <w:r>
         <w:rPr>
@@ -2129,7 +4104,21 @@
           <w:color w:val="2B2B2B"/>
           <w:sz w:val="22"/>
         </w:rPr>
-        <w:t xml:space="preserve"> «La diapositiva 7 declara CRISP-DM; el documento no lo menciona y organiza cinco fases propias. ¿Cómo se corresponden las seis fases de CRISP-DM con esas cinco?»</w:t>
+        <w:t xml:space="preserve"> «La página 28 declara como resultados esperados un AUC superior a 0,75 y un recall mínimo del 70 %; la Tabla 13 y la página 111 reportan 0,616 y 0,297. Díganme en qué página de las conclusiones confrontan la meta declarada con el resultado obtenido.» (pp. 28, 97 y 110-112)</w:t>
+      </w:r>
+    </w:p>
+    <w:p>
+      <w:pPr>
+        <w:spacing w:before="140" w:after="60"/>
+      </w:pPr>
+      <w:r>
+        <w:rPr>
+          <w:rFonts w:ascii="Calibri" w:hAnsi="Calibri"/>
+          <w:b/>
+          <w:color w:val="0C2340"/>
+          <w:sz w:val="27"/>
+        </w:rPr>
+        <w:t>De las diapositivas</w:t>
       </w:r>
     </w:p>
     <w:p>
@@ -2143,7 +4132,7 @@
           <w:color w:val="2B2B2B"/>
           <w:sz w:val="22"/>
         </w:rPr>
-        <w:t>Reproducibilidad.</w:t>
+        <w:t>Los 600 registros.</w:t>
       </w:r>
       <w:r>
         <w:rPr>
@@ -2152,7 +4141,7 @@
           <w:color w:val="2B2B2B"/>
           <w:sz w:val="22"/>
         </w:rPr>
-        <w:t xml:space="preserve"> «¿Hay repositorio de código y versión de dataset (los mencionan en la arquitectura, p. 58)? ¿Un tercero podría reproducir la Tabla 13?»</w:t>
+        <w:t xml:space="preserve"> «Su diapositiva 9 desglosa la depuración en seis causas que suman 3.000 registros y los llama corregidos; la Tabla 12, página 78, dice 3.600 eliminados, el 4,11 %. Busqué esas seis cifras en las 115 páginas y no están: la Tabla 8 de la página 67 lista diez reglas de calidad sin un solo conteo. ¿De dónde salen los 400, los 1.000, los 500 y los 300 de esa diapositiva?» (diapositiva 9 contra pp. 67, 76 y 78)</w:t>
       </w:r>
     </w:p>
     <w:p>
@@ -2166,7 +4155,7 @@
           <w:color w:val="2B2B2B"/>
           <w:sz w:val="22"/>
         </w:rPr>
-        <w:t>Uso operativo.</w:t>
+        <w:t>El tablero en pantalla.</w:t>
       </w:r>
       <w:r>
         <w:rPr>
@@ -2175,7 +4164,25 @@
           <w:color w:val="2B2B2B"/>
           <w:sz w:val="22"/>
         </w:rPr>
-        <w:t xml:space="preserve"> «Con precision de 0,06, de cada 100 activos que el tablero marca como riesgo alto fallaría cerca de 6. ¿Cómo se le presenta eso a Gestión de Activos para que la cuadrilla no pierda credibilidad en la herramienta?»</w:t>
+        <w:t xml:space="preserve"> «La página 71 y la diapositiva 13 hablan de un prototipo funcional en Streamlit, y entre las 16 figuras del documento no hay una sola captura del tablero —ni en las 15 diapositivas—. Además los seis pasos que proyecta la diapositiva 13 son los de la Tabla 10, página 73, donde el documento dice que es el caso de uso bajo el cual el tablero </w:t>
+      </w:r>
+      <w:r>
+        <w:rPr>
+          <w:rFonts w:ascii="Calibri" w:hAnsi="Calibri"/>
+          <w:i/>
+          <w:color w:val="2B2B2B"/>
+          <w:sz w:val="22"/>
+        </w:rPr>
+        <w:t>debería</w:t>
+      </w:r>
+      <w:r>
+        <w:rPr>
+          <w:rFonts w:ascii="Calibri" w:hAnsi="Calibri"/>
+          <w:b w:val="0"/>
+          <w:color w:val="2B2B2B"/>
+          <w:sz w:val="22"/>
+        </w:rPr>
+        <w:t xml:space="preserve"> operar. ¿Pueden compartir pantalla ahora y ejecutar el caso ACT-012907 delante del jurado? Si no está corriendo, díganlo con esas palabras.» (pp. 11, 71-73 y diapositiva 13)</w:t>
       </w:r>
     </w:p>
     <w:p>
@@ -2189,7 +4196,7 @@
           <w:color w:val="2B2B2B"/>
           <w:sz w:val="22"/>
         </w:rPr>
-        <w:t>Integridad.</w:t>
+        <w:t>La bibliografía de la presentación.</w:t>
       </w:r>
       <w:r>
         <w:rPr>
@@ -2198,7 +4205,122 @@
           <w:color w:val="2B2B2B"/>
           <w:sz w:val="22"/>
         </w:rPr>
-        <w:t xml:space="preserve"> «El documento no reporta índice de similitud ni informe antiplagio. ¿Se corrió? ¿Con qué resultado?» — *preferible planteárselo a la Dirección o al director, no en sala.*</w:t>
+        <w:t xml:space="preserve"> «Guidotti y otros se cita en las páginas 22, 27 y 33 y no aparece en la bibliografía del documento; su diapositiva 15 sí la trae. También trae a Breiman, Molnar y Shearer, que no están en las 115 páginas, y la exposición se estructura con CRISP-DM, que tampoco. ¿Con qué bibliografía se armó la presentación, y por qué no es la misma del documento?» (pp. 22, 27, 33, 113-115; diapositivas 7 y 15)</w:t>
+      </w:r>
+    </w:p>
+    <w:p>
+      <w:pPr>
+        <w:pStyle w:val="ListBullet"/>
+      </w:pPr>
+      <w:r>
+        <w:rPr>
+          <w:rFonts w:ascii="Calibri" w:hAnsi="Calibri"/>
+          <w:b/>
+          <w:color w:val="2B2B2B"/>
+          <w:sz w:val="22"/>
+        </w:rPr>
+        <w:t>La métrica que no se proyecta.</w:t>
+      </w:r>
+      <w:r>
+        <w:rPr>
+          <w:rFonts w:ascii="Calibri" w:hAnsi="Calibri"/>
+          <w:b w:val="0"/>
+          <w:color w:val="2B2B2B"/>
+          <w:sz w:val="22"/>
+        </w:rPr>
+        <w:t xml:space="preserve"> «Su diapositiva 11 compara los tres modelos con ROC-AUC, recall, F1 y accuracy, y no muestra el PR-AUC. La Tabla 13, página 97, reporta un PR-AUC máximo de 0,053 y tres umbrales de decisión distintos: 0,60, 0,57 y 0,05. ¿Por qué esas dos cosas no están en la diapositiva, y cuál de las dos métricas es la que hay que mirar cuando la clase positiva es rara?» (p. 97 contra diapositiva 11)</w:t>
+      </w:r>
+    </w:p>
+    <w:p>
+      <w:pPr>
+        <w:pStyle w:val="ListBullet"/>
+      </w:pPr>
+      <w:r>
+        <w:rPr>
+          <w:rFonts w:ascii="Calibri" w:hAnsi="Calibri"/>
+          <w:b/>
+          <w:color w:val="2B2B2B"/>
+          <w:sz w:val="22"/>
+        </w:rPr>
+        <w:t>Las dos particiones.</w:t>
+      </w:r>
+      <w:r>
+        <w:rPr>
+          <w:rFonts w:ascii="Calibri" w:hAnsi="Calibri"/>
+          <w:b w:val="0"/>
+          <w:color w:val="2B2B2B"/>
+          <w:sz w:val="22"/>
+        </w:rPr>
+        <w:t xml:space="preserve"> «Su diapositiva 7 anuncia Train/Test 70-30 y cuatro láminas después la 11 muestra entrenamiento 2019-2024 con 6.409.824 registros y prueba 2025 con 1.003.200, que es 86,5 contra 13,5. ¿Cuál de las dos se ejecutó, y por qué la otra sigue en el mazo?» (diapositivas 7 y 11 contra pp. 51, 76 y 96)</w:t>
+      </w:r>
+    </w:p>
+    <w:p>
+      <w:pPr>
+        <w:pStyle w:val="ListBullet"/>
+      </w:pPr>
+      <w:r>
+        <w:rPr>
+          <w:rFonts w:ascii="Calibri" w:hAnsi="Calibri"/>
+          <w:b/>
+          <w:color w:val="2B2B2B"/>
+          <w:sz w:val="22"/>
+        </w:rPr>
+        <w:t>La validación cruzada anunciada dos veces.</w:t>
+      </w:r>
+      <w:r>
+        <w:rPr>
+          <w:rFonts w:ascii="Calibri" w:hAnsi="Calibri"/>
+          <w:b w:val="0"/>
+          <w:color w:val="2B2B2B"/>
+          <w:sz w:val="22"/>
+        </w:rPr>
+        <w:t xml:space="preserve"> «La diapositiva 6 la pone en el objetivo específico 2 y la 8 la pone en la capa de analítica, y en la 11 solo aparece la partición temporal. ¿Se ejecutó alguna validación cruzada, con cuántos folds y estratificada por qué?» (diapositivas 6, 8 y 11 contra p. 51)</w:t>
+      </w:r>
+    </w:p>
+    <w:p>
+      <w:pPr>
+        <w:pStyle w:val="ListBullet"/>
+      </w:pPr>
+      <w:r>
+        <w:rPr>
+          <w:rFonts w:ascii="Calibri" w:hAnsi="Calibri"/>
+          <w:b/>
+          <w:color w:val="2B2B2B"/>
+          <w:sz w:val="22"/>
+        </w:rPr>
+        <w:t>La arquitectura sin XGBoost.</w:t>
+      </w:r>
+      <w:r>
+        <w:rPr>
+          <w:rFonts w:ascii="Calibri" w:hAnsi="Calibri"/>
+          <w:b w:val="0"/>
+          <w:color w:val="2B2B2B"/>
+          <w:sz w:val="22"/>
+        </w:rPr>
+        <w:t xml:space="preserve"> «Su diapositiva 8 dice, en la capa de analítica, entrenamiento GLM y Random Forest, y el modelo que seleccionaron es XGBoost. ¿La arquitectura que proponen contempla el modelo que eligieron, o la lámina quedó de una versión anterior?» (diapositiva 8 contra pp. 12, 57 y 96-108)</w:t>
+      </w:r>
+    </w:p>
+    <w:p>
+      <w:pPr>
+        <w:pStyle w:val="ListBullet"/>
+      </w:pPr>
+      <w:r>
+        <w:rPr>
+          <w:rFonts w:ascii="Calibri" w:hAnsi="Calibri"/>
+          <w:b/>
+          <w:color w:val="2B2B2B"/>
+          <w:sz w:val="22"/>
+        </w:rPr>
+        <w:t>El SAIDI y el SAIFI de la diapositiva 3.</w:t>
+      </w:r>
+      <w:r>
+        <w:rPr>
+          <w:rFonts w:ascii="Calibri" w:hAnsi="Calibri"/>
+          <w:b w:val="0"/>
+          <w:color w:val="2B2B2B"/>
+          <w:sz w:val="22"/>
+        </w:rPr>
+        <w:t xml:space="preserve"> «Su introducción dice que el proyecto predice fallas y el comportamiento de los indicadores SAIDI y SAIFI. En la Tabla 9 los dos están marcados como excluidos de los predictores y usados solo como contexto, y la salida del modelo es una probabilidad de falla por activo-semana. ¿En qué tabla se pronostica un valor de SAIDI?» (diapositiva 3 contra pp. 19, 23, 25 y 68-70)</w:t>
       </w:r>
     </w:p>
     <w:p>
@@ -2212,7 +4334,7 @@
           <w:color w:val="007433"/>
           <w:sz w:val="32"/>
         </w:rPr>
-        <w:t>6. PREGUNTAS DESPUÉS — condicionales, para marcar en caliente</w:t>
+        <w:t>7. PREGUNTAS DESPUÉS — condicionales, para marcar en caliente</w:t>
       </w:r>
     </w:p>
     <w:p>
@@ -2281,7 +4403,7 @@
           <w:color w:val="2B2B2B"/>
           <w:sz w:val="22"/>
         </w:rPr>
-        <w:t xml:space="preserve"> → cambiar la pregunta 3 por: «¿de dónde lee las variables del activo: del CSV del panel o de una consulta a la capa de integración? ¿Y qué pasa si al activo le faltan variables predictoras, como prevé el paso 2 de la Tabla 10 (p. 73)?»</w:t>
+        <w:t xml:space="preserve"> → soltar la reserva del tablero y subir el nivel: «¿de dónde lee las variables del activo: del CSV del panel o de una consulta a la capa de integración? ¿Y qué pasa si al activo le faltan variables predictoras, como prevé el paso 2 de la Tabla 10 (p. 73)?»</w:t>
       </w:r>
     </w:p>
     <w:p>
@@ -2304,7 +4426,7 @@
           <w:color w:val="2B2B2B"/>
           <w:sz w:val="22"/>
         </w:rPr>
-        <w:t xml:space="preserve"> → pedir la descripción de los seis pasos y de la salida concreta para ACT-012907, y anotar si coincide con la Tabla 10 y con el caso de la p. 72.</w:t>
+        <w:t xml:space="preserve"> → usar la reserva del tablero: pedir la descripción de los seis pasos y de la salida concreta para ACT-012907, y anotar si coincide con la Tabla 10 y con el caso de la p. 72.</w:t>
       </w:r>
     </w:p>
     <w:p>
@@ -2373,7 +4495,25 @@
           <w:color w:val="2B2B2B"/>
           <w:sz w:val="22"/>
         </w:rPr>
-        <w:t xml:space="preserve"> → preguntar quiénes, cuántos, cuándo y con qué instrumento; el documento sitúa esa validación como recomendación futura, no como algo hecho (pp. 74-75).</w:t>
+        <w:t xml:space="preserve"> → es la pregunta 3, y hay que hacerla bien: </w:t>
+      </w:r>
+      <w:r>
+        <w:rPr>
+          <w:rFonts w:ascii="Calibri" w:hAnsi="Calibri"/>
+          <w:b/>
+          <w:color w:val="2B2B2B"/>
+          <w:sz w:val="22"/>
+        </w:rPr>
+        <w:t>tienen respaldo textual</w:t>
+      </w:r>
+      <w:r>
+        <w:rPr>
+          <w:rFonts w:ascii="Calibri" w:hAnsi="Calibri"/>
+          <w:b w:val="0"/>
+          <w:color w:val="2B2B2B"/>
+          <w:sz w:val="22"/>
+        </w:rPr>
+        <w:t>, porque la p. 66 afirma en pasado que los instrumentos «fueron sometidos a un proceso de validación técnica interna mediante revisión por juicio de expertos» de Operación del Sistema, Gestión de Activos y Analítica de Datos de CENS, y que «se realizó una prueba piloto de integración». La p. 75 sí sitúa la validación con usuarios técnicos como recomendación futura, y la p. 12 dice que no hubo acceso a los sistemas productivos: el filo está en la contradicción, no en negar que el documento lo diga. Ir por quiénes, cuántos, cuándo y con qué instrumento.</w:t>
       </w:r>
     </w:p>
     <w:p>
@@ -2442,7 +4582,7 @@
           <w:color w:val="2B2B2B"/>
           <w:sz w:val="22"/>
         </w:rPr>
-        <w:t xml:space="preserve"> → cerrar con la pregunta del desbalance (18 % contra 1,13 %): es la que mejor discrimina dominio técnico real.</w:t>
+        <w:t xml:space="preserve"> → cerrar con la reserva de las 20 variables: la p. 100 dice que el XGBoost final usó 20 predictoras, la Tabla 9 documenta 7 y la Figura 13 muestra 15. Que enumeren las 20 o digan en qué página están.</w:t>
       </w:r>
     </w:p>
     <w:p>
@@ -2456,7 +4596,7 @@
           <w:color w:val="007433"/>
           <w:sz w:val="32"/>
         </w:rPr>
-        <w:t>7. Umbrales de nota (escala 0,1–5,0, cuatro criterios del jurado)</w:t>
+        <w:t>8. Umbrales de nota (escala 0,1–5,0, cuatro criterios del jurado)</w:t>
       </w:r>
     </w:p>
     <w:p>
@@ -2756,7 +4896,807 @@
           <w:color w:val="007433"/>
           <w:sz w:val="32"/>
         </w:rPr>
-        <w:t>8. Observaciones administrativas (no académicas)</w:t>
+        <w:t>8.1 Formulario oficial del jurado — 5 criterios en escala 1–5</w:t>
+      </w:r>
+    </w:p>
+    <w:p>
+      <w:pPr>
+        <w:ind w:left="432"/>
+        <w:shd w:val="clear" w:fill="E8F5EC"/>
+      </w:pPr>
+      <w:r>
+        <w:rPr>
+          <w:rFonts w:ascii="Calibri" w:hAnsi="Calibri"/>
+          <w:b/>
+          <w:i/>
+          <w:color w:val="2B2B2B"/>
+          <w:sz w:val="21"/>
+        </w:rPr>
+        <w:t>Instrumento distinto de los cuatro criterios de arriba.</w:t>
+      </w:r>
+      <w:r>
+        <w:rPr>
+          <w:rFonts w:ascii="Calibri" w:hAnsi="Calibri"/>
+          <w:b w:val="0"/>
+          <w:i/>
+          <w:color w:val="2B2B2B"/>
+          <w:sz w:val="21"/>
+        </w:rPr>
+        <w:t xml:space="preserve"> Son las cinco preguntas del formulario que la Dirección le pide al jurado, cada una con opciones </w:t>
+      </w:r>
+      <w:r>
+        <w:rPr>
+          <w:rFonts w:ascii="Calibri" w:hAnsi="Calibri"/>
+          <w:b/>
+          <w:i/>
+          <w:color w:val="2B2B2B"/>
+          <w:sz w:val="21"/>
+        </w:rPr>
+        <w:t>1 2 3 4 5</w:t>
+      </w:r>
+      <w:r>
+        <w:rPr>
+          <w:rFonts w:ascii="Calibri" w:hAnsi="Calibri"/>
+          <w:b w:val="0"/>
+          <w:i/>
+          <w:color w:val="2B2B2B"/>
+          <w:sz w:val="21"/>
+        </w:rPr>
+        <w:t xml:space="preserve">. </w:t>
+      </w:r>
+      <w:r>
+        <w:rPr>
+          <w:rFonts w:ascii="Calibri" w:hAnsi="Calibri"/>
+          <w:b/>
+          <w:i/>
+          <w:color w:val="2B2B2B"/>
+          <w:sz w:val="21"/>
+        </w:rPr>
+        <w:t>Ninguna califica la sustentación oral:</w:t>
+      </w:r>
+      <w:r>
+        <w:rPr>
+          <w:rFonts w:ascii="Calibri" w:hAnsi="Calibri"/>
+          <w:b w:val="0"/>
+          <w:i/>
+          <w:color w:val="2B2B2B"/>
+          <w:sz w:val="21"/>
+        </w:rPr>
+        <w:t xml:space="preserve"> las cinco se responden con el documento, así que van precargadas con la página que las sostiene y en sala solo se confirman.</w:t>
+      </w:r>
+    </w:p>
+    <w:p>
+      <w:pPr>
+        <w:ind w:left="432"/>
+        <w:shd w:val="clear" w:fill="E8F5EC"/>
+      </w:pPr>
+    </w:p>
+    <w:p>
+      <w:pPr>
+        <w:ind w:left="432"/>
+        <w:shd w:val="clear" w:fill="E8F5EC"/>
+      </w:pPr>
+      <w:r>
+        <w:rPr>
+          <w:rFonts w:ascii="Calibri" w:hAnsi="Calibri"/>
+          <w:b w:val="0"/>
+          <w:i/>
+          <w:color w:val="2B2B2B"/>
+          <w:sz w:val="21"/>
+        </w:rPr>
+        <w:t xml:space="preserve">Lectura de la escala, fijada de antemano: </w:t>
+      </w:r>
+      <w:r>
+        <w:rPr>
+          <w:rFonts w:ascii="Calibri" w:hAnsi="Calibri"/>
+          <w:b/>
+          <w:i/>
+          <w:color w:val="2B2B2B"/>
+          <w:sz w:val="21"/>
+        </w:rPr>
+        <w:t>5</w:t>
+      </w:r>
+      <w:r>
+        <w:rPr>
+          <w:rFonts w:ascii="Calibri" w:hAnsi="Calibri"/>
+          <w:b w:val="0"/>
+          <w:i/>
+          <w:color w:val="2B2B2B"/>
+          <w:sz w:val="21"/>
+        </w:rPr>
+        <w:t xml:space="preserve"> sobresaliente, sin reparos de fondo · </w:t>
+      </w:r>
+      <w:r>
+        <w:rPr>
+          <w:rFonts w:ascii="Calibri" w:hAnsi="Calibri"/>
+          <w:b/>
+          <w:i/>
+          <w:color w:val="2B2B2B"/>
+          <w:sz w:val="21"/>
+        </w:rPr>
+        <w:t>4</w:t>
+      </w:r>
+      <w:r>
+        <w:rPr>
+          <w:rFonts w:ascii="Calibri" w:hAnsi="Calibri"/>
+          <w:b w:val="0"/>
+          <w:i/>
+          <w:color w:val="2B2B2B"/>
+          <w:sz w:val="21"/>
+        </w:rPr>
+        <w:t xml:space="preserve"> sólido, con reparos menores y declarados · </w:t>
+      </w:r>
+      <w:r>
+        <w:rPr>
+          <w:rFonts w:ascii="Calibri" w:hAnsi="Calibri"/>
+          <w:b/>
+          <w:i/>
+          <w:color w:val="2B2B2B"/>
+          <w:sz w:val="21"/>
+        </w:rPr>
+        <w:t>3</w:t>
+      </w:r>
+      <w:r>
+        <w:rPr>
+          <w:rFonts w:ascii="Calibri" w:hAnsi="Calibri"/>
+          <w:b w:val="0"/>
+          <w:i/>
+          <w:color w:val="2B2B2B"/>
+          <w:sz w:val="21"/>
+        </w:rPr>
+        <w:t xml:space="preserve"> aceptable, con un reparo de fondo que el documento no resuelve · </w:t>
+      </w:r>
+      <w:r>
+        <w:rPr>
+          <w:rFonts w:ascii="Calibri" w:hAnsi="Calibri"/>
+          <w:b/>
+          <w:i/>
+          <w:color w:val="2B2B2B"/>
+          <w:sz w:val="21"/>
+        </w:rPr>
+        <w:t>2</w:t>
+      </w:r>
+      <w:r>
+        <w:rPr>
+          <w:rFonts w:ascii="Calibri" w:hAnsi="Calibri"/>
+          <w:b w:val="0"/>
+          <w:i/>
+          <w:color w:val="2B2B2B"/>
+          <w:sz w:val="21"/>
+        </w:rPr>
+        <w:t xml:space="preserve"> deficiente: hay material, pero se contradice o no sostiene lo que afirma · </w:t>
+      </w:r>
+      <w:r>
+        <w:rPr>
+          <w:rFonts w:ascii="Calibri" w:hAnsi="Calibri"/>
+          <w:b/>
+          <w:i/>
+          <w:color w:val="2B2B2B"/>
+          <w:sz w:val="21"/>
+        </w:rPr>
+        <w:t>1</w:t>
+      </w:r>
+      <w:r>
+        <w:rPr>
+          <w:rFonts w:ascii="Calibri" w:hAnsi="Calibri"/>
+          <w:b w:val="0"/>
+          <w:i/>
+          <w:color w:val="2B2B2B"/>
+          <w:sz w:val="21"/>
+        </w:rPr>
+        <w:t xml:space="preserve"> sin base verificable en el documento.</w:t>
+      </w:r>
+    </w:p>
+    <w:p>
+      <w:pPr>
+        <w:ind w:left="432"/>
+        <w:shd w:val="clear" w:fill="E8F5EC"/>
+      </w:pPr>
+    </w:p>
+    <w:p>
+      <w:pPr>
+        <w:ind w:left="432"/>
+        <w:shd w:val="clear" w:fill="E8F5EC"/>
+      </w:pPr>
+      <w:r>
+        <w:rPr>
+          <w:rFonts w:ascii="Calibri" w:hAnsi="Calibri"/>
+          <w:b w:val="0"/>
+          <w:i/>
+          <w:color w:val="2B2B2B"/>
+          <w:sz w:val="21"/>
+        </w:rPr>
+        <w:t xml:space="preserve">⚠️ </w:t>
+      </w:r>
+      <w:r>
+        <w:rPr>
+          <w:rFonts w:ascii="Calibri" w:hAnsi="Calibri"/>
+          <w:b/>
+          <w:i/>
+          <w:color w:val="2B2B2B"/>
+          <w:sz w:val="21"/>
+        </w:rPr>
+        <w:t>Este 1–5 no es la nota del acta.</w:t>
+      </w:r>
+      <w:r>
+        <w:rPr>
+          <w:rFonts w:ascii="Calibri" w:hAnsi="Calibri"/>
+          <w:b w:val="0"/>
+          <w:i/>
+          <w:color w:val="2B2B2B"/>
+          <w:sz w:val="21"/>
+        </w:rPr>
+        <w:t xml:space="preserve"> La nota que se reporta sale de los cuatro criterios y de los umbrales de esta §8. La casilla del formulario la marca el jurado humano; esto es una propuesta con página.</w:t>
+      </w:r>
+    </w:p>
+    <w:p>
+      <w:r>
+        <w:rPr>
+          <w:rFonts w:ascii="Calibri" w:hAnsi="Calibri"/>
+          <w:b/>
+          <w:color w:val="2B2B2B"/>
+          <w:sz w:val="22"/>
+        </w:rPr>
+        <w:t>1. Planteamiento de la problemática y formulación de objetivos</w:t>
+      </w:r>
+      <w:r>
+        <w:rPr>
+          <w:rFonts w:ascii="Calibri" w:hAnsi="Calibri"/>
+          <w:b w:val="0"/>
+          <w:color w:val="2B2B2B"/>
+          <w:sz w:val="22"/>
+        </w:rPr>
+        <w:t xml:space="preserve"> — propuesto </w:t>
+      </w:r>
+      <w:r>
+        <w:rPr>
+          <w:rFonts w:ascii="Calibri" w:hAnsi="Calibri"/>
+          <w:b/>
+          <w:color w:val="2B2B2B"/>
+          <w:sz w:val="22"/>
+        </w:rPr>
+        <w:t>4</w:t>
+      </w:r>
+      <w:r>
+        <w:rPr>
+          <w:rFonts w:ascii="Calibri" w:hAnsi="Calibri"/>
+          <w:b w:val="0"/>
+          <w:color w:val="2B2B2B"/>
+          <w:sz w:val="22"/>
+        </w:rPr>
+        <w:t xml:space="preserve"> / 5</w:t>
+      </w:r>
+    </w:p>
+    <w:p>
+      <w:pPr>
+        <w:ind w:left="432"/>
+        <w:shd w:val="clear" w:fill="E8F5EC"/>
+      </w:pPr>
+      <w:r>
+        <w:rPr>
+          <w:rFonts w:ascii="Calibri" w:hAnsi="Calibri"/>
+          <w:b w:val="0"/>
+          <w:i/>
+          <w:color w:val="2B2B2B"/>
+          <w:sz w:val="21"/>
+        </w:rPr>
+        <w:t>Claridad, pertinencia y delimitación del problema de investigación, así como la coherencia y precisión de los objetivos propuestos, verificando su alineación con el propósito del estudio y su viabilidad investigativa.</w:t>
+      </w:r>
+    </w:p>
+    <w:p>
+      <w:r>
+        <w:rPr>
+          <w:rFonts w:ascii="Calibri" w:hAnsi="Calibri"/>
+          <w:b w:val="0"/>
+          <w:color w:val="2B2B2B"/>
+          <w:sz w:val="22"/>
+        </w:rPr>
+        <w:t xml:space="preserve">Problema técnicamente pertinente y bien delimitado, y algo que casi nadie hace: </w:t>
+      </w:r>
+      <w:r>
+        <w:rPr>
+          <w:rFonts w:ascii="Calibri" w:hAnsi="Calibri"/>
+          <w:b/>
+          <w:color w:val="2B2B2B"/>
+          <w:sz w:val="22"/>
+        </w:rPr>
+        <w:t>fijan sus propias metas antes de medir</w:t>
+      </w:r>
+      <w:r>
+        <w:rPr>
+          <w:rFonts w:ascii="Calibri" w:hAnsi="Calibri"/>
+          <w:b w:val="0"/>
+          <w:color w:val="2B2B2B"/>
+          <w:sz w:val="22"/>
+        </w:rPr>
+        <w:t xml:space="preserve"> —AUC &gt; 0,75 y recall ≥ 70 % (p. 28)—, que es lo que hace falsable el trabajo. Baja de 5 porque la hipótesis 1 (la de ablación) no se contrasta en ninguna página, y porque la declaración de originalidad dice «Especialización en Analítica de Datos» (p. 16).</w:t>
+      </w:r>
+    </w:p>
+    <w:p>
+      <w:r>
+        <w:rPr>
+          <w:rFonts w:ascii="Calibri" w:hAnsi="Calibri"/>
+          <w:b/>
+          <w:color w:val="2B2B2B"/>
+          <w:sz w:val="22"/>
+        </w:rPr>
+        <w:t>2. Marco teórico y referentes conceptuales</w:t>
+      </w:r>
+      <w:r>
+        <w:rPr>
+          <w:rFonts w:ascii="Calibri" w:hAnsi="Calibri"/>
+          <w:b w:val="0"/>
+          <w:color w:val="2B2B2B"/>
+          <w:sz w:val="22"/>
+        </w:rPr>
+        <w:t xml:space="preserve"> — propuesto </w:t>
+      </w:r>
+      <w:r>
+        <w:rPr>
+          <w:rFonts w:ascii="Calibri" w:hAnsi="Calibri"/>
+          <w:b/>
+          <w:color w:val="2B2B2B"/>
+          <w:sz w:val="22"/>
+        </w:rPr>
+        <w:t>3</w:t>
+      </w:r>
+      <w:r>
+        <w:rPr>
+          <w:rFonts w:ascii="Calibri" w:hAnsi="Calibri"/>
+          <w:b w:val="0"/>
+          <w:color w:val="2B2B2B"/>
+          <w:sz w:val="22"/>
+        </w:rPr>
+        <w:t xml:space="preserve"> / 5</w:t>
+      </w:r>
+    </w:p>
+    <w:p>
+      <w:pPr>
+        <w:ind w:left="432"/>
+        <w:shd w:val="clear" w:fill="E8F5EC"/>
+      </w:pPr>
+      <w:r>
+        <w:rPr>
+          <w:rFonts w:ascii="Calibri" w:hAnsi="Calibri"/>
+          <w:b w:val="0"/>
+          <w:i/>
+          <w:color w:val="2B2B2B"/>
+          <w:sz w:val="21"/>
+        </w:rPr>
+        <w:t>Solidez del sustento teórico del proyecto, la pertinencia y actualidad de las fuentes consultadas, y la capacidad de articular conceptos, enfoques y antecedentes que fundamenten adecuadamente la investigación.</w:t>
+      </w:r>
+    </w:p>
+    <w:p>
+      <w:r>
+        <w:rPr>
+          <w:rFonts w:ascii="Calibri" w:hAnsi="Calibri"/>
+          <w:b w:val="0"/>
+          <w:color w:val="2B2B2B"/>
+          <w:sz w:val="22"/>
+        </w:rPr>
+        <w:t xml:space="preserve">El encuadre de dominio es correcto (SAIDI, SAIFI, ENS) y el trabajo demuestra entender el problema de fuga de información. Se queda en 3 porque CRISP-DM, que estructura el discurso de las diapositivas, </w:t>
+      </w:r>
+      <w:r>
+        <w:rPr>
+          <w:rFonts w:ascii="Calibri" w:hAnsi="Calibri"/>
+          <w:b/>
+          <w:color w:val="2B2B2B"/>
+          <w:sz w:val="22"/>
+        </w:rPr>
+        <w:t>no aparece en el documento</w:t>
+      </w:r>
+      <w:r>
+        <w:rPr>
+          <w:rFonts w:ascii="Calibri" w:hAnsi="Calibri"/>
+          <w:b w:val="0"/>
+          <w:color w:val="2B2B2B"/>
+          <w:sz w:val="22"/>
+        </w:rPr>
+        <w:t>, y porque no hay referente que respalde la matriz multicriterio con la que se elige el modelo.</w:t>
+      </w:r>
+    </w:p>
+    <w:p>
+      <w:r>
+        <w:rPr>
+          <w:rFonts w:ascii="Calibri" w:hAnsi="Calibri"/>
+          <w:b/>
+          <w:color w:val="2B2B2B"/>
+          <w:sz w:val="22"/>
+        </w:rPr>
+        <w:t>3. Metodología, muestra y coherencia del diseño</w:t>
+      </w:r>
+      <w:r>
+        <w:rPr>
+          <w:rFonts w:ascii="Calibri" w:hAnsi="Calibri"/>
+          <w:b w:val="0"/>
+          <w:color w:val="2B2B2B"/>
+          <w:sz w:val="22"/>
+        </w:rPr>
+        <w:t xml:space="preserve"> — propuesto </w:t>
+      </w:r>
+      <w:r>
+        <w:rPr>
+          <w:rFonts w:ascii="Calibri" w:hAnsi="Calibri"/>
+          <w:b/>
+          <w:color w:val="2B2B2B"/>
+          <w:sz w:val="22"/>
+        </w:rPr>
+        <w:t>3</w:t>
+      </w:r>
+      <w:r>
+        <w:rPr>
+          <w:rFonts w:ascii="Calibri" w:hAnsi="Calibri"/>
+          <w:b w:val="0"/>
+          <w:color w:val="2B2B2B"/>
+          <w:sz w:val="22"/>
+        </w:rPr>
+        <w:t xml:space="preserve"> / 5</w:t>
+      </w:r>
+    </w:p>
+    <w:p>
+      <w:pPr>
+        <w:ind w:left="432"/>
+        <w:shd w:val="clear" w:fill="E8F5EC"/>
+      </w:pPr>
+      <w:r>
+        <w:rPr>
+          <w:rFonts w:ascii="Calibri" w:hAnsi="Calibri"/>
+          <w:b w:val="0"/>
+          <w:i/>
+          <w:color w:val="2B2B2B"/>
+          <w:sz w:val="21"/>
+        </w:rPr>
+        <w:t>Correspondencia entre el enfoque metodológico, el tipo de estudio, las técnicas e instrumentos de recolección de información y la definición de la muestra, garantizando la coherencia interna del diseño investigativo.</w:t>
+      </w:r>
+    </w:p>
+    <w:p>
+      <w:r>
+        <w:rPr>
+          <w:rFonts w:ascii="Calibri" w:hAnsi="Calibri"/>
+          <w:b w:val="0"/>
+          <w:color w:val="2B2B2B"/>
+          <w:sz w:val="22"/>
+        </w:rPr>
+        <w:t xml:space="preserve">Contiene la mejor decisión metodológica del cohorte en términos de aprendizaje automático: el </w:t>
+      </w:r>
+      <w:r>
+        <w:rPr>
+          <w:rFonts w:ascii="Calibri" w:hAnsi="Calibri"/>
+          <w:b/>
+          <w:color w:val="2B2B2B"/>
+          <w:sz w:val="22"/>
+        </w:rPr>
+        <w:t>panel activo-semana</w:t>
+      </w:r>
+      <w:r>
+        <w:rPr>
+          <w:rFonts w:ascii="Calibri" w:hAnsi="Calibri"/>
+          <w:b w:val="0"/>
+          <w:color w:val="2B2B2B"/>
+          <w:sz w:val="22"/>
+        </w:rPr>
+        <w:t xml:space="preserve"> para construir la clase negativa (pp. 48, 95) y la </w:t>
+      </w:r>
+      <w:r>
+        <w:rPr>
+          <w:rFonts w:ascii="Calibri" w:hAnsi="Calibri"/>
+          <w:b/>
+          <w:color w:val="2B2B2B"/>
+          <w:sz w:val="22"/>
+        </w:rPr>
+        <w:t>exclusión explícita por fuga</w:t>
+      </w:r>
+      <w:r>
+        <w:rPr>
+          <w:rFonts w:ascii="Calibri" w:hAnsi="Calibri"/>
+          <w:b w:val="0"/>
+          <w:color w:val="2B2B2B"/>
+          <w:sz w:val="22"/>
+        </w:rPr>
+        <w:t xml:space="preserve"> de duración, usuarios, ENS, SAIDI y SAIFI (pp. 49, 96), con partición temporal 6.409.824 / 1.003.200. Lo que impide más de 3 es el material sobre el que corre: </w:t>
+      </w:r>
+      <w:r>
+        <w:rPr>
+          <w:rFonts w:ascii="Calibri" w:hAnsi="Calibri"/>
+          <w:b/>
+          <w:color w:val="2B2B2B"/>
+          <w:sz w:val="22"/>
+        </w:rPr>
+        <w:t>todo el análisis usa un conjunto sintético</w:t>
+      </w:r>
+      <w:r>
+        <w:rPr>
+          <w:rFonts w:ascii="Calibri" w:hAnsi="Calibri"/>
+          <w:b w:val="0"/>
+          <w:color w:val="2B2B2B"/>
+          <w:sz w:val="22"/>
+        </w:rPr>
+        <w:t xml:space="preserve"> (pp. 12, 14, 112) mientras las pp. 45 y 52 hablan de «datos históricos reales» y «datos oficiales corporativos», y las diapositivas 7 y 10 declaran 87.500 eventos históricos y 600.000 usuarios de CENS sin el matiz. Añádase el desbalance reportado como 18 % (p. 49) frente al 1,13 % que sale de los propios conteos, y los pesos de la matriz de 11 criterios sin publicar.</w:t>
+      </w:r>
+    </w:p>
+    <w:p>
+      <w:r>
+        <w:rPr>
+          <w:rFonts w:ascii="Calibri" w:hAnsi="Calibri"/>
+          <w:b/>
+          <w:color w:val="2B2B2B"/>
+          <w:sz w:val="22"/>
+        </w:rPr>
+        <w:t>4. Resultados y conclusiones</w:t>
+      </w:r>
+      <w:r>
+        <w:rPr>
+          <w:rFonts w:ascii="Calibri" w:hAnsi="Calibri"/>
+          <w:b w:val="0"/>
+          <w:color w:val="2B2B2B"/>
+          <w:sz w:val="22"/>
+        </w:rPr>
+        <w:t xml:space="preserve"> — propuesto </w:t>
+      </w:r>
+      <w:r>
+        <w:rPr>
+          <w:rFonts w:ascii="Calibri" w:hAnsi="Calibri"/>
+          <w:b/>
+          <w:color w:val="2B2B2B"/>
+          <w:sz w:val="22"/>
+        </w:rPr>
+        <w:t>3</w:t>
+      </w:r>
+      <w:r>
+        <w:rPr>
+          <w:rFonts w:ascii="Calibri" w:hAnsi="Calibri"/>
+          <w:b w:val="0"/>
+          <w:color w:val="2B2B2B"/>
+          <w:sz w:val="22"/>
+        </w:rPr>
+        <w:t xml:space="preserve"> / 5</w:t>
+      </w:r>
+    </w:p>
+    <w:p>
+      <w:pPr>
+        <w:ind w:left="432"/>
+        <w:shd w:val="clear" w:fill="E8F5EC"/>
+      </w:pPr>
+      <w:r>
+        <w:rPr>
+          <w:rFonts w:ascii="Calibri" w:hAnsi="Calibri"/>
+          <w:b w:val="0"/>
+          <w:i/>
+          <w:color w:val="2B2B2B"/>
+          <w:sz w:val="21"/>
+        </w:rPr>
+        <w:t>Calidad en la presentación, interpretación y análisis de los resultados obtenidos, así como la consistencia y pertinencia de las conclusiones en relación con los objetivos, la problemática y el marco teórico del estudio.</w:t>
+      </w:r>
+    </w:p>
+    <w:p>
+      <w:r>
+        <w:rPr>
+          <w:rFonts w:ascii="Calibri" w:hAnsi="Calibri"/>
+          <w:b w:val="0"/>
+          <w:color w:val="2B2B2B"/>
+          <w:sz w:val="22"/>
+        </w:rPr>
+        <w:t xml:space="preserve">La comparación de modelos está bien ejecutada y las métricas se reportan sin maquillaje: ROC-AUC 0,594 / 0,605 / 0,616, PR-AUC máximo 0,053, recall máximo 0,297, con SHAP sobre 5.000 registros. Pero </w:t>
+      </w:r>
+      <w:r>
+        <w:rPr>
+          <w:rFonts w:ascii="Calibri" w:hAnsi="Calibri"/>
+          <w:b/>
+          <w:color w:val="2B2B2B"/>
+          <w:sz w:val="22"/>
+        </w:rPr>
+        <w:t>las metas propias de la p. 28 no se alcanzan y las conclusiones no las confrontan</w:t>
+      </w:r>
+      <w:r>
+        <w:rPr>
+          <w:rFonts w:ascii="Calibri" w:hAnsi="Calibri"/>
+          <w:b w:val="0"/>
+          <w:color w:val="2B2B2B"/>
+          <w:sz w:val="22"/>
+        </w:rPr>
+        <w:t xml:space="preserve"> (p. 97): un trabajo que se fija un umbral y luego no lo menciona pierde justo lo que había ganado. Los umbrales de decisión distintos por modelo (0,60 / 0,57 / 0,05) hacen precisión y F1 no comparables entre sí, y del prototipo Streamlit declarado tres veces (pp. 71, 112, diap. 13) no hay ni una captura entre las 16 figuras.</w:t>
+      </w:r>
+    </w:p>
+    <w:p>
+      <w:r>
+        <w:rPr>
+          <w:rFonts w:ascii="Calibri" w:hAnsi="Calibri"/>
+          <w:b/>
+          <w:color w:val="2B2B2B"/>
+          <w:sz w:val="22"/>
+        </w:rPr>
+        <w:t>5. Pertinencia disciplinar y articulación con la especialización</w:t>
+      </w:r>
+      <w:r>
+        <w:rPr>
+          <w:rFonts w:ascii="Calibri" w:hAnsi="Calibri"/>
+          <w:b w:val="0"/>
+          <w:color w:val="2B2B2B"/>
+          <w:sz w:val="22"/>
+        </w:rPr>
+        <w:t xml:space="preserve"> — propuesto </w:t>
+      </w:r>
+      <w:r>
+        <w:rPr>
+          <w:rFonts w:ascii="Calibri" w:hAnsi="Calibri"/>
+          <w:b/>
+          <w:color w:val="2B2B2B"/>
+          <w:sz w:val="22"/>
+        </w:rPr>
+        <w:t>4</w:t>
+      </w:r>
+      <w:r>
+        <w:rPr>
+          <w:rFonts w:ascii="Calibri" w:hAnsi="Calibri"/>
+          <w:b w:val="0"/>
+          <w:color w:val="2B2B2B"/>
+          <w:sz w:val="22"/>
+        </w:rPr>
+        <w:t xml:space="preserve"> / 5</w:t>
+      </w:r>
+    </w:p>
+    <w:p>
+      <w:pPr>
+        <w:ind w:left="432"/>
+        <w:shd w:val="clear" w:fill="E8F5EC"/>
+      </w:pPr>
+      <w:r>
+        <w:rPr>
+          <w:rFonts w:ascii="Calibri" w:hAnsi="Calibri"/>
+          <w:b w:val="0"/>
+          <w:i/>
+          <w:color w:val="2B2B2B"/>
+          <w:sz w:val="21"/>
+        </w:rPr>
+        <w:t>Grado de alineación del proyecto con el campo disciplinar y los énfasis de la especialización cursada, así como su aporte potencial al desarrollo académico, profesional o investigativo del área.</w:t>
+      </w:r>
+    </w:p>
+    <w:p>
+      <w:r>
+        <w:rPr>
+          <w:rFonts w:ascii="Calibri" w:hAnsi="Calibri"/>
+          <w:b w:val="0"/>
+          <w:color w:val="2B2B2B"/>
+          <w:sz w:val="22"/>
+        </w:rPr>
+        <w:t>Analítica predictiva sobre la integración SCADA-OMS-GIS de una distribuidora eléctrica: el dominio es exigente y el aporte potencial es claro si se corre sobre datos reales. No llega a 5 porque sin acceso a los sistemas productivos el aporte se queda en el método, y porque la propia declaración de originalidad ubica el trabajo en otro programa (p. 16).</w:t>
+      </w:r>
+    </w:p>
+    <w:p>
+      <w:r>
+        <w:rPr>
+          <w:rFonts w:ascii="Calibri" w:hAnsi="Calibri"/>
+          <w:b/>
+          <w:color w:val="2B2B2B"/>
+          <w:sz w:val="22"/>
+        </w:rPr>
+        <w:t>Suma propuesta: 17 / 25.</w:t>
+      </w:r>
+    </w:p>
+    <w:p>
+      <w:r>
+        <w:rPr>
+          <w:rFonts w:ascii="Calibri" w:hAnsi="Calibri"/>
+          <w:b/>
+          <w:color w:val="2B2B2B"/>
+          <w:sz w:val="22"/>
+        </w:rPr>
+        <w:t>Qué subiría una casilla en sala:</w:t>
+      </w:r>
+      <w:r>
+        <w:rPr>
+          <w:rFonts w:ascii="Calibri" w:hAnsi="Calibri"/>
+          <w:b w:val="0"/>
+          <w:color w:val="2B2B2B"/>
+          <w:sz w:val="22"/>
+        </w:rPr>
+        <w:t xml:space="preserve"> El </w:t>
+      </w:r>
+      <w:r>
+        <w:rPr>
+          <w:rFonts w:ascii="Calibri" w:hAnsi="Calibri"/>
+          <w:b/>
+          <w:color w:val="2B2B2B"/>
+          <w:sz w:val="22"/>
+        </w:rPr>
+        <w:t>criterio 4 pasa a 4</w:t>
+      </w:r>
+      <w:r>
+        <w:rPr>
+          <w:rFonts w:ascii="Calibri" w:hAnsi="Calibri"/>
+          <w:b w:val="0"/>
+          <w:color w:val="2B2B2B"/>
+          <w:sz w:val="22"/>
+        </w:rPr>
+        <w:t xml:space="preserve"> si ellos mismos ponen sobre la mesa la distancia entre el AUC 0,616 y la meta de 0,75 y hacen una lectura técnica de por qué (pregunta prioritaria 2). El </w:t>
+      </w:r>
+      <w:r>
+        <w:rPr>
+          <w:rFonts w:ascii="Calibri" w:hAnsi="Calibri"/>
+          <w:b/>
+          <w:color w:val="2B2B2B"/>
+          <w:sz w:val="22"/>
+        </w:rPr>
+        <w:t>criterio 3 pasa a 4</w:t>
+      </w:r>
+      <w:r>
+        <w:rPr>
+          <w:rFonts w:ascii="Calibri" w:hAnsi="Calibri"/>
+          <w:b w:val="0"/>
+          <w:color w:val="2B2B2B"/>
+          <w:sz w:val="22"/>
+        </w:rPr>
+        <w:t xml:space="preserve"> si explican cómo generaron el conjunto sintético y qué de lo que concluyen sigue en pie sabiendo que los patrones los pusieron ellos (pregunta 1) — mejor todavía si lo aclaran de entrada, sin que nadie lo pregunte.</w:t>
+      </w:r>
+    </w:p>
+    <w:p>
+      <w:r>
+        <w:rPr>
+          <w:rFonts w:ascii="Calibri" w:hAnsi="Calibri"/>
+          <w:b/>
+          <w:color w:val="2B2B2B"/>
+          <w:sz w:val="22"/>
+        </w:rPr>
+        <w:t>Qué la bajaría:</w:t>
+      </w:r>
+      <w:r>
+        <w:rPr>
+          <w:rFonts w:ascii="Calibri" w:hAnsi="Calibri"/>
+          <w:b w:val="0"/>
+          <w:color w:val="2B2B2B"/>
+          <w:sz w:val="22"/>
+        </w:rPr>
+        <w:t xml:space="preserve"> El </w:t>
+      </w:r>
+      <w:r>
+        <w:rPr>
+          <w:rFonts w:ascii="Calibri" w:hAnsi="Calibri"/>
+          <w:b/>
+          <w:color w:val="2B2B2B"/>
+          <w:sz w:val="22"/>
+        </w:rPr>
+        <w:t>criterio 3 baja a 2</w:t>
+      </w:r>
+      <w:r>
+        <w:rPr>
+          <w:rFonts w:ascii="Calibri" w:hAnsi="Calibri"/>
+          <w:b w:val="0"/>
+          <w:color w:val="2B2B2B"/>
+          <w:sz w:val="22"/>
+        </w:rPr>
+        <w:t xml:space="preserve"> si sostienen en sala los 87.500 eventos históricos y los 600.000 usuarios de CENS como datos reales. El </w:t>
+      </w:r>
+      <w:r>
+        <w:rPr>
+          <w:rFonts w:ascii="Calibri" w:hAnsi="Calibri"/>
+          <w:b/>
+          <w:color w:val="2B2B2B"/>
+          <w:sz w:val="22"/>
+        </w:rPr>
+        <w:t>criterio 4 baja a 2</w:t>
+      </w:r>
+      <w:r>
+        <w:rPr>
+          <w:rFonts w:ascii="Calibri" w:hAnsi="Calibri"/>
+          <w:b w:val="0"/>
+          <w:color w:val="2B2B2B"/>
+          <w:sz w:val="22"/>
+        </w:rPr>
+        <w:t xml:space="preserve"> si presentan el 0,616 como resultado satisfactorio o describen el tablero Streamlit sin poder decir si corre hoy (pregunta 3).</w:t>
+      </w:r>
+    </w:p>
+    <w:p>
+      <w:pPr>
+        <w:spacing w:before="200" w:after="60"/>
+      </w:pPr>
+      <w:r>
+        <w:rPr>
+          <w:rFonts w:ascii="Calibri" w:hAnsi="Calibri"/>
+          <w:b/>
+          <w:color w:val="007433"/>
+          <w:sz w:val="32"/>
+        </w:rPr>
+        <w:t>9. Observaciones administrativas (no académicas)</w:t>
       </w:r>
     </w:p>
     <w:p>
@@ -2793,7 +5733,7 @@
           <w:color w:val="2B2B2B"/>
           <w:sz w:val="22"/>
         </w:rPr>
-        <w:t>Correos institucionales del cronograma verificados</w:t>
+        <w:t>Nombres del cronograma verificados</w:t>
       </w:r>
       <w:r>
         <w:rPr>
@@ -2802,7 +5742,25 @@
           <w:color w:val="2B2B2B"/>
           <w:sz w:val="22"/>
         </w:rPr>
-        <w:t xml:space="preserve"> contra la portada y la diapositiva 1: los dos nombres coinciden (Edward Alexis Orduz Rodríguez y Ángel David Ortiz Rivera). Sin novedad.</w:t>
+        <w:t xml:space="preserve"> contra la portada (p. 1) y la diapositiva 1: los dos coinciden (Edward Alexis Orduz Rodríguez y Ángel David Ortiz Rivera). Sin novedad. Precisión: los correos institucionales </w:t>
+      </w:r>
+      <w:r>
+        <w:rPr>
+          <w:rFonts w:ascii="Calibri" w:hAnsi="Calibri"/>
+          <w:b/>
+          <w:color w:val="2B2B2B"/>
+          <w:sz w:val="22"/>
+        </w:rPr>
+        <w:t>no aparecen</w:t>
+      </w:r>
+      <w:r>
+        <w:rPr>
+          <w:rFonts w:ascii="Calibri" w:hAnsi="Calibri"/>
+          <w:b w:val="0"/>
+          <w:color w:val="2B2B2B"/>
+          <w:sz w:val="22"/>
+        </w:rPr>
+        <w:t xml:space="preserve"> ni en la portada ni en la diapositiva 1, así que ese cotejo no puede hacerse contra estos dos documentos.</w:t>
       </w:r>
     </w:p>
     <w:p>
@@ -2866,7 +5824,25 @@
           <w:color w:val="2B2B2B"/>
           <w:sz w:val="22"/>
         </w:rPr>
-        <w:t xml:space="preserve"> (pp. 16-17), consistente con el periodo. Las declaraciones aparecen sin firma manuscrita ni digital, solo con la línea y el nombre.</w:t>
+        <w:t xml:space="preserve"> (pp. 16-17), consistente con el periodo. </w:t>
+      </w:r>
+      <w:r>
+        <w:rPr>
+          <w:rFonts w:ascii="Calibri" w:hAnsi="Calibri"/>
+          <w:b/>
+          <w:color w:val="2B2B2B"/>
+          <w:sz w:val="22"/>
+        </w:rPr>
+        <w:t>Y las declaraciones sí están firmadas:</w:t>
+      </w:r>
+      <w:r>
+        <w:rPr>
+          <w:rFonts w:ascii="Calibri" w:hAnsi="Calibri"/>
+          <w:b w:val="0"/>
+          <w:color w:val="2B2B2B"/>
+          <w:sz w:val="22"/>
+        </w:rPr>
+        <w:t xml:space="preserve"> las pp. 16 y 17 traen cada una dos imágenes de firma manuscrita escaneada (los mismos dos archivos en ambas páginas); abiertas, son rúbricas a mano y en una se lee «Angel D. Ortiz». El texto extraído no las muestra porque son imágenes, no texto: no hay observación administrativa que hacer por este punto.</w:t>
       </w:r>
     </w:p>
     <w:p>
@@ -2889,7 +5865,58 @@
           <w:color w:val="2B2B2B"/>
           <w:sz w:val="22"/>
         </w:rPr>
-        <w:t xml:space="preserve"> en la carpeta del grupo ni en el documento (buscado en Preliminares, pp. 16-17, y en el texto completo). Vale plantearlo al director del programa </w:t>
+        <w:t xml:space="preserve"> en la carpeta del grupo ni en el documento (la carpeta </w:t>
+      </w:r>
+      <w:r>
+        <w:rPr>
+          <w:rFonts w:ascii="Consolas" w:hAnsi="Consolas"/>
+          <w:color w:val="111111"/>
+          <w:sz w:val="21"/>
+        </w:rPr>
+        <w:t>26ET2-G-005</w:t>
+      </w:r>
+      <w:r>
+        <w:rPr>
+          <w:rFonts w:ascii="Calibri" w:hAnsi="Calibri"/>
+          <w:b w:val="0"/>
+          <w:color w:val="2B2B2B"/>
+          <w:sz w:val="22"/>
+        </w:rPr>
+        <w:t xml:space="preserve"> contiene exactamente dos archivos, </w:t>
+      </w:r>
+      <w:r>
+        <w:rPr>
+          <w:rFonts w:ascii="Consolas" w:hAnsi="Consolas"/>
+          <w:color w:val="111111"/>
+          <w:sz w:val="21"/>
+        </w:rPr>
+        <w:t>Proyecto final.pdf</w:t>
+      </w:r>
+      <w:r>
+        <w:rPr>
+          <w:rFonts w:ascii="Calibri" w:hAnsi="Calibri"/>
+          <w:b w:val="0"/>
+          <w:color w:val="2B2B2B"/>
+          <w:sz w:val="22"/>
+        </w:rPr>
+        <w:t xml:space="preserve"> y </w:t>
+      </w:r>
+      <w:r>
+        <w:rPr>
+          <w:rFonts w:ascii="Consolas" w:hAnsi="Consolas"/>
+          <w:color w:val="111111"/>
+          <w:sz w:val="21"/>
+        </w:rPr>
+        <w:t>Sustentación proyecto de grado.pdf</w:t>
+      </w:r>
+      <w:r>
+        <w:rPr>
+          <w:rFonts w:ascii="Calibri" w:hAnsi="Calibri"/>
+          <w:b w:val="0"/>
+          <w:color w:val="2B2B2B"/>
+          <w:sz w:val="22"/>
+        </w:rPr>
+        <w:t xml:space="preserve">; buscado además en Preliminares, pp. 16-17, y en el texto completo). Vale plantearlo al director del programa </w:t>
       </w:r>
       <w:r>
         <w:rPr>
